--- a/高二上同步/高二上选修1/选修1第2章直线与圆的方程/专题2.5 点、线间的对称关系（原卷版）.docx
+++ b/高二上同步/高二上选修1/选修1第2章直线与圆的方程/专题2.5 点、线间的对称关系（原卷版）.docx
@@ -32,15 +32,15 @@
           <wp:anchor distT="0" distB="0" distL="114300" distR="114300" simplePos="0" relativeHeight="251659264" behindDoc="0" locked="0" layoutInCell="1" allowOverlap="1">
             <wp:simplePos x="0" y="0"/>
             <wp:positionH relativeFrom="page">
-              <wp:posOffset>12534900</wp:posOffset>
+              <wp:posOffset>12649200</wp:posOffset>
             </wp:positionH>
             <wp:positionV relativeFrom="topMargin">
-              <wp:posOffset>10909300</wp:posOffset>
+              <wp:posOffset>11912600</wp:posOffset>
             </wp:positionV>
-            <wp:extent cx="266700" cy="355600"/>
-            <wp:effectExtent l="0" t="0" r="12700" b="0"/>
+            <wp:extent cx="342900" cy="419100"/>
+            <wp:effectExtent l="0" t="0" r="12700" b="12700"/>
             <wp:wrapNone/>
-            <wp:docPr id="100029" name="图片 100029"/>
+            <wp:docPr id="100036" name="图片 100036"/>
             <wp:cNvGraphicFramePr>
               <a:graphicFrameLocks xmlns:a="http://schemas.openxmlformats.org/drawingml/2006/main" noChangeAspect="1"/>
             </wp:cNvGraphicFramePr>
@@ -48,7 +48,7 @@
               <a:graphicData uri="http://schemas.openxmlformats.org/drawingml/2006/picture">
                 <pic:pic xmlns:pic="http://schemas.openxmlformats.org/drawingml/2006/picture">
                   <pic:nvPicPr>
-                    <pic:cNvPr id="100029" name="图片 100029"/>
+                    <pic:cNvPr id="100036" name="图片 100036"/>
                     <pic:cNvPicPr>
                       <a:picLocks noChangeAspect="1"/>
                     </pic:cNvPicPr>
@@ -62,7 +62,7 @@
                   <pic:spPr>
                     <a:xfrm>
                       <a:off x="0" y="0"/>
-                      <a:ext cx="266700" cy="355600"/>
+                      <a:ext cx="342900" cy="419100"/>
                     </a:xfrm>
                     <a:prstGeom prst="rect">
                       <a:avLst/>
@@ -74,36 +74,36 @@
           </wp:anchor>
         </w:drawing>
       </w:r>
-      <w:bookmarkStart w:id="0" w:name="_Toc4125"/>
-      <w:bookmarkStart w:id="1" w:name="_Toc31918"/>
-      <w:bookmarkStart w:id="2" w:name="_Toc489"/>
-      <w:bookmarkStart w:id="3" w:name="_Toc29525"/>
-      <w:bookmarkStart w:id="4" w:name="_Toc7524"/>
-      <w:bookmarkStart w:id="5" w:name="_Toc25843"/>
-      <w:bookmarkStart w:id="6" w:name="_Toc30186"/>
-      <w:bookmarkStart w:id="7" w:name="_Toc3867"/>
-      <w:bookmarkStart w:id="8" w:name="_Toc18768"/>
-      <w:bookmarkStart w:id="9" w:name="_Toc7844"/>
-      <w:bookmarkStart w:id="10" w:name="_Toc14464"/>
-      <w:bookmarkStart w:id="11" w:name="_Toc19800"/>
-      <w:bookmarkStart w:id="12" w:name="_Toc4953"/>
-      <w:bookmarkStart w:id="13" w:name="_Toc30807"/>
-      <w:bookmarkStart w:id="14" w:name="_Toc5739"/>
-      <w:bookmarkStart w:id="15" w:name="_Toc26788"/>
-      <w:bookmarkStart w:id="16" w:name="_Toc8736"/>
-      <w:bookmarkStart w:id="17" w:name="_Toc3697"/>
-      <w:bookmarkStart w:id="18" w:name="_Toc17848"/>
-      <w:bookmarkStart w:id="19" w:name="_Toc10016"/>
-      <w:bookmarkStart w:id="20" w:name="_Toc15670"/>
-      <w:bookmarkStart w:id="21" w:name="_Toc28284"/>
-      <w:bookmarkStart w:id="22" w:name="_Toc20007"/>
-      <w:bookmarkStart w:id="23" w:name="_Toc16425"/>
-      <w:bookmarkStart w:id="24" w:name="_Toc11840"/>
-      <w:bookmarkStart w:id="25" w:name="_Toc17914"/>
-      <w:bookmarkStart w:id="26" w:name="_Toc2778"/>
-      <w:bookmarkStart w:id="27" w:name="_Toc10978"/>
-      <w:bookmarkStart w:id="28" w:name="_Toc21193"/>
-      <w:bookmarkStart w:id="29" w:name="_Toc28589"/>
+      <w:bookmarkStart w:id="0" w:name="_Toc14464"/>
+      <w:bookmarkStart w:id="1" w:name="_Toc10978"/>
+      <w:bookmarkStart w:id="2" w:name="_Toc4953"/>
+      <w:bookmarkStart w:id="3" w:name="_Toc26788"/>
+      <w:bookmarkStart w:id="4" w:name="_Toc8736"/>
+      <w:bookmarkStart w:id="5" w:name="_Toc20007"/>
+      <w:bookmarkStart w:id="6" w:name="_Toc25843"/>
+      <w:bookmarkStart w:id="7" w:name="_Toc17848"/>
+      <w:bookmarkStart w:id="8" w:name="_Toc19800"/>
+      <w:bookmarkStart w:id="9" w:name="_Toc30807"/>
+      <w:bookmarkStart w:id="10" w:name="_Toc3867"/>
+      <w:bookmarkStart w:id="11" w:name="_Toc29525"/>
+      <w:bookmarkStart w:id="12" w:name="_Toc28284"/>
+      <w:bookmarkStart w:id="13" w:name="_Toc28589"/>
+      <w:bookmarkStart w:id="14" w:name="_Toc3697"/>
+      <w:bookmarkStart w:id="15" w:name="_Toc30186"/>
+      <w:bookmarkStart w:id="16" w:name="_Toc21193"/>
+      <w:bookmarkStart w:id="17" w:name="_Toc489"/>
+      <w:bookmarkStart w:id="18" w:name="_Toc15670"/>
+      <w:bookmarkStart w:id="19" w:name="_Toc7524"/>
+      <w:bookmarkStart w:id="20" w:name="_Toc31918"/>
+      <w:bookmarkStart w:id="21" w:name="_Toc2778"/>
+      <w:bookmarkStart w:id="22" w:name="_Toc11840"/>
+      <w:bookmarkStart w:id="23" w:name="_Toc4125"/>
+      <w:bookmarkStart w:id="24" w:name="_Toc17914"/>
+      <w:bookmarkStart w:id="25" w:name="_Toc16425"/>
+      <w:bookmarkStart w:id="26" w:name="_Toc7844"/>
+      <w:bookmarkStart w:id="27" w:name="_Toc18768"/>
+      <w:bookmarkStart w:id="28" w:name="_Toc5739"/>
+      <w:bookmarkStart w:id="29" w:name="_Toc10016"/>
       <w:bookmarkStart w:id="30" w:name="_Toc14775"/>
       <w:r>
         <w:rPr>
@@ -142,21 +142,7 @@
           <w:rFonts w:hint="default" w:ascii="Times New Roman" w:hAnsi="Times New Roman" w:cs="Times New Roman"/>
           <w:lang w:val="en-US" w:eastAsia="zh-CN"/>
         </w:rPr>
-        <w:t>点、线间的对称关系【</w:t>
-      </w:r>
-      <w:r>
-        <w:rPr>
-          <w:rFonts w:hint="eastAsia" w:ascii="Times New Roman" w:hAnsi="Times New Roman" w:cs="Times New Roman"/>
-          <w:lang w:val="en-US" w:eastAsia="zh-CN"/>
-        </w:rPr>
-        <w:t>七</w:t>
-      </w:r>
-      <w:r>
-        <w:rPr>
-          <w:rFonts w:hint="default" w:ascii="Times New Roman" w:hAnsi="Times New Roman" w:cs="Times New Roman"/>
-          <w:lang w:val="en-US" w:eastAsia="zh-CN"/>
-        </w:rPr>
-        <w:t>大题型】</w:t>
+        <w:t>点、线间的对称关系</w:t>
       </w:r>
       <w:bookmarkEnd w:id="0"/>
       <w:bookmarkEnd w:id="1"/>
@@ -189,8 +175,12 @@
       <w:bookmarkEnd w:id="28"/>
       <w:bookmarkEnd w:id="29"/>
     </w:p>
-    <w:p>
-      <w:pPr>
+    <w:bookmarkEnd w:id="30"/>
+    <w:p>
+      <w:pPr>
+        <w:pStyle w:val="2"/>
+        <w:keepNext/>
+        <w:keepLines/>
         <w:pageBreakBefore w:val="0"/>
         <w:widowControl w:val="0"/>
         <w:shd w:val="clear" w:color="auto" w:fill="auto"/>
@@ -203,1258 +193,28 @@
         <w:bidi w:val="0"/>
         <w:adjustRightInd/>
         <w:snapToGrid/>
-        <w:jc w:val="center"/>
+        <w:spacing w:before="0" w:after="0" w:line="360" w:lineRule="auto"/>
         <w:textAlignment w:val="auto"/>
         <w:rPr>
-          <w:rFonts w:hint="default" w:ascii="Times New Roman" w:hAnsi="Times New Roman" w:eastAsia="宋体" w:cs="Times New Roman"/>
-          <w:bCs/>
-          <w:kern w:val="2"/>
-          <w:sz w:val="21"/>
-          <w:szCs w:val="22"/>
-          <w:lang w:val="en-US" w:eastAsia="zh-CN" w:bidi="ar-SA"/>
-        </w:rPr>
-      </w:pPr>
-      <w:bookmarkStart w:id="31" w:name="_Toc7944"/>
-      <w:r>
-        <w:rPr>
-          <w:rFonts w:hint="default" w:ascii="Times New Roman" w:hAnsi="Times New Roman" w:cs="Times New Roman" w:eastAsiaTheme="minorEastAsia"/>
+          <w:rFonts w:hint="default" w:ascii="Times New Roman" w:hAnsi="Times New Roman" w:eastAsia="楷体" w:cs="Times New Roman"/>
           <w:b/>
           <w:bCs/>
-          <w:lang w:eastAsia="zh-CN"/>
-        </w:rPr>
-        <w:t>【</w:t>
-      </w:r>
-      <w:r>
-        <w:rPr>
-          <w:rFonts w:hint="default" w:ascii="Times New Roman" w:hAnsi="Times New Roman" w:cs="Times New Roman"/>
-          <w:b/>
-          <w:bCs/>
-          <w:lang w:val="en-US" w:eastAsia="zh-CN"/>
-        </w:rPr>
-        <w:t>人教</w:t>
-      </w:r>
-      <w:r>
-        <w:rPr>
-          <w:rFonts w:hint="eastAsia" w:ascii="Times New Roman" w:hAnsi="Times New Roman" w:cs="Times New Roman"/>
-          <w:b/>
-          <w:bCs/>
-          <w:lang w:val="en-US" w:eastAsia="zh-CN"/>
-        </w:rPr>
-        <w:t>A</w:t>
-      </w:r>
-      <w:r>
-        <w:rPr>
-          <w:rFonts w:hint="default" w:ascii="Times New Roman" w:hAnsi="Times New Roman" w:cs="Times New Roman" w:eastAsiaTheme="minorEastAsia"/>
-          <w:b/>
-          <w:bCs/>
-          <w:lang w:val="en-US" w:eastAsia="zh-CN"/>
-        </w:rPr>
-        <w:t>版</w:t>
-      </w:r>
-      <w:r>
-        <w:rPr>
-          <w:rFonts w:hint="eastAsia" w:ascii="Times New Roman" w:hAnsi="Times New Roman" w:cs="Times New Roman"/>
-          <w:b/>
-          <w:bCs/>
-          <w:lang w:val="en-US" w:eastAsia="zh-CN"/>
-        </w:rPr>
-        <w:t>（2019）</w:t>
-      </w:r>
-      <w:r>
-        <w:rPr>
-          <w:rFonts w:hint="default" w:ascii="Times New Roman" w:hAnsi="Times New Roman" w:cs="Times New Roman" w:eastAsiaTheme="minorEastAsia"/>
-          <w:b/>
-          <w:bCs/>
-          <w:lang w:eastAsia="zh-CN"/>
-        </w:rPr>
-        <w:t>】</w:t>
-      </w:r>
-      <w:bookmarkEnd w:id="30"/>
-      <w:bookmarkEnd w:id="31"/>
-    </w:p>
-    <w:p>
-      <w:pPr>
-        <w:pageBreakBefore w:val="0"/>
-        <w:widowControl w:val="0"/>
-        <w:shd w:val="clear" w:color="auto" w:fill="auto"/>
-        <w:kinsoku/>
-        <w:wordWrap/>
-        <w:overflowPunct/>
-        <w:topLinePunct/>
-        <w:autoSpaceDE/>
-        <w:autoSpaceDN/>
-        <w:bidi w:val="0"/>
-        <w:adjustRightInd/>
-        <w:snapToGrid/>
-        <w:spacing w:line="360" w:lineRule="auto"/>
-        <w:textAlignment w:val="auto"/>
-        <w:rPr>
-          <w:rFonts w:hint="default" w:ascii="Times New Roman" w:hAnsi="Times New Roman" w:eastAsia="宋体" w:cs="Times New Roman"/>
-          <w:bCs/>
-          <w:kern w:val="2"/>
-          <w:sz w:val="21"/>
-          <w:szCs w:val="22"/>
-          <w:lang w:val="en-US" w:eastAsia="zh-CN" w:bidi="ar-SA"/>
-        </w:rPr>
-      </w:pPr>
-      <w:r>
-        <w:drawing>
-          <wp:inline distT="0" distB="0" distL="114300" distR="114300">
-            <wp:extent cx="6198870" cy="317500"/>
-            <wp:effectExtent l="0" t="0" r="11430" b="0"/>
-            <wp:docPr id="2" name="图片 1"/>
-            <wp:cNvGraphicFramePr>
-              <a:graphicFrameLocks xmlns:a="http://schemas.openxmlformats.org/drawingml/2006/main" noChangeAspect="1"/>
-            </wp:cNvGraphicFramePr>
-            <a:graphic xmlns:a="http://schemas.openxmlformats.org/drawingml/2006/main">
-              <a:graphicData uri="http://schemas.openxmlformats.org/drawingml/2006/picture">
-                <pic:pic xmlns:pic="http://schemas.openxmlformats.org/drawingml/2006/picture">
-                  <pic:nvPicPr>
-                    <pic:cNvPr id="2" name="图片 1"/>
-                    <pic:cNvPicPr>
-                      <a:picLocks noChangeAspect="1"/>
-                    </pic:cNvPicPr>
-                  </pic:nvPicPr>
-                  <pic:blipFill>
-                    <a:blip r:embed="rId7"/>
-                    <a:stretch>
-                      <a:fillRect/>
-                    </a:stretch>
-                  </pic:blipFill>
-                  <pic:spPr>
-                    <a:xfrm>
-                      <a:off x="0" y="0"/>
-                      <a:ext cx="6198870" cy="317500"/>
-                    </a:xfrm>
-                    <a:prstGeom prst="rect">
-                      <a:avLst/>
-                    </a:prstGeom>
-                    <a:noFill/>
-                    <a:ln>
-                      <a:noFill/>
-                    </a:ln>
-                  </pic:spPr>
-                </pic:pic>
-              </a:graphicData>
-            </a:graphic>
-          </wp:inline>
-        </w:drawing>
-      </w:r>
-    </w:p>
-    <w:sdt>
-      <w:sdtPr>
-        <w:rPr>
-          <w:rFonts w:hint="default" w:ascii="Times New Roman" w:hAnsi="Times New Roman" w:eastAsia="宋体" w:cs="Times New Roman"/>
-          <w:kern w:val="2"/>
-          <w:sz w:val="21"/>
-          <w:szCs w:val="22"/>
-          <w:lang w:val="en-US" w:eastAsia="zh-CN" w:bidi="ar-SA"/>
-        </w:rPr>
-        <w:id w:val="147477784"/>
-        <w15:color w:val="DBDBDB"/>
-        <w:docPartObj>
-          <w:docPartGallery w:val="Table of Contents"/>
-          <w:docPartUnique/>
-        </w:docPartObj>
-      </w:sdtPr>
-      <w:sdtEndPr>
-        <w:rPr>
-          <w:rFonts w:hint="default" w:ascii="Times New Roman" w:hAnsi="Times New Roman" w:eastAsia="宋体" w:cs="Times New Roman"/>
-          <w:kern w:val="2"/>
-          <w:sz w:val="21"/>
-          <w:szCs w:val="22"/>
-          <w:lang w:val="en-US" w:eastAsia="zh-CN" w:bidi="ar-SA"/>
-        </w:rPr>
-      </w:sdtEndPr>
-      <w:sdtContent>
-        <w:p>
-          <w:pPr>
-            <w:pageBreakBefore w:val="0"/>
-            <w:shd w:val="clear" w:color="auto" w:fill="auto"/>
-            <w:kinsoku/>
-            <w:wordWrap/>
-            <w:overflowPunct/>
-            <w:topLinePunct/>
-            <w:autoSpaceDE/>
-            <w:autoSpaceDN/>
-            <w:bidi w:val="0"/>
-            <w:adjustRightInd/>
-            <w:spacing w:before="0" w:beforeLines="0" w:after="0" w:afterLines="0" w:line="240" w:lineRule="auto"/>
-            <w:ind w:left="0" w:leftChars="0" w:right="0" w:rightChars="0" w:firstLine="0" w:firstLineChars="0"/>
-            <w:jc w:val="both"/>
-            <w:textAlignment w:val="auto"/>
-            <w:rPr>
-              <w:rFonts w:hint="default" w:ascii="Times New Roman" w:hAnsi="Times New Roman" w:cs="Times New Roman" w:eastAsiaTheme="minorEastAsia"/>
-              <w:kern w:val="2"/>
-              <w:sz w:val="21"/>
-              <w:szCs w:val="22"/>
-              <w:lang w:val="en-US" w:eastAsia="zh-CN" w:bidi="ar-SA"/>
-            </w:rPr>
-          </w:pPr>
-          <w:r>
-            <w:rPr>
-              <w:rFonts w:hint="default" w:ascii="Times New Roman" w:hAnsi="Times New Roman" w:cs="Times New Roman"/>
-            </w:rPr>
-            <w:fldChar w:fldCharType="begin"/>
-          </w:r>
-          <w:r>
-            <w:rPr>
-              <w:rFonts w:hint="default" w:ascii="Times New Roman" w:hAnsi="Times New Roman" w:cs="Times New Roman"/>
-            </w:rPr>
-            <w:instrText xml:space="preserve">TOC \o "1-3" \h \u </w:instrText>
-          </w:r>
-          <w:r>
-            <w:rPr>
-              <w:rFonts w:hint="default" w:ascii="Times New Roman" w:hAnsi="Times New Roman" w:cs="Times New Roman"/>
-            </w:rPr>
-            <w:fldChar w:fldCharType="separate"/>
-          </w:r>
-        </w:p>
-        <w:p>
-          <w:pPr>
-            <w:pStyle w:val="15"/>
-            <w:shd w:val="clear" w:color="auto" w:fill="auto"/>
-            <w:tabs>
-              <w:tab w:val="right" w:leader="dot" w:pos="9752"/>
-            </w:tabs>
-            <w:rPr>
-              <w:rFonts w:hint="default" w:ascii="Times New Roman" w:hAnsi="Times New Roman" w:cs="Times New Roman" w:eastAsiaTheme="minorEastAsia"/>
-              <w:kern w:val="2"/>
-              <w:sz w:val="21"/>
-              <w:szCs w:val="22"/>
-              <w:lang w:val="en-US" w:eastAsia="zh-CN" w:bidi="ar-SA"/>
-            </w:rPr>
-          </w:pPr>
-          <w:r>
-            <w:fldChar w:fldCharType="begin"/>
-          </w:r>
-          <w:r>
-            <w:instrText xml:space="preserve"> HYPERLINK \l "_Toc11549" </w:instrText>
-          </w:r>
-          <w:r>
-            <w:fldChar w:fldCharType="separate"/>
-          </w:r>
-          <w:r>
-            <w:rPr>
-              <w:rFonts w:hint="default" w:ascii="Times New Roman" w:hAnsi="Times New Roman" w:cs="Times New Roman" w:eastAsiaTheme="minorEastAsia"/>
-              <w:kern w:val="2"/>
-              <w:sz w:val="21"/>
-              <w:szCs w:val="22"/>
-              <w:lang w:val="en-US" w:eastAsia="zh-CN" w:bidi="ar-SA"/>
-            </w:rPr>
-            <w:t>【题型1  点关于点的对称</w:t>
-          </w:r>
-          <w:r>
-            <w:rPr>
-              <w:rFonts w:hint="eastAsia" w:ascii="Times New Roman" w:hAnsi="Times New Roman" w:cs="Times New Roman" w:eastAsiaTheme="minorEastAsia"/>
-              <w:kern w:val="2"/>
-              <w:sz w:val="21"/>
-              <w:szCs w:val="22"/>
-              <w:lang w:val="en-US" w:eastAsia="zh-CN" w:bidi="ar-SA"/>
-            </w:rPr>
-            <w:t>问题</w:t>
-          </w:r>
-          <w:r>
-            <w:rPr>
-              <w:rFonts w:hint="default" w:ascii="Times New Roman" w:hAnsi="Times New Roman" w:cs="Times New Roman" w:eastAsiaTheme="minorEastAsia"/>
-              <w:kern w:val="2"/>
-              <w:sz w:val="21"/>
-              <w:szCs w:val="22"/>
-              <w:lang w:val="en-US" w:eastAsia="zh-CN" w:bidi="ar-SA"/>
-            </w:rPr>
-            <w:t>】</w:t>
-          </w:r>
-          <w:r>
-            <w:rPr>
-              <w:rFonts w:hint="default" w:ascii="Times New Roman" w:hAnsi="Times New Roman" w:cs="Times New Roman" w:eastAsiaTheme="minorEastAsia"/>
-              <w:kern w:val="2"/>
-              <w:sz w:val="21"/>
-              <w:szCs w:val="22"/>
-              <w:lang w:val="en-US" w:eastAsia="zh-CN" w:bidi="ar-SA"/>
-            </w:rPr>
-            <w:tab/>
-          </w:r>
-          <w:r>
-            <w:rPr>
-              <w:rFonts w:hint="default" w:ascii="Times New Roman" w:hAnsi="Times New Roman" w:cs="Times New Roman" w:eastAsiaTheme="minorEastAsia"/>
-              <w:kern w:val="2"/>
-              <w:sz w:val="21"/>
-              <w:szCs w:val="22"/>
-              <w:lang w:val="en-US" w:eastAsia="zh-CN" w:bidi="ar-SA"/>
-            </w:rPr>
-            <w:fldChar w:fldCharType="begin"/>
-          </w:r>
-          <w:r>
-            <w:rPr>
-              <w:rFonts w:hint="default" w:ascii="Times New Roman" w:hAnsi="Times New Roman" w:cs="Times New Roman" w:eastAsiaTheme="minorEastAsia"/>
-              <w:kern w:val="2"/>
-              <w:sz w:val="21"/>
-              <w:szCs w:val="22"/>
-              <w:lang w:val="en-US" w:eastAsia="zh-CN" w:bidi="ar-SA"/>
-            </w:rPr>
-            <w:instrText xml:space="preserve"> PAGEREF _Toc11549 \h </w:instrText>
-          </w:r>
-          <w:r>
-            <w:rPr>
-              <w:rFonts w:hint="default" w:ascii="Times New Roman" w:hAnsi="Times New Roman" w:cs="Times New Roman" w:eastAsiaTheme="minorEastAsia"/>
-              <w:kern w:val="2"/>
-              <w:sz w:val="21"/>
-              <w:szCs w:val="22"/>
-              <w:lang w:val="en-US" w:eastAsia="zh-CN" w:bidi="ar-SA"/>
-            </w:rPr>
-            <w:fldChar w:fldCharType="separate"/>
-          </w:r>
-          <w:r>
-            <w:rPr>
-              <w:rFonts w:hint="default" w:ascii="Times New Roman" w:hAnsi="Times New Roman" w:cs="Times New Roman" w:eastAsiaTheme="minorEastAsia"/>
-              <w:kern w:val="2"/>
-              <w:sz w:val="21"/>
-              <w:szCs w:val="22"/>
-              <w:lang w:val="en-US" w:eastAsia="zh-CN" w:bidi="ar-SA"/>
-            </w:rPr>
-            <w:t>1</w:t>
-          </w:r>
-          <w:r>
-            <w:rPr>
-              <w:rFonts w:hint="default" w:ascii="Times New Roman" w:hAnsi="Times New Roman" w:cs="Times New Roman" w:eastAsiaTheme="minorEastAsia"/>
-              <w:kern w:val="2"/>
-              <w:sz w:val="21"/>
-              <w:szCs w:val="22"/>
-              <w:lang w:val="en-US" w:eastAsia="zh-CN" w:bidi="ar-SA"/>
-            </w:rPr>
-            <w:fldChar w:fldCharType="end"/>
-          </w:r>
-          <w:r>
-            <w:rPr>
-              <w:rFonts w:hint="default" w:ascii="Times New Roman" w:hAnsi="Times New Roman" w:cs="Times New Roman" w:eastAsiaTheme="minorEastAsia"/>
-              <w:kern w:val="2"/>
-              <w:sz w:val="21"/>
-              <w:szCs w:val="22"/>
-              <w:lang w:val="en-US" w:eastAsia="zh-CN" w:bidi="ar-SA"/>
-            </w:rPr>
-            <w:fldChar w:fldCharType="end"/>
-          </w:r>
-        </w:p>
-        <w:p>
-          <w:pPr>
-            <w:pStyle w:val="15"/>
-            <w:shd w:val="clear" w:color="auto" w:fill="auto"/>
-            <w:tabs>
-              <w:tab w:val="right" w:leader="dot" w:pos="9752"/>
-            </w:tabs>
-            <w:rPr>
-              <w:rFonts w:hint="default" w:ascii="Times New Roman" w:hAnsi="Times New Roman" w:cs="Times New Roman" w:eastAsiaTheme="minorEastAsia"/>
-              <w:kern w:val="2"/>
-              <w:sz w:val="21"/>
-              <w:szCs w:val="22"/>
-              <w:lang w:val="en-US" w:eastAsia="zh-CN" w:bidi="ar-SA"/>
-            </w:rPr>
-          </w:pPr>
-          <w:r>
-            <w:fldChar w:fldCharType="begin"/>
-          </w:r>
-          <w:r>
-            <w:instrText xml:space="preserve"> HYPERLINK \l "_Toc7979" </w:instrText>
-          </w:r>
-          <w:r>
-            <w:fldChar w:fldCharType="separate"/>
-          </w:r>
-          <w:r>
-            <w:rPr>
-              <w:rFonts w:hint="default" w:ascii="Times New Roman" w:hAnsi="Times New Roman" w:cs="Times New Roman" w:eastAsiaTheme="minorEastAsia"/>
-              <w:kern w:val="2"/>
-              <w:sz w:val="21"/>
-              <w:szCs w:val="22"/>
-              <w:lang w:val="en-US" w:eastAsia="zh-CN" w:bidi="ar-SA"/>
-            </w:rPr>
-            <w:t>【题型2  直线关于点的对称问题】</w:t>
-          </w:r>
-          <w:r>
-            <w:rPr>
-              <w:rFonts w:hint="default" w:ascii="Times New Roman" w:hAnsi="Times New Roman" w:cs="Times New Roman" w:eastAsiaTheme="minorEastAsia"/>
-              <w:kern w:val="2"/>
-              <w:sz w:val="21"/>
-              <w:szCs w:val="22"/>
-              <w:lang w:val="en-US" w:eastAsia="zh-CN" w:bidi="ar-SA"/>
-            </w:rPr>
-            <w:tab/>
-          </w:r>
-          <w:r>
-            <w:rPr>
-              <w:rFonts w:hint="default" w:ascii="Times New Roman" w:hAnsi="Times New Roman" w:cs="Times New Roman" w:eastAsiaTheme="minorEastAsia"/>
-              <w:kern w:val="2"/>
-              <w:sz w:val="21"/>
-              <w:szCs w:val="22"/>
-              <w:lang w:val="en-US" w:eastAsia="zh-CN" w:bidi="ar-SA"/>
-            </w:rPr>
-            <w:fldChar w:fldCharType="begin"/>
-          </w:r>
-          <w:r>
-            <w:rPr>
-              <w:rFonts w:hint="default" w:ascii="Times New Roman" w:hAnsi="Times New Roman" w:cs="Times New Roman" w:eastAsiaTheme="minorEastAsia"/>
-              <w:kern w:val="2"/>
-              <w:sz w:val="21"/>
-              <w:szCs w:val="22"/>
-              <w:lang w:val="en-US" w:eastAsia="zh-CN" w:bidi="ar-SA"/>
-            </w:rPr>
-            <w:instrText xml:space="preserve"> PAGEREF _Toc7979 \h </w:instrText>
-          </w:r>
-          <w:r>
-            <w:rPr>
-              <w:rFonts w:hint="default" w:ascii="Times New Roman" w:hAnsi="Times New Roman" w:cs="Times New Roman" w:eastAsiaTheme="minorEastAsia"/>
-              <w:kern w:val="2"/>
-              <w:sz w:val="21"/>
-              <w:szCs w:val="22"/>
-              <w:lang w:val="en-US" w:eastAsia="zh-CN" w:bidi="ar-SA"/>
-            </w:rPr>
-            <w:fldChar w:fldCharType="separate"/>
-          </w:r>
-          <w:r>
-            <w:rPr>
-              <w:rFonts w:hint="default" w:ascii="Times New Roman" w:hAnsi="Times New Roman" w:cs="Times New Roman" w:eastAsiaTheme="minorEastAsia"/>
-              <w:kern w:val="2"/>
-              <w:sz w:val="21"/>
-              <w:szCs w:val="22"/>
-              <w:lang w:val="en-US" w:eastAsia="zh-CN" w:bidi="ar-SA"/>
-            </w:rPr>
-            <w:t>2</w:t>
-          </w:r>
-          <w:r>
-            <w:rPr>
-              <w:rFonts w:hint="default" w:ascii="Times New Roman" w:hAnsi="Times New Roman" w:cs="Times New Roman" w:eastAsiaTheme="minorEastAsia"/>
-              <w:kern w:val="2"/>
-              <w:sz w:val="21"/>
-              <w:szCs w:val="22"/>
-              <w:lang w:val="en-US" w:eastAsia="zh-CN" w:bidi="ar-SA"/>
-            </w:rPr>
-            <w:fldChar w:fldCharType="end"/>
-          </w:r>
-          <w:r>
-            <w:rPr>
-              <w:rFonts w:hint="default" w:ascii="Times New Roman" w:hAnsi="Times New Roman" w:cs="Times New Roman" w:eastAsiaTheme="minorEastAsia"/>
-              <w:kern w:val="2"/>
-              <w:sz w:val="21"/>
-              <w:szCs w:val="22"/>
-              <w:lang w:val="en-US" w:eastAsia="zh-CN" w:bidi="ar-SA"/>
-            </w:rPr>
-            <w:fldChar w:fldCharType="end"/>
-          </w:r>
-        </w:p>
-        <w:p>
-          <w:pPr>
-            <w:pStyle w:val="15"/>
-            <w:shd w:val="clear" w:color="auto" w:fill="auto"/>
-            <w:tabs>
-              <w:tab w:val="right" w:leader="dot" w:pos="9752"/>
-            </w:tabs>
-            <w:rPr>
-              <w:rFonts w:hint="default" w:ascii="Times New Roman" w:hAnsi="Times New Roman" w:cs="Times New Roman" w:eastAsiaTheme="minorEastAsia"/>
-              <w:kern w:val="2"/>
-              <w:sz w:val="21"/>
-              <w:szCs w:val="22"/>
-              <w:lang w:val="en-US" w:eastAsia="zh-CN" w:bidi="ar-SA"/>
-            </w:rPr>
-          </w:pPr>
-          <w:r>
-            <w:fldChar w:fldCharType="begin"/>
-          </w:r>
-          <w:r>
-            <w:instrText xml:space="preserve"> HYPERLINK \l "_Toc20563" </w:instrText>
-          </w:r>
-          <w:r>
-            <w:fldChar w:fldCharType="separate"/>
-          </w:r>
-          <w:r>
-            <w:rPr>
-              <w:rFonts w:hint="default" w:ascii="Times New Roman" w:hAnsi="Times New Roman" w:cs="Times New Roman" w:eastAsiaTheme="minorEastAsia"/>
-              <w:kern w:val="2"/>
-              <w:sz w:val="21"/>
-              <w:szCs w:val="22"/>
-              <w:lang w:val="en-US" w:eastAsia="zh-CN" w:bidi="ar-SA"/>
-            </w:rPr>
-            <w:t>【题型3  求点关于直线的对称点】</w:t>
-          </w:r>
-          <w:r>
-            <w:rPr>
-              <w:rFonts w:hint="default" w:ascii="Times New Roman" w:hAnsi="Times New Roman" w:cs="Times New Roman" w:eastAsiaTheme="minorEastAsia"/>
-              <w:kern w:val="2"/>
-              <w:sz w:val="21"/>
-              <w:szCs w:val="22"/>
-              <w:lang w:val="en-US" w:eastAsia="zh-CN" w:bidi="ar-SA"/>
-            </w:rPr>
-            <w:tab/>
-          </w:r>
-          <w:r>
-            <w:rPr>
-              <w:rFonts w:hint="default" w:ascii="Times New Roman" w:hAnsi="Times New Roman" w:cs="Times New Roman" w:eastAsiaTheme="minorEastAsia"/>
-              <w:kern w:val="2"/>
-              <w:sz w:val="21"/>
-              <w:szCs w:val="22"/>
-              <w:lang w:val="en-US" w:eastAsia="zh-CN" w:bidi="ar-SA"/>
-            </w:rPr>
-            <w:fldChar w:fldCharType="begin"/>
-          </w:r>
-          <w:r>
-            <w:rPr>
-              <w:rFonts w:hint="default" w:ascii="Times New Roman" w:hAnsi="Times New Roman" w:cs="Times New Roman" w:eastAsiaTheme="minorEastAsia"/>
-              <w:kern w:val="2"/>
-              <w:sz w:val="21"/>
-              <w:szCs w:val="22"/>
-              <w:lang w:val="en-US" w:eastAsia="zh-CN" w:bidi="ar-SA"/>
-            </w:rPr>
-            <w:instrText xml:space="preserve"> PAGEREF _Toc20563 \h </w:instrText>
-          </w:r>
-          <w:r>
-            <w:rPr>
-              <w:rFonts w:hint="default" w:ascii="Times New Roman" w:hAnsi="Times New Roman" w:cs="Times New Roman" w:eastAsiaTheme="minorEastAsia"/>
-              <w:kern w:val="2"/>
-              <w:sz w:val="21"/>
-              <w:szCs w:val="22"/>
-              <w:lang w:val="en-US" w:eastAsia="zh-CN" w:bidi="ar-SA"/>
-            </w:rPr>
-            <w:fldChar w:fldCharType="separate"/>
-          </w:r>
-          <w:r>
-            <w:rPr>
-              <w:rFonts w:hint="default" w:ascii="Times New Roman" w:hAnsi="Times New Roman" w:cs="Times New Roman" w:eastAsiaTheme="minorEastAsia"/>
-              <w:kern w:val="2"/>
-              <w:sz w:val="21"/>
-              <w:szCs w:val="22"/>
-              <w:lang w:val="en-US" w:eastAsia="zh-CN" w:bidi="ar-SA"/>
-            </w:rPr>
-            <w:t>3</w:t>
-          </w:r>
-          <w:r>
-            <w:rPr>
-              <w:rFonts w:hint="default" w:ascii="Times New Roman" w:hAnsi="Times New Roman" w:cs="Times New Roman" w:eastAsiaTheme="minorEastAsia"/>
-              <w:kern w:val="2"/>
-              <w:sz w:val="21"/>
-              <w:szCs w:val="22"/>
-              <w:lang w:val="en-US" w:eastAsia="zh-CN" w:bidi="ar-SA"/>
-            </w:rPr>
-            <w:fldChar w:fldCharType="end"/>
-          </w:r>
-          <w:r>
-            <w:rPr>
-              <w:rFonts w:hint="default" w:ascii="Times New Roman" w:hAnsi="Times New Roman" w:cs="Times New Roman" w:eastAsiaTheme="minorEastAsia"/>
-              <w:kern w:val="2"/>
-              <w:sz w:val="21"/>
-              <w:szCs w:val="22"/>
-              <w:lang w:val="en-US" w:eastAsia="zh-CN" w:bidi="ar-SA"/>
-            </w:rPr>
-            <w:fldChar w:fldCharType="end"/>
-          </w:r>
-        </w:p>
-        <w:p>
-          <w:pPr>
-            <w:pStyle w:val="15"/>
-            <w:shd w:val="clear" w:color="auto" w:fill="auto"/>
-            <w:tabs>
-              <w:tab w:val="right" w:leader="dot" w:pos="9752"/>
-            </w:tabs>
-            <w:rPr>
-              <w:rFonts w:hint="default" w:ascii="Times New Roman" w:hAnsi="Times New Roman" w:cs="Times New Roman" w:eastAsiaTheme="minorEastAsia"/>
-              <w:kern w:val="2"/>
-              <w:sz w:val="21"/>
-              <w:szCs w:val="22"/>
-              <w:lang w:val="en-US" w:eastAsia="zh-CN" w:bidi="ar-SA"/>
-            </w:rPr>
-          </w:pPr>
-          <w:r>
-            <w:fldChar w:fldCharType="begin"/>
-          </w:r>
-          <w:r>
-            <w:instrText xml:space="preserve"> HYPERLINK \l "_Toc18384" </w:instrText>
-          </w:r>
-          <w:r>
-            <w:fldChar w:fldCharType="separate"/>
-          </w:r>
-          <w:r>
-            <w:rPr>
-              <w:rFonts w:hint="default" w:ascii="Times New Roman" w:hAnsi="Times New Roman" w:cs="Times New Roman" w:eastAsiaTheme="minorEastAsia"/>
-              <w:kern w:val="2"/>
-              <w:sz w:val="21"/>
-              <w:szCs w:val="22"/>
-              <w:lang w:val="en-US" w:eastAsia="zh-CN" w:bidi="ar-SA"/>
-            </w:rPr>
-            <w:t xml:space="preserve">【题型4  </w:t>
-          </w:r>
-          <w:r>
-            <w:rPr>
-              <w:rFonts w:hint="eastAsia" w:ascii="Times New Roman" w:hAnsi="Times New Roman" w:cs="Times New Roman" w:eastAsiaTheme="minorEastAsia"/>
-              <w:kern w:val="2"/>
-              <w:sz w:val="21"/>
-              <w:szCs w:val="22"/>
-              <w:lang w:val="en-US" w:eastAsia="zh-CN" w:bidi="ar-SA"/>
-            </w:rPr>
-            <w:t>求两点的对称轴</w:t>
-          </w:r>
-          <w:r>
-            <w:rPr>
-              <w:rFonts w:hint="default" w:ascii="Times New Roman" w:hAnsi="Times New Roman" w:cs="Times New Roman" w:eastAsiaTheme="minorEastAsia"/>
-              <w:kern w:val="2"/>
-              <w:sz w:val="21"/>
-              <w:szCs w:val="22"/>
-              <w:lang w:val="en-US" w:eastAsia="zh-CN" w:bidi="ar-SA"/>
-            </w:rPr>
-            <w:t>】</w:t>
-          </w:r>
-          <w:r>
-            <w:rPr>
-              <w:rFonts w:hint="default" w:ascii="Times New Roman" w:hAnsi="Times New Roman" w:cs="Times New Roman" w:eastAsiaTheme="minorEastAsia"/>
-              <w:kern w:val="2"/>
-              <w:sz w:val="21"/>
-              <w:szCs w:val="22"/>
-              <w:lang w:val="en-US" w:eastAsia="zh-CN" w:bidi="ar-SA"/>
-            </w:rPr>
-            <w:tab/>
-          </w:r>
-          <w:r>
-            <w:rPr>
-              <w:rFonts w:hint="default" w:ascii="Times New Roman" w:hAnsi="Times New Roman" w:cs="Times New Roman" w:eastAsiaTheme="minorEastAsia"/>
-              <w:kern w:val="2"/>
-              <w:sz w:val="21"/>
-              <w:szCs w:val="22"/>
-              <w:lang w:val="en-US" w:eastAsia="zh-CN" w:bidi="ar-SA"/>
-            </w:rPr>
-            <w:fldChar w:fldCharType="begin"/>
-          </w:r>
-          <w:r>
-            <w:rPr>
-              <w:rFonts w:hint="default" w:ascii="Times New Roman" w:hAnsi="Times New Roman" w:cs="Times New Roman" w:eastAsiaTheme="minorEastAsia"/>
-              <w:kern w:val="2"/>
-              <w:sz w:val="21"/>
-              <w:szCs w:val="22"/>
-              <w:lang w:val="en-US" w:eastAsia="zh-CN" w:bidi="ar-SA"/>
-            </w:rPr>
-            <w:instrText xml:space="preserve"> PAGEREF _Toc18384 \h </w:instrText>
-          </w:r>
-          <w:r>
-            <w:rPr>
-              <w:rFonts w:hint="default" w:ascii="Times New Roman" w:hAnsi="Times New Roman" w:cs="Times New Roman" w:eastAsiaTheme="minorEastAsia"/>
-              <w:kern w:val="2"/>
-              <w:sz w:val="21"/>
-              <w:szCs w:val="22"/>
-              <w:lang w:val="en-US" w:eastAsia="zh-CN" w:bidi="ar-SA"/>
-            </w:rPr>
-            <w:fldChar w:fldCharType="separate"/>
-          </w:r>
-          <w:r>
-            <w:rPr>
-              <w:rFonts w:hint="default" w:ascii="Times New Roman" w:hAnsi="Times New Roman" w:cs="Times New Roman" w:eastAsiaTheme="minorEastAsia"/>
-              <w:kern w:val="2"/>
-              <w:sz w:val="21"/>
-              <w:szCs w:val="22"/>
-              <w:lang w:val="en-US" w:eastAsia="zh-CN" w:bidi="ar-SA"/>
-            </w:rPr>
-            <w:t>3</w:t>
-          </w:r>
-          <w:r>
-            <w:rPr>
-              <w:rFonts w:hint="default" w:ascii="Times New Roman" w:hAnsi="Times New Roman" w:cs="Times New Roman" w:eastAsiaTheme="minorEastAsia"/>
-              <w:kern w:val="2"/>
-              <w:sz w:val="21"/>
-              <w:szCs w:val="22"/>
-              <w:lang w:val="en-US" w:eastAsia="zh-CN" w:bidi="ar-SA"/>
-            </w:rPr>
-            <w:fldChar w:fldCharType="end"/>
-          </w:r>
-          <w:r>
-            <w:rPr>
-              <w:rFonts w:hint="default" w:ascii="Times New Roman" w:hAnsi="Times New Roman" w:cs="Times New Roman" w:eastAsiaTheme="minorEastAsia"/>
-              <w:kern w:val="2"/>
-              <w:sz w:val="21"/>
-              <w:szCs w:val="22"/>
-              <w:lang w:val="en-US" w:eastAsia="zh-CN" w:bidi="ar-SA"/>
-            </w:rPr>
-            <w:fldChar w:fldCharType="end"/>
-          </w:r>
-        </w:p>
-        <w:p>
-          <w:pPr>
-            <w:pStyle w:val="15"/>
-            <w:shd w:val="clear" w:color="auto" w:fill="auto"/>
-            <w:tabs>
-              <w:tab w:val="right" w:leader="dot" w:pos="9752"/>
-            </w:tabs>
-            <w:rPr>
-              <w:rFonts w:hint="default" w:ascii="Times New Roman" w:hAnsi="Times New Roman" w:cs="Times New Roman" w:eastAsiaTheme="minorEastAsia"/>
-              <w:kern w:val="2"/>
-              <w:sz w:val="21"/>
-              <w:szCs w:val="22"/>
-              <w:lang w:val="en-US" w:eastAsia="zh-CN" w:bidi="ar-SA"/>
-            </w:rPr>
-          </w:pPr>
-          <w:r>
-            <w:fldChar w:fldCharType="begin"/>
-          </w:r>
-          <w:r>
-            <w:instrText xml:space="preserve"> HYPERLINK \l "_Toc7593" </w:instrText>
-          </w:r>
-          <w:r>
-            <w:fldChar w:fldCharType="separate"/>
-          </w:r>
-          <w:r>
-            <w:rPr>
-              <w:rFonts w:hint="default" w:ascii="Times New Roman" w:hAnsi="Times New Roman" w:cs="Times New Roman" w:eastAsiaTheme="minorEastAsia"/>
-              <w:kern w:val="2"/>
-              <w:sz w:val="21"/>
-              <w:szCs w:val="22"/>
-              <w:lang w:val="en-US" w:eastAsia="zh-CN" w:bidi="ar-SA"/>
-            </w:rPr>
-            <w:t>【题型5  直线关于直线的对称问题】</w:t>
-          </w:r>
-          <w:r>
-            <w:rPr>
-              <w:rFonts w:hint="default" w:ascii="Times New Roman" w:hAnsi="Times New Roman" w:cs="Times New Roman" w:eastAsiaTheme="minorEastAsia"/>
-              <w:kern w:val="2"/>
-              <w:sz w:val="21"/>
-              <w:szCs w:val="22"/>
-              <w:lang w:val="en-US" w:eastAsia="zh-CN" w:bidi="ar-SA"/>
-            </w:rPr>
-            <w:tab/>
-          </w:r>
-          <w:r>
-            <w:rPr>
-              <w:rFonts w:hint="default" w:ascii="Times New Roman" w:hAnsi="Times New Roman" w:cs="Times New Roman" w:eastAsiaTheme="minorEastAsia"/>
-              <w:kern w:val="2"/>
-              <w:sz w:val="21"/>
-              <w:szCs w:val="22"/>
-              <w:lang w:val="en-US" w:eastAsia="zh-CN" w:bidi="ar-SA"/>
-            </w:rPr>
-            <w:fldChar w:fldCharType="begin"/>
-          </w:r>
-          <w:r>
-            <w:rPr>
-              <w:rFonts w:hint="default" w:ascii="Times New Roman" w:hAnsi="Times New Roman" w:cs="Times New Roman" w:eastAsiaTheme="minorEastAsia"/>
-              <w:kern w:val="2"/>
-              <w:sz w:val="21"/>
-              <w:szCs w:val="22"/>
-              <w:lang w:val="en-US" w:eastAsia="zh-CN" w:bidi="ar-SA"/>
-            </w:rPr>
-            <w:instrText xml:space="preserve"> PAGEREF _Toc7593 \h </w:instrText>
-          </w:r>
-          <w:r>
-            <w:rPr>
-              <w:rFonts w:hint="default" w:ascii="Times New Roman" w:hAnsi="Times New Roman" w:cs="Times New Roman" w:eastAsiaTheme="minorEastAsia"/>
-              <w:kern w:val="2"/>
-              <w:sz w:val="21"/>
-              <w:szCs w:val="22"/>
-              <w:lang w:val="en-US" w:eastAsia="zh-CN" w:bidi="ar-SA"/>
-            </w:rPr>
-            <w:fldChar w:fldCharType="separate"/>
-          </w:r>
-          <w:r>
-            <w:rPr>
-              <w:rFonts w:hint="default" w:ascii="Times New Roman" w:hAnsi="Times New Roman" w:cs="Times New Roman" w:eastAsiaTheme="minorEastAsia"/>
-              <w:kern w:val="2"/>
-              <w:sz w:val="21"/>
-              <w:szCs w:val="22"/>
-              <w:lang w:val="en-US" w:eastAsia="zh-CN" w:bidi="ar-SA"/>
-            </w:rPr>
-            <w:t>4</w:t>
-          </w:r>
-          <w:r>
-            <w:rPr>
-              <w:rFonts w:hint="default" w:ascii="Times New Roman" w:hAnsi="Times New Roman" w:cs="Times New Roman" w:eastAsiaTheme="minorEastAsia"/>
-              <w:kern w:val="2"/>
-              <w:sz w:val="21"/>
-              <w:szCs w:val="22"/>
-              <w:lang w:val="en-US" w:eastAsia="zh-CN" w:bidi="ar-SA"/>
-            </w:rPr>
-            <w:fldChar w:fldCharType="end"/>
-          </w:r>
-          <w:r>
-            <w:rPr>
-              <w:rFonts w:hint="default" w:ascii="Times New Roman" w:hAnsi="Times New Roman" w:cs="Times New Roman" w:eastAsiaTheme="minorEastAsia"/>
-              <w:kern w:val="2"/>
-              <w:sz w:val="21"/>
-              <w:szCs w:val="22"/>
-              <w:lang w:val="en-US" w:eastAsia="zh-CN" w:bidi="ar-SA"/>
-            </w:rPr>
-            <w:fldChar w:fldCharType="end"/>
-          </w:r>
-        </w:p>
-        <w:p>
-          <w:pPr>
-            <w:pStyle w:val="15"/>
-            <w:shd w:val="clear" w:color="auto" w:fill="auto"/>
-            <w:tabs>
-              <w:tab w:val="right" w:leader="dot" w:pos="9752"/>
-            </w:tabs>
-            <w:rPr>
-              <w:rFonts w:hint="default" w:ascii="Times New Roman" w:hAnsi="Times New Roman" w:cs="Times New Roman" w:eastAsiaTheme="minorEastAsia"/>
-              <w:kern w:val="2"/>
-              <w:sz w:val="21"/>
-              <w:szCs w:val="22"/>
-              <w:lang w:val="en-US" w:eastAsia="zh-CN" w:bidi="ar-SA"/>
-            </w:rPr>
-          </w:pPr>
-          <w:r>
-            <w:fldChar w:fldCharType="begin"/>
-          </w:r>
-          <w:r>
-            <w:instrText xml:space="preserve"> HYPERLINK \l "_Toc3999" </w:instrText>
-          </w:r>
-          <w:r>
-            <w:fldChar w:fldCharType="separate"/>
-          </w:r>
-          <w:r>
-            <w:rPr>
-              <w:rFonts w:hint="default" w:ascii="Times New Roman" w:hAnsi="Times New Roman" w:cs="Times New Roman" w:eastAsiaTheme="minorEastAsia"/>
-              <w:kern w:val="2"/>
-              <w:sz w:val="21"/>
-              <w:szCs w:val="22"/>
-              <w:lang w:val="en-US" w:eastAsia="zh-CN" w:bidi="ar-SA"/>
-            </w:rPr>
-            <w:t>【题型6  光线反射问题】</w:t>
-          </w:r>
-          <w:r>
-            <w:rPr>
-              <w:rFonts w:hint="default" w:ascii="Times New Roman" w:hAnsi="Times New Roman" w:cs="Times New Roman" w:eastAsiaTheme="minorEastAsia"/>
-              <w:kern w:val="2"/>
-              <w:sz w:val="21"/>
-              <w:szCs w:val="22"/>
-              <w:lang w:val="en-US" w:eastAsia="zh-CN" w:bidi="ar-SA"/>
-            </w:rPr>
-            <w:tab/>
-          </w:r>
-          <w:r>
-            <w:rPr>
-              <w:rFonts w:hint="default" w:ascii="Times New Roman" w:hAnsi="Times New Roman" w:cs="Times New Roman" w:eastAsiaTheme="minorEastAsia"/>
-              <w:kern w:val="2"/>
-              <w:sz w:val="21"/>
-              <w:szCs w:val="22"/>
-              <w:lang w:val="en-US" w:eastAsia="zh-CN" w:bidi="ar-SA"/>
-            </w:rPr>
-            <w:fldChar w:fldCharType="begin"/>
-          </w:r>
-          <w:r>
-            <w:rPr>
-              <w:rFonts w:hint="default" w:ascii="Times New Roman" w:hAnsi="Times New Roman" w:cs="Times New Roman" w:eastAsiaTheme="minorEastAsia"/>
-              <w:kern w:val="2"/>
-              <w:sz w:val="21"/>
-              <w:szCs w:val="22"/>
-              <w:lang w:val="en-US" w:eastAsia="zh-CN" w:bidi="ar-SA"/>
-            </w:rPr>
-            <w:instrText xml:space="preserve"> PAGEREF _Toc3999 \h </w:instrText>
-          </w:r>
-          <w:r>
-            <w:rPr>
-              <w:rFonts w:hint="default" w:ascii="Times New Roman" w:hAnsi="Times New Roman" w:cs="Times New Roman" w:eastAsiaTheme="minorEastAsia"/>
-              <w:kern w:val="2"/>
-              <w:sz w:val="21"/>
-              <w:szCs w:val="22"/>
-              <w:lang w:val="en-US" w:eastAsia="zh-CN" w:bidi="ar-SA"/>
-            </w:rPr>
-            <w:fldChar w:fldCharType="separate"/>
-          </w:r>
-          <w:r>
-            <w:rPr>
-              <w:rFonts w:hint="default" w:ascii="Times New Roman" w:hAnsi="Times New Roman" w:cs="Times New Roman" w:eastAsiaTheme="minorEastAsia"/>
-              <w:kern w:val="2"/>
-              <w:sz w:val="21"/>
-              <w:szCs w:val="22"/>
-              <w:lang w:val="en-US" w:eastAsia="zh-CN" w:bidi="ar-SA"/>
-            </w:rPr>
-            <w:t>5</w:t>
-          </w:r>
-          <w:r>
-            <w:rPr>
-              <w:rFonts w:hint="default" w:ascii="Times New Roman" w:hAnsi="Times New Roman" w:cs="Times New Roman" w:eastAsiaTheme="minorEastAsia"/>
-              <w:kern w:val="2"/>
-              <w:sz w:val="21"/>
-              <w:szCs w:val="22"/>
-              <w:lang w:val="en-US" w:eastAsia="zh-CN" w:bidi="ar-SA"/>
-            </w:rPr>
-            <w:fldChar w:fldCharType="end"/>
-          </w:r>
-          <w:r>
-            <w:rPr>
-              <w:rFonts w:hint="default" w:ascii="Times New Roman" w:hAnsi="Times New Roman" w:cs="Times New Roman" w:eastAsiaTheme="minorEastAsia"/>
-              <w:kern w:val="2"/>
-              <w:sz w:val="21"/>
-              <w:szCs w:val="22"/>
-              <w:lang w:val="en-US" w:eastAsia="zh-CN" w:bidi="ar-SA"/>
-            </w:rPr>
-            <w:fldChar w:fldCharType="end"/>
-          </w:r>
-        </w:p>
-        <w:p>
-          <w:pPr>
-            <w:pStyle w:val="15"/>
-            <w:shd w:val="clear" w:color="auto" w:fill="auto"/>
-            <w:tabs>
-              <w:tab w:val="right" w:leader="dot" w:pos="9752"/>
-            </w:tabs>
-          </w:pPr>
-          <w:r>
-            <w:fldChar w:fldCharType="begin"/>
-          </w:r>
-          <w:r>
-            <w:instrText xml:space="preserve"> HYPERLINK \l "_Toc9703" </w:instrText>
-          </w:r>
-          <w:r>
-            <w:fldChar w:fldCharType="separate"/>
-          </w:r>
-          <w:r>
-            <w:rPr>
-              <w:rFonts w:hint="default" w:ascii="Times New Roman" w:hAnsi="Times New Roman" w:cs="Times New Roman" w:eastAsiaTheme="minorEastAsia"/>
-              <w:kern w:val="2"/>
-              <w:sz w:val="21"/>
-              <w:szCs w:val="22"/>
-              <w:lang w:val="en-US" w:eastAsia="zh-CN" w:bidi="ar-SA"/>
-            </w:rPr>
-            <w:t>【题型7  将军饮马问题】</w:t>
-          </w:r>
-          <w:r>
-            <w:rPr>
-              <w:rFonts w:hint="default" w:ascii="Times New Roman" w:hAnsi="Times New Roman" w:cs="Times New Roman" w:eastAsiaTheme="minorEastAsia"/>
-              <w:kern w:val="2"/>
-              <w:sz w:val="21"/>
-              <w:szCs w:val="22"/>
-              <w:lang w:val="en-US" w:eastAsia="zh-CN" w:bidi="ar-SA"/>
-            </w:rPr>
-            <w:tab/>
-          </w:r>
-          <w:r>
-            <w:rPr>
-              <w:rFonts w:hint="default" w:ascii="Times New Roman" w:hAnsi="Times New Roman" w:cs="Times New Roman" w:eastAsiaTheme="minorEastAsia"/>
-              <w:kern w:val="2"/>
-              <w:sz w:val="21"/>
-              <w:szCs w:val="22"/>
-              <w:lang w:val="en-US" w:eastAsia="zh-CN" w:bidi="ar-SA"/>
-            </w:rPr>
-            <w:fldChar w:fldCharType="begin"/>
-          </w:r>
-          <w:r>
-            <w:rPr>
-              <w:rFonts w:hint="default" w:ascii="Times New Roman" w:hAnsi="Times New Roman" w:cs="Times New Roman" w:eastAsiaTheme="minorEastAsia"/>
-              <w:kern w:val="2"/>
-              <w:sz w:val="21"/>
-              <w:szCs w:val="22"/>
-              <w:lang w:val="en-US" w:eastAsia="zh-CN" w:bidi="ar-SA"/>
-            </w:rPr>
-            <w:instrText xml:space="preserve"> PAGEREF _Toc9703 \h </w:instrText>
-          </w:r>
-          <w:r>
-            <w:rPr>
-              <w:rFonts w:hint="default" w:ascii="Times New Roman" w:hAnsi="Times New Roman" w:cs="Times New Roman" w:eastAsiaTheme="minorEastAsia"/>
-              <w:kern w:val="2"/>
-              <w:sz w:val="21"/>
-              <w:szCs w:val="22"/>
-              <w:lang w:val="en-US" w:eastAsia="zh-CN" w:bidi="ar-SA"/>
-            </w:rPr>
-            <w:fldChar w:fldCharType="separate"/>
-          </w:r>
-          <w:r>
-            <w:rPr>
-              <w:rFonts w:hint="default" w:ascii="Times New Roman" w:hAnsi="Times New Roman" w:cs="Times New Roman" w:eastAsiaTheme="minorEastAsia"/>
-              <w:kern w:val="2"/>
-              <w:sz w:val="21"/>
-              <w:szCs w:val="22"/>
-              <w:lang w:val="en-US" w:eastAsia="zh-CN" w:bidi="ar-SA"/>
-            </w:rPr>
-            <w:t>6</w:t>
-          </w:r>
-          <w:r>
-            <w:rPr>
-              <w:rFonts w:hint="default" w:ascii="Times New Roman" w:hAnsi="Times New Roman" w:cs="Times New Roman" w:eastAsiaTheme="minorEastAsia"/>
-              <w:kern w:val="2"/>
-              <w:sz w:val="21"/>
-              <w:szCs w:val="22"/>
-              <w:lang w:val="en-US" w:eastAsia="zh-CN" w:bidi="ar-SA"/>
-            </w:rPr>
-            <w:fldChar w:fldCharType="end"/>
-          </w:r>
-          <w:r>
-            <w:rPr>
-              <w:rFonts w:hint="default" w:ascii="Times New Roman" w:hAnsi="Times New Roman" w:cs="Times New Roman" w:eastAsiaTheme="minorEastAsia"/>
-              <w:kern w:val="2"/>
-              <w:sz w:val="21"/>
-              <w:szCs w:val="22"/>
-              <w:lang w:val="en-US" w:eastAsia="zh-CN" w:bidi="ar-SA"/>
-            </w:rPr>
-            <w:fldChar w:fldCharType="end"/>
-          </w:r>
-        </w:p>
-        <w:p>
-          <w:pPr>
-            <w:pageBreakBefore w:val="0"/>
-            <w:shd w:val="clear" w:color="auto" w:fill="auto"/>
-            <w:kinsoku/>
-            <w:wordWrap/>
-            <w:overflowPunct/>
-            <w:topLinePunct/>
-            <w:autoSpaceDE/>
-            <w:autoSpaceDN/>
-            <w:bidi w:val="0"/>
-            <w:adjustRightInd/>
-            <w:spacing w:before="0" w:beforeLines="0" w:after="0" w:afterLines="0" w:line="240" w:lineRule="auto"/>
-            <w:ind w:left="0" w:leftChars="0" w:right="0" w:rightChars="0" w:firstLine="0" w:firstLineChars="0"/>
-            <w:jc w:val="center"/>
-            <w:textAlignment w:val="auto"/>
-            <w:rPr>
-              <w:rFonts w:hint="default" w:ascii="Times New Roman" w:hAnsi="Times New Roman" w:cs="Times New Roman"/>
-            </w:rPr>
-          </w:pPr>
-          <w:r>
-            <w:rPr>
-              <w:rFonts w:hint="default" w:ascii="Times New Roman" w:hAnsi="Times New Roman" w:cs="Times New Roman"/>
-            </w:rPr>
-            <w:fldChar w:fldCharType="end"/>
-          </w:r>
-        </w:p>
-      </w:sdtContent>
-    </w:sdt>
-    <w:p>
-      <w:pPr>
-        <w:pStyle w:val="11"/>
-        <w:shd w:val="clear" w:color="auto" w:fill="auto"/>
-        <w:tabs>
-          <w:tab w:val="left" w:pos="4620"/>
-        </w:tabs>
-        <w:snapToGrid w:val="0"/>
-        <w:spacing w:line="312" w:lineRule="auto"/>
-        <w:rPr>
-          <w:rFonts w:hint="eastAsia" w:ascii="Times New Roman" w:hAnsi="Times New Roman" w:cs="Times New Roman"/>
-          <w:b/>
-          <w:bCs/>
-          <w:color w:val="000000" w:themeColor="text1"/>
-          <w14:textFill>
-            <w14:solidFill>
-              <w14:schemeClr w14:val="tx1"/>
-            </w14:solidFill>
-          </w14:textFill>
-        </w:rPr>
-      </w:pPr>
-      <w:bookmarkStart w:id="32" w:name="_Toc29005"/>
-      <w:bookmarkStart w:id="33" w:name="_Toc7736"/>
-      <w:bookmarkStart w:id="34" w:name="_Toc21946"/>
-      <w:bookmarkStart w:id="35" w:name="_Toc11432"/>
-      <w:bookmarkStart w:id="36" w:name="_Toc25965"/>
-      <w:bookmarkStart w:id="37" w:name="_Toc24517"/>
-      <w:bookmarkStart w:id="38" w:name="_Toc27506"/>
-      <w:bookmarkStart w:id="39" w:name="_Toc30468"/>
-      <w:bookmarkStart w:id="40" w:name="_Toc7017"/>
-      <w:r>
-        <w:drawing>
-          <wp:inline distT="0" distB="0" distL="114300" distR="114300">
-            <wp:extent cx="6237605" cy="338455"/>
-            <wp:effectExtent l="0" t="0" r="10795" b="4445"/>
-            <wp:docPr id="13" name="图片 4"/>
-            <wp:cNvGraphicFramePr>
-              <a:graphicFrameLocks xmlns:a="http://schemas.openxmlformats.org/drawingml/2006/main" noChangeAspect="1"/>
-            </wp:cNvGraphicFramePr>
-            <a:graphic xmlns:a="http://schemas.openxmlformats.org/drawingml/2006/main">
-              <a:graphicData uri="http://schemas.openxmlformats.org/drawingml/2006/picture">
-                <pic:pic xmlns:pic="http://schemas.openxmlformats.org/drawingml/2006/picture">
-                  <pic:nvPicPr>
-                    <pic:cNvPr id="13" name="图片 4"/>
-                    <pic:cNvPicPr>
-                      <a:picLocks noChangeAspect="1"/>
-                    </pic:cNvPicPr>
-                  </pic:nvPicPr>
-                  <pic:blipFill>
-                    <a:blip r:embed="rId8"/>
-                    <a:stretch>
-                      <a:fillRect/>
-                    </a:stretch>
-                  </pic:blipFill>
-                  <pic:spPr>
-                    <a:xfrm>
-                      <a:off x="0" y="0"/>
-                      <a:ext cx="6237605" cy="338455"/>
-                    </a:xfrm>
-                    <a:prstGeom prst="rect">
-                      <a:avLst/>
-                    </a:prstGeom>
-                    <a:noFill/>
-                    <a:ln>
-                      <a:noFill/>
-                    </a:ln>
-                  </pic:spPr>
-                </pic:pic>
-              </a:graphicData>
-            </a:graphic>
-          </wp:inline>
-        </w:drawing>
-      </w:r>
-    </w:p>
-    <w:p>
-      <w:pPr>
-        <w:keepNext w:val="0"/>
-        <w:keepLines w:val="0"/>
-        <w:pageBreakBefore w:val="0"/>
-        <w:shd w:val="clear" w:color="auto" w:fill="auto"/>
-        <w:kinsoku/>
-        <w:wordWrap/>
-        <w:overflowPunct/>
-        <w:topLinePunct/>
-        <w:autoSpaceDE/>
-        <w:autoSpaceDN/>
-        <w:bidi w:val="0"/>
-        <w:adjustRightInd/>
-        <w:spacing w:line="400" w:lineRule="exact"/>
-        <w:textAlignment w:val="auto"/>
-        <w:rPr>
-          <w:rFonts w:hint="default" w:ascii="Times New Roman" w:hAnsi="Times New Roman" w:cs="Times New Roman"/>
-          <w:b/>
-          <w:bCs/>
-          <w:color w:val="0D0D0D" w:themeColor="text1" w:themeTint="F2"/>
+          <w:color w:val="333333"/>
           <w:szCs w:val="21"/>
           <w:shd w:val="clear" w:color="FFFFFF" w:fill="D9D9D9"/>
-          <w14:textFill>
-            <w14:solidFill>
-              <w14:schemeClr w14:val="tx1">
-                <w14:lumMod w14:val="95000"/>
-                <w14:lumOff w14:val="5000"/>
-              </w14:schemeClr>
-            </w14:solidFill>
-          </w14:textFill>
-        </w:rPr>
-      </w:pPr>
-      <w:r>
-        <w:rPr>
-          <w:rFonts w:hint="default" w:ascii="Times New Roman" w:hAnsi="Times New Roman" w:cs="Times New Roman"/>
-          <w:b/>
-          <w:bCs/>
-          <w:color w:val="0D0D0D" w:themeColor="text1" w:themeTint="F2"/>
-          <w:szCs w:val="21"/>
-          <w:shd w:val="clear" w:color="FFFFFF" w:fill="D9D9D9"/>
-          <w14:textFill>
-            <w14:solidFill>
-              <w14:schemeClr w14:val="tx1">
-                <w14:lumMod w14:val="95000"/>
-                <w14:lumOff w14:val="5000"/>
-              </w14:schemeClr>
-            </w14:solidFill>
-          </w14:textFill>
-        </w:rPr>
-        <w:t>【知识点</w:t>
-      </w:r>
-      <w:r>
-        <w:rPr>
-          <w:rFonts w:hint="default" w:ascii="Times New Roman" w:hAnsi="Times New Roman" w:cs="Times New Roman"/>
-          <w:b/>
-          <w:bCs/>
-          <w:color w:val="0D0D0D" w:themeColor="text1" w:themeTint="F2"/>
-          <w:szCs w:val="21"/>
-          <w:shd w:val="clear" w:color="FFFFFF" w:fill="D9D9D9"/>
-          <w:lang w:val="en-US" w:eastAsia="zh-CN"/>
-          <w14:textFill>
-            <w14:solidFill>
-              <w14:schemeClr w14:val="tx1">
-                <w14:lumMod w14:val="95000"/>
-                <w14:lumOff w14:val="5000"/>
-              </w14:schemeClr>
-            </w14:solidFill>
-          </w14:textFill>
-        </w:rPr>
-        <w:t>1</w:t>
-      </w:r>
-      <w:r>
-        <w:rPr>
-          <w:rFonts w:hint="default" w:ascii="Times New Roman" w:hAnsi="Times New Roman" w:cs="Times New Roman"/>
-          <w:b/>
-          <w:bCs/>
-          <w:color w:val="0D0D0D" w:themeColor="text1" w:themeTint="F2"/>
-          <w:szCs w:val="21"/>
-          <w:shd w:val="clear" w:color="FFFFFF" w:fill="D9D9D9"/>
-          <w14:textFill>
-            <w14:solidFill>
-              <w14:schemeClr w14:val="tx1">
-                <w14:lumMod w14:val="95000"/>
-                <w14:lumOff w14:val="5000"/>
-              </w14:schemeClr>
-            </w14:solidFill>
-          </w14:textFill>
-        </w:rPr>
-        <w:t xml:space="preserve">  点关于点的对称】</w:t>
-      </w:r>
-    </w:p>
-    <w:p>
-      <w:pPr>
-        <w:pStyle w:val="11"/>
-        <w:shd w:val="clear" w:color="auto" w:fill="auto"/>
-        <w:tabs>
-          <w:tab w:val="left" w:pos="4620"/>
-        </w:tabs>
-        <w:snapToGrid w:val="0"/>
-        <w:spacing w:line="312" w:lineRule="auto"/>
-        <w:ind w:firstLine="420" w:firstLineChars="200"/>
-        <w:rPr>
-          <w:rFonts w:ascii="Times New Roman" w:hAnsi="Times New Roman" w:cs="Times New Roman"/>
-          <w:b/>
-          <w:bCs/>
-          <w:color w:val="000000" w:themeColor="text1"/>
-          <w14:textFill>
-            <w14:solidFill>
-              <w14:schemeClr w14:val="tx1"/>
-            </w14:solidFill>
-          </w14:textFill>
-        </w:rPr>
-      </w:pPr>
-      <w:r>
-        <w:rPr>
-          <w:rFonts w:hint="eastAsia" w:ascii="Times New Roman" w:hAnsi="Times New Roman" w:cs="Times New Roman"/>
-          <w:b/>
-          <w:bCs/>
-          <w:color w:val="000000" w:themeColor="text1"/>
-          <w14:textFill>
-            <w14:solidFill>
-              <w14:schemeClr w14:val="tx1"/>
-            </w14:solidFill>
-          </w14:textFill>
-        </w:rPr>
-        <w:t>1．点关于点的对称</w:t>
-      </w:r>
-    </w:p>
-    <w:p>
-      <w:pPr>
-        <w:pStyle w:val="11"/>
-        <w:shd w:val="clear" w:color="auto" w:fill="auto"/>
-        <w:tabs>
-          <w:tab w:val="left" w:pos="4620"/>
-        </w:tabs>
-        <w:snapToGrid w:val="0"/>
-        <w:spacing w:line="312" w:lineRule="auto"/>
-        <w:ind w:firstLine="420" w:firstLineChars="200"/>
-        <w:rPr>
-          <w:rFonts w:ascii="Times New Roman" w:hAnsi="Times New Roman" w:cs="Times New Roman"/>
-        </w:rPr>
-      </w:pPr>
-      <w:r>
-        <w:rPr>
-          <w:rFonts w:ascii="Times New Roman" w:hAnsi="Times New Roman" w:cs="Times New Roman"/>
-          <w:position w:val="-11"/>
-        </w:rPr>
-        <w:object>
-          <v:shape id="_x0000_i1025" o:spt="75" type="#_x0000_t75" style="height:16pt;width:363pt;" o:ole="t" filled="f" o:preferrelative="t" stroked="f" coordsize="21600,21600">
-            <v:path/>
-            <v:fill on="f" focussize="0,0"/>
-            <v:stroke on="f" joinstyle="miter"/>
-            <v:imagedata r:id="rId10" o:title=""/>
-            <o:lock v:ext="edit" aspectratio="t"/>
-            <w10:wrap type="none"/>
-            <w10:anchorlock/>
-          </v:shape>
-          <o:OLEObject Type="Embed" ProgID="Equation.AxMath" ShapeID="_x0000_i1025" DrawAspect="Content" ObjectID="_1468075725" r:id="rId9">
-            <o:LockedField>false</o:LockedField>
-          </o:OLEObject>
-        </w:object>
-      </w:r>
-    </w:p>
-    <w:p>
-      <w:pPr>
-        <w:pStyle w:val="11"/>
-        <w:shd w:val="clear" w:color="auto" w:fill="auto"/>
-        <w:tabs>
-          <w:tab w:val="left" w:pos="4620"/>
-        </w:tabs>
-        <w:snapToGrid w:val="0"/>
-        <w:spacing w:line="312" w:lineRule="auto"/>
-        <w:ind w:firstLine="420" w:firstLineChars="200"/>
+        </w:rPr>
+      </w:pPr>
+      <w:bookmarkStart w:id="31" w:name="_Toc11549"/>
+      <w:bookmarkStart w:id="32" w:name="_Toc25965"/>
+      <w:bookmarkStart w:id="33" w:name="_Toc24517"/>
+      <w:bookmarkStart w:id="34" w:name="_Toc11432"/>
+      <w:bookmarkStart w:id="35" w:name="_Toc30468"/>
+      <w:bookmarkStart w:id="36" w:name="_Toc7017"/>
+      <w:bookmarkStart w:id="37" w:name="_Toc7736"/>
+      <w:bookmarkStart w:id="38" w:name="_Toc27506"/>
+      <w:bookmarkStart w:id="39" w:name="_Toc29005"/>
+      <w:bookmarkStart w:id="40" w:name="_Toc21946"/>
+      <w:r>
         <w:rPr>
           <w:rFonts w:hint="default" w:ascii="Times New Roman" w:hAnsi="Times New Roman" w:eastAsia="宋体" w:cs="Times New Roman"/>
           <w:b/>
@@ -1474,57 +234,30 @@
             </w14:solidFill>
           </w14:textFill>
         </w:rPr>
-      </w:pPr>
-      <w:r>
-        <w:rPr>
-          <w:rFonts w:ascii="Times New Roman" w:hAnsi="Times New Roman" w:cs="Times New Roman"/>
-          <w:position w:val="-10"/>
-        </w:rPr>
-        <w:object>
-          <v:shape id="_x0000_i1026" o:spt="75" type="#_x0000_t75" style="height:16.35pt;width:361.6pt;" o:ole="t" filled="f" o:preferrelative="t" stroked="f" coordsize="21600,21600">
-            <v:path/>
-            <v:fill on="f" focussize="0,0"/>
-            <v:stroke on="f" joinstyle="miter"/>
-            <v:imagedata r:id="rId12" o:title=""/>
-            <o:lock v:ext="edit" aspectratio="t"/>
-            <w10:wrap type="none"/>
-            <w10:anchorlock/>
-          </v:shape>
-          <o:OLEObject Type="Embed" ProgID="Equation.AxMath" ShapeID="_x0000_i1026" DrawAspect="Content" ObjectID="_1468075726" r:id="rId11">
-            <o:LockedField>false</o:LockedField>
-          </o:OLEObject>
-        </w:object>
-      </w:r>
-    </w:p>
-    <w:p>
-      <w:pPr>
-        <w:pStyle w:val="2"/>
-        <w:keepNext/>
-        <w:keepLines/>
-        <w:pageBreakBefore w:val="0"/>
-        <w:widowControl w:val="0"/>
-        <w:shd w:val="clear" w:color="auto" w:fill="auto"/>
-        <w:kinsoku/>
-        <w:wordWrap/>
-        <w:overflowPunct/>
-        <w:topLinePunct/>
-        <w:autoSpaceDE/>
-        <w:autoSpaceDN/>
-        <w:bidi w:val="0"/>
-        <w:adjustRightInd/>
-        <w:snapToGrid/>
-        <w:spacing w:before="0" w:after="0" w:line="360" w:lineRule="auto"/>
-        <w:textAlignment w:val="auto"/>
-        <w:rPr>
-          <w:rFonts w:hint="default" w:ascii="Times New Roman" w:hAnsi="Times New Roman" w:eastAsia="楷体" w:cs="Times New Roman"/>
+        <w:t>【题型1  点关于点的对称</w:t>
+      </w:r>
+      <w:r>
+        <w:rPr>
+          <w:rFonts w:hint="eastAsia" w:ascii="Times New Roman" w:hAnsi="Times New Roman" w:eastAsia="宋体" w:cs="Times New Roman"/>
           <w:b/>
           <w:bCs/>
-          <w:color w:val="333333"/>
-          <w:szCs w:val="21"/>
+          <w:color w:val="0D0D0D" w:themeColor="text1" w:themeTint="F2"/>
+          <w:kern w:val="2"/>
+          <w:sz w:val="21"/>
+          <w:szCs w:val="22"/>
           <w:shd w:val="clear" w:color="FFFFFF" w:fill="D9D9D9"/>
-        </w:rPr>
-      </w:pPr>
-      <w:bookmarkStart w:id="41" w:name="_Toc11549"/>
+          <w:lang w:val="en-US" w:eastAsia="zh-CN" w:bidi="ar-SA"/>
+          <w14:textFill>
+            <w14:solidFill>
+              <w14:schemeClr w14:val="tx1">
+                <w14:lumMod w14:val="95000"/>
+                <w14:lumOff w14:val="5000"/>
+              </w14:schemeClr>
+            </w14:solidFill>
+          </w14:textFill>
+        </w:rPr>
+        <w:t>问题</w:t>
+      </w:r>
       <w:r>
         <w:rPr>
           <w:rFonts w:hint="default" w:ascii="Times New Roman" w:hAnsi="Times New Roman" w:eastAsia="宋体" w:cs="Times New Roman"/>
@@ -1545,31 +278,650 @@
             </w14:solidFill>
           </w14:textFill>
         </w:rPr>
-        <w:t>【题型1  点关于点的对称</w:t>
-      </w:r>
-      <w:r>
-        <w:rPr>
-          <w:rFonts w:hint="eastAsia" w:ascii="Times New Roman" w:hAnsi="Times New Roman" w:eastAsia="宋体" w:cs="Times New Roman"/>
-          <w:b/>
-          <w:bCs/>
-          <w:color w:val="0D0D0D" w:themeColor="text1" w:themeTint="F2"/>
+        <w:t>】</w:t>
+      </w:r>
+      <w:bookmarkEnd w:id="31"/>
+    </w:p>
+    <w:bookmarkEnd w:id="32"/>
+    <w:bookmarkEnd w:id="33"/>
+    <w:bookmarkEnd w:id="34"/>
+    <w:bookmarkEnd w:id="35"/>
+    <w:bookmarkEnd w:id="36"/>
+    <w:bookmarkEnd w:id="37"/>
+    <w:bookmarkEnd w:id="38"/>
+    <w:bookmarkEnd w:id="39"/>
+    <w:bookmarkEnd w:id="40"/>
+    <w:p>
+      <w:pPr>
+        <w:shd w:val="clear" w:color="auto" w:fill="auto"/>
+        <w:spacing w:line="360" w:lineRule="auto"/>
+        <w:jc w:val="left"/>
+        <w:rPr>
+          <w:rFonts w:hint="default" w:ascii="Times New Roman" w:hAnsi="Times New Roman" w:cs="Times New Roman"/>
+        </w:rPr>
+      </w:pPr>
+      <w:bookmarkStart w:id="41" w:name="_Toc22045"/>
+      <w:r>
+        <w:rPr>
+          <w:rFonts w:hint="default" w:ascii="Times New Roman" w:hAnsi="Times New Roman" w:eastAsia="宋体" w:cs="Times New Roman"/>
+          <w:sz w:val="21"/>
+          <w:szCs w:val="21"/>
+          <w:lang w:val="en-US" w:eastAsia="zh-CN"/>
+        </w:rPr>
+        <w:t>【例1】</w:t>
+      </w:r>
+      <w:bookmarkEnd w:id="41"/>
+      <w:r>
+        <w:rPr>
+          <w:rFonts w:hint="default" w:ascii="Times New Roman" w:hAnsi="Times New Roman" w:cs="Times New Roman"/>
+        </w:rPr>
+        <w:t>若</w:t>
+      </w:r>
+      <w:r>
+        <w:rPr>
+          <w:rFonts w:hint="default" w:ascii="Times New Roman" w:hAnsi="Times New Roman" w:eastAsia="Times New Roman" w:cs="Times New Roman"/>
+          <w:i/>
+        </w:rPr>
+        <w:t>A</w:t>
+      </w:r>
+      <w:r>
+        <w:rPr>
+          <w:rFonts w:hint="default" w:ascii="Times New Roman" w:hAnsi="Times New Roman" w:cs="Times New Roman"/>
+        </w:rPr>
+        <w:t>(4，0)与</w:t>
+      </w:r>
+      <w:r>
+        <w:rPr>
+          <w:rFonts w:hint="default" w:ascii="Times New Roman" w:hAnsi="Times New Roman" w:eastAsia="Times New Roman" w:cs="Times New Roman"/>
+          <w:i/>
+        </w:rPr>
+        <w:t>B</w:t>
+      </w:r>
+      <w:r>
+        <w:rPr>
+          <w:rFonts w:hint="default" w:ascii="Times New Roman" w:hAnsi="Times New Roman" w:cs="Times New Roman"/>
+        </w:rPr>
+        <w:t>点关于点(2，1)对称，则</w:t>
+      </w:r>
+      <w:r>
+        <w:rPr>
+          <w:rFonts w:hint="default" w:ascii="Times New Roman" w:hAnsi="Times New Roman" w:eastAsia="Times New Roman" w:cs="Times New Roman"/>
+          <w:i/>
+        </w:rPr>
+        <w:t>B</w:t>
+      </w:r>
+      <w:r>
+        <w:rPr>
+          <w:rFonts w:hint="default" w:ascii="Times New Roman" w:hAnsi="Times New Roman" w:cs="Times New Roman"/>
+        </w:rPr>
+        <w:t>点坐标为（</w:t>
+      </w:r>
+      <w:r>
+        <w:rPr>
+          <w:rFonts w:hint="default" w:ascii="Times New Roman" w:hAnsi="Times New Roman" w:eastAsia="Times New Roman" w:cs="Times New Roman"/>
+          <w:kern w:val="0"/>
+          <w:sz w:val="24"/>
+          <w:szCs w:val="24"/>
+        </w:rPr>
+        <w:t>    </w:t>
+      </w:r>
+      <w:r>
+        <w:rPr>
+          <w:rFonts w:hint="default" w:ascii="Times New Roman" w:hAnsi="Times New Roman" w:cs="Times New Roman"/>
+        </w:rPr>
+        <w:t>）</w:t>
+      </w:r>
+    </w:p>
+    <w:p>
+      <w:pPr>
+        <w:shd w:val="clear" w:color="auto" w:fill="auto"/>
+        <w:tabs>
+          <w:tab w:val="left" w:pos="2078"/>
+          <w:tab w:val="left" w:pos="4156"/>
+          <w:tab w:val="left" w:pos="6234"/>
+        </w:tabs>
+        <w:spacing w:line="360" w:lineRule="auto"/>
+        <w:ind w:left="300"/>
+        <w:jc w:val="left"/>
+        <w:rPr>
+          <w:rFonts w:hint="default" w:ascii="Times New Roman" w:hAnsi="Times New Roman" w:cs="Times New Roman"/>
+        </w:rPr>
+      </w:pPr>
+      <w:r>
+        <w:rPr>
+          <w:rFonts w:hint="default" w:ascii="Times New Roman" w:hAnsi="Times New Roman" w:cs="Times New Roman"/>
+        </w:rPr>
+        <w:t>A．</w:t>
+      </w:r>
+      <m:oMath>
+        <m:r>
+          <m:rPr/>
+          <w:rPr>
+            <w:rFonts w:hint="default" w:ascii="Cambria Math" w:hAnsi="Cambria Math" w:eastAsia="宋体" w:cs="Times New Roman"/>
+          </w:rPr>
+          <m:t>(0,4)</m:t>
+        </m:r>
+      </m:oMath>
+      <w:r>
+        <w:rPr>
+          <w:rFonts w:hint="default" w:ascii="Times New Roman" w:hAnsi="Times New Roman" w:cs="Times New Roman"/>
+        </w:rPr>
+        <w:tab/>
+      </w:r>
+      <w:r>
+        <w:rPr>
+          <w:rFonts w:hint="default" w:ascii="Times New Roman" w:hAnsi="Times New Roman" w:cs="Times New Roman"/>
+        </w:rPr>
+        <w:t>B．</w:t>
+      </w:r>
+      <m:oMath>
+        <m:r>
+          <m:rPr/>
+          <w:rPr>
+            <w:rFonts w:hint="default" w:ascii="Cambria Math" w:hAnsi="Cambria Math" w:eastAsia="宋体" w:cs="Times New Roman"/>
+          </w:rPr>
+          <m:t>(0,2)</m:t>
+        </m:r>
+      </m:oMath>
+      <w:r>
+        <w:rPr>
+          <w:rFonts w:hint="default" w:ascii="Times New Roman" w:hAnsi="Times New Roman" w:cs="Times New Roman"/>
+        </w:rPr>
+        <w:tab/>
+      </w:r>
+      <w:r>
+        <w:rPr>
+          <w:rFonts w:hint="default" w:ascii="Times New Roman" w:hAnsi="Times New Roman" w:cs="Times New Roman"/>
+        </w:rPr>
+        <w:t>C．</w:t>
+      </w:r>
+      <m:oMath>
+        <m:r>
+          <m:rPr/>
+          <w:rPr>
+            <w:rFonts w:hint="default" w:ascii="Cambria Math" w:hAnsi="Cambria Math" w:eastAsia="宋体" w:cs="Times New Roman"/>
+          </w:rPr>
+          <m:t>(−2,4)</m:t>
+        </m:r>
+      </m:oMath>
+      <w:r>
+        <w:rPr>
+          <w:rFonts w:hint="default" w:ascii="Times New Roman" w:hAnsi="Times New Roman" w:cs="Times New Roman"/>
+        </w:rPr>
+        <w:tab/>
+      </w:r>
+      <w:r>
+        <w:rPr>
+          <w:rFonts w:hint="default" w:ascii="Times New Roman" w:hAnsi="Times New Roman" w:cs="Times New Roman"/>
+        </w:rPr>
+        <w:t>D．</w:t>
+      </w:r>
+      <m:oMath>
+        <m:r>
+          <m:rPr/>
+          <w:rPr>
+            <w:rFonts w:hint="default" w:ascii="Cambria Math" w:hAnsi="Cambria Math" w:eastAsia="宋体" w:cs="Times New Roman"/>
+          </w:rPr>
+          <m:t>(4,−2)</m:t>
+        </m:r>
+      </m:oMath>
+    </w:p>
+    <w:p>
+      <w:pPr>
+        <w:shd w:val="clear" w:color="auto" w:fill="auto"/>
+        <w:spacing w:line="360" w:lineRule="auto"/>
+        <w:jc w:val="left"/>
+        <w:rPr>
+          <w:rFonts w:hint="default" w:ascii="Times New Roman" w:hAnsi="Times New Roman" w:eastAsia="宋体" w:cs="Times New Roman"/>
+          <w:sz w:val="21"/>
+          <w:szCs w:val="21"/>
+          <w:lang w:val="en-US" w:eastAsia="zh-CN"/>
+        </w:rPr>
+      </w:pPr>
+    </w:p>
+    <w:p>
+      <w:pPr>
+        <w:shd w:val="clear" w:color="auto" w:fill="auto"/>
+        <w:spacing w:line="360" w:lineRule="auto"/>
+        <w:jc w:val="left"/>
+        <w:rPr>
+          <w:rFonts w:hint="default" w:ascii="Times New Roman" w:hAnsi="Times New Roman" w:cs="Times New Roman"/>
+        </w:rPr>
+      </w:pPr>
+      <w:r>
+        <w:rPr>
+          <w:rFonts w:hint="default" w:ascii="Times New Roman" w:hAnsi="Times New Roman" w:eastAsia="宋体" w:cs="Times New Roman"/>
+          <w:sz w:val="21"/>
+          <w:szCs w:val="21"/>
+          <w:lang w:val="en-US" w:eastAsia="zh-CN"/>
+        </w:rPr>
+        <w:t>【变式1-1】</w:t>
+      </w:r>
+      <w:r>
+        <w:rPr>
+          <w:rFonts w:hint="default" w:ascii="Times New Roman" w:hAnsi="Times New Roman" w:cs="Times New Roman"/>
+        </w:rPr>
+        <w:t>已知不同的两点</w:t>
+      </w:r>
+      <m:oMath>
+        <m:r>
+          <m:rPr/>
+          <w:rPr>
+            <w:rFonts w:hint="default" w:ascii="Cambria Math" w:hAnsi="Cambria Math" w:eastAsia="宋体" w:cs="Times New Roman"/>
+          </w:rPr>
+          <m:t>P</m:t>
+        </m:r>
+        <m:d>
+          <m:dPr>
+            <m:sepChr m:val=","/>
+            <m:ctrlPr>
+              <w:rPr>
+                <w:rFonts w:hint="default" w:ascii="Cambria Math" w:hAnsi="Cambria Math" w:cs="Times New Roman"/>
+              </w:rPr>
+            </m:ctrlPr>
+          </m:dPr>
+          <m:e>
+            <m:r>
+              <m:rPr/>
+              <w:rPr>
+                <w:rFonts w:hint="default" w:ascii="Cambria Math" w:hAnsi="Cambria Math" w:eastAsia="宋体" w:cs="Times New Roman"/>
+              </w:rPr>
+              <m:t>a,−b</m:t>
+            </m:r>
+            <m:ctrlPr>
+              <w:rPr>
+                <w:rFonts w:hint="default" w:ascii="Cambria Math" w:hAnsi="Cambria Math" w:cs="Times New Roman"/>
+              </w:rPr>
+            </m:ctrlPr>
+          </m:e>
+        </m:d>
+      </m:oMath>
+      <w:r>
+        <w:rPr>
+          <w:rFonts w:hint="default" w:ascii="Times New Roman" w:hAnsi="Times New Roman" w:cs="Times New Roman"/>
+        </w:rPr>
+        <w:t>与</w:t>
+      </w:r>
+      <m:oMath>
+        <m:r>
+          <m:rPr/>
+          <w:rPr>
+            <w:rFonts w:hint="default" w:ascii="Cambria Math" w:hAnsi="Cambria Math" w:eastAsia="宋体" w:cs="Times New Roman"/>
+          </w:rPr>
+          <m:t>Q</m:t>
+        </m:r>
+        <m:d>
+          <m:dPr>
+            <m:sepChr m:val=","/>
+            <m:ctrlPr>
+              <w:rPr>
+                <w:rFonts w:hint="default" w:ascii="Cambria Math" w:hAnsi="Cambria Math" w:cs="Times New Roman"/>
+              </w:rPr>
+            </m:ctrlPr>
+          </m:dPr>
+          <m:e>
+            <m:r>
+              <m:rPr/>
+              <w:rPr>
+                <w:rFonts w:hint="default" w:ascii="Cambria Math" w:hAnsi="Cambria Math" w:eastAsia="宋体" w:cs="Times New Roman"/>
+              </w:rPr>
+              <m:t>b+1,a−1</m:t>
+            </m:r>
+            <m:ctrlPr>
+              <w:rPr>
+                <w:rFonts w:hint="default" w:ascii="Cambria Math" w:hAnsi="Cambria Math" w:cs="Times New Roman"/>
+              </w:rPr>
+            </m:ctrlPr>
+          </m:e>
+        </m:d>
+      </m:oMath>
+      <w:r>
+        <w:rPr>
+          <w:rFonts w:hint="default" w:ascii="Times New Roman" w:hAnsi="Times New Roman" w:cs="Times New Roman"/>
+        </w:rPr>
+        <w:t>关于点</w:t>
+      </w:r>
+      <m:oMath>
+        <m:d>
+          <m:dPr>
+            <m:sepChr m:val=","/>
+            <m:ctrlPr>
+              <w:rPr>
+                <w:rFonts w:hint="default" w:ascii="Cambria Math" w:hAnsi="Cambria Math" w:cs="Times New Roman"/>
+              </w:rPr>
+            </m:ctrlPr>
+          </m:dPr>
+          <m:e>
+            <m:r>
+              <m:rPr/>
+              <w:rPr>
+                <w:rFonts w:hint="default" w:ascii="Cambria Math" w:hAnsi="Cambria Math" w:eastAsia="宋体" w:cs="Times New Roman"/>
+              </w:rPr>
+              <m:t>3,4</m:t>
+            </m:r>
+            <m:ctrlPr>
+              <w:rPr>
+                <w:rFonts w:hint="default" w:ascii="Cambria Math" w:hAnsi="Cambria Math" w:cs="Times New Roman"/>
+              </w:rPr>
+            </m:ctrlPr>
+          </m:e>
+        </m:d>
+      </m:oMath>
+      <w:r>
+        <w:rPr>
+          <w:rFonts w:hint="default" w:ascii="Times New Roman" w:hAnsi="Times New Roman" w:cs="Times New Roman"/>
+        </w:rPr>
+        <w:t>对称，则</w:t>
+      </w:r>
+      <m:oMath>
+        <m:r>
+          <m:rPr/>
+          <w:rPr>
+            <w:rFonts w:hint="default" w:ascii="Cambria Math" w:hAnsi="Cambria Math" w:eastAsia="宋体" w:cs="Times New Roman"/>
+          </w:rPr>
+          <m:t>ab=</m:t>
+        </m:r>
+      </m:oMath>
+      <w:r>
+        <w:rPr>
+          <w:rFonts w:hint="default" w:ascii="Times New Roman" w:hAnsi="Times New Roman" w:cs="Times New Roman"/>
+        </w:rPr>
+        <w:t>（</w:t>
+      </w:r>
+      <w:r>
+        <w:rPr>
+          <w:rFonts w:hint="default" w:ascii="Times New Roman" w:hAnsi="Times New Roman" w:eastAsia="Times New Roman" w:cs="Times New Roman"/>
+          <w:kern w:val="0"/>
+          <w:sz w:val="24"/>
+          <w:szCs w:val="24"/>
+        </w:rPr>
+        <w:t>    </w:t>
+      </w:r>
+      <w:r>
+        <w:rPr>
+          <w:rFonts w:hint="default" w:ascii="Times New Roman" w:hAnsi="Times New Roman" w:cs="Times New Roman"/>
+        </w:rPr>
+        <w:t>）</w:t>
+      </w:r>
+    </w:p>
+    <w:p>
+      <w:pPr>
+        <w:shd w:val="clear" w:color="auto" w:fill="auto"/>
+        <w:tabs>
+          <w:tab w:val="left" w:pos="2078"/>
+          <w:tab w:val="left" w:pos="4156"/>
+          <w:tab w:val="left" w:pos="6234"/>
+        </w:tabs>
+        <w:spacing w:line="360" w:lineRule="auto"/>
+        <w:ind w:left="300"/>
+        <w:jc w:val="left"/>
+        <w:rPr>
+          <w:rFonts w:hint="default" w:ascii="Times New Roman" w:hAnsi="Times New Roman" w:cs="Times New Roman"/>
+        </w:rPr>
+      </w:pPr>
+      <w:r>
+        <w:rPr>
+          <w:rFonts w:hint="default" w:ascii="Times New Roman" w:hAnsi="Times New Roman" w:cs="Times New Roman"/>
+        </w:rPr>
+        <w:t>A．</w:t>
+      </w:r>
+      <m:oMath>
+        <m:r>
+          <m:rPr/>
+          <w:rPr>
+            <w:rFonts w:hint="default" w:ascii="Cambria Math" w:hAnsi="Cambria Math" w:eastAsia="宋体" w:cs="Times New Roman"/>
+          </w:rPr>
+          <m:t>−5</m:t>
+        </m:r>
+      </m:oMath>
+      <w:r>
+        <w:rPr>
+          <w:rFonts w:hint="default" w:ascii="Times New Roman" w:hAnsi="Times New Roman" w:cs="Times New Roman"/>
+        </w:rPr>
+        <w:tab/>
+      </w:r>
+      <w:r>
+        <w:rPr>
+          <w:rFonts w:hint="default" w:ascii="Times New Roman" w:hAnsi="Times New Roman" w:cs="Times New Roman"/>
+        </w:rPr>
+        <w:t>B．14</w:t>
+      </w:r>
+      <w:r>
+        <w:rPr>
+          <w:rFonts w:hint="default" w:ascii="Times New Roman" w:hAnsi="Times New Roman" w:cs="Times New Roman"/>
+        </w:rPr>
+        <w:tab/>
+      </w:r>
+      <w:r>
+        <w:rPr>
+          <w:rFonts w:hint="default" w:ascii="Times New Roman" w:hAnsi="Times New Roman" w:cs="Times New Roman"/>
+        </w:rPr>
+        <w:t>C．</w:t>
+      </w:r>
+      <m:oMath>
+        <m:r>
+          <m:rPr/>
+          <w:rPr>
+            <w:rFonts w:hint="default" w:ascii="Cambria Math" w:hAnsi="Cambria Math" w:eastAsia="宋体" w:cs="Times New Roman"/>
+          </w:rPr>
+          <m:t>−14</m:t>
+        </m:r>
+      </m:oMath>
+      <w:r>
+        <w:rPr>
+          <w:rFonts w:hint="default" w:ascii="Times New Roman" w:hAnsi="Times New Roman" w:cs="Times New Roman"/>
+        </w:rPr>
+        <w:tab/>
+      </w:r>
+      <w:r>
+        <w:rPr>
+          <w:rFonts w:hint="default" w:ascii="Times New Roman" w:hAnsi="Times New Roman" w:cs="Times New Roman"/>
+        </w:rPr>
+        <w:t>D．5</w:t>
+      </w:r>
+    </w:p>
+    <w:p>
+      <w:pPr>
+        <w:shd w:val="clear" w:color="auto" w:fill="auto"/>
+        <w:spacing w:line="360" w:lineRule="auto"/>
+        <w:jc w:val="left"/>
+        <w:rPr>
+          <w:rFonts w:hint="default" w:ascii="Times New Roman" w:hAnsi="Times New Roman" w:eastAsia="宋体" w:cs="Times New Roman"/>
+          <w:sz w:val="21"/>
+          <w:szCs w:val="21"/>
+          <w:lang w:val="en-US" w:eastAsia="zh-CN"/>
+        </w:rPr>
+      </w:pPr>
+    </w:p>
+    <w:p>
+      <w:pPr>
+        <w:shd w:val="clear" w:color="auto" w:fill="auto"/>
+        <w:spacing w:line="360" w:lineRule="auto"/>
+        <w:jc w:val="left"/>
+        <w:rPr>
+          <w:rFonts w:hint="default" w:ascii="Times New Roman" w:hAnsi="Times New Roman" w:cs="Times New Roman"/>
+        </w:rPr>
+      </w:pPr>
+      <w:r>
+        <w:rPr>
+          <w:rFonts w:hint="default" w:ascii="Times New Roman" w:hAnsi="Times New Roman" w:eastAsia="宋体" w:cs="Times New Roman"/>
+          <w:sz w:val="21"/>
+          <w:szCs w:val="21"/>
+          <w:lang w:val="en-US" w:eastAsia="zh-CN"/>
+        </w:rPr>
+        <w:t>【变式1-2】</w:t>
+      </w:r>
+      <w:r>
+        <w:rPr>
+          <w:rFonts w:hint="default" w:ascii="Times New Roman" w:hAnsi="Times New Roman" w:cs="Times New Roman"/>
+        </w:rPr>
+        <w:t>点</w:t>
+      </w:r>
+      <m:oMath>
+        <m:r>
+          <m:rPr/>
+          <w:rPr>
+            <w:rFonts w:hint="default" w:ascii="Cambria Math" w:hAnsi="Cambria Math" w:eastAsia="宋体" w:cs="Times New Roman"/>
+          </w:rPr>
+          <m:t>A(1,2)</m:t>
+        </m:r>
+      </m:oMath>
+      <w:r>
+        <w:rPr>
+          <w:rFonts w:hint="default" w:ascii="Times New Roman" w:hAnsi="Times New Roman" w:cs="Times New Roman"/>
+        </w:rPr>
+        <w:t>关于点</w:t>
+      </w:r>
+      <m:oMath>
+        <m:r>
+          <m:rPr/>
+          <w:rPr>
+            <w:rFonts w:hint="default" w:ascii="Cambria Math" w:hAnsi="Cambria Math" w:eastAsia="宋体" w:cs="Times New Roman"/>
+          </w:rPr>
+          <m:t>P(3,4)</m:t>
+        </m:r>
+      </m:oMath>
+      <w:r>
+        <w:rPr>
+          <w:rFonts w:hint="default" w:ascii="Times New Roman" w:hAnsi="Times New Roman" w:cs="Times New Roman"/>
+        </w:rPr>
+        <w:t>对称的点的坐标为</w:t>
+      </w:r>
+      <w:r>
+        <w:rPr>
+          <w:rFonts w:hint="eastAsia" w:ascii="Times New Roman" w:hAnsi="Times New Roman" w:cs="Times New Roman"/>
+          <w:u w:val="single"/>
+          <w:lang w:val="en-US" w:eastAsia="zh-CN"/>
+        </w:rPr>
+        <w:t xml:space="preserve">             </w:t>
+      </w:r>
+      <w:r>
+        <w:rPr>
+          <w:rFonts w:hint="default" w:ascii="Times New Roman" w:hAnsi="Times New Roman" w:cs="Times New Roman"/>
+        </w:rPr>
+        <w:t>．</w:t>
+      </w:r>
+    </w:p>
+    <w:p>
+      <w:pPr>
+        <w:shd w:val="clear" w:color="auto" w:fill="auto"/>
+        <w:spacing w:line="360" w:lineRule="auto"/>
+        <w:jc w:val="left"/>
+        <w:rPr>
+          <w:rFonts w:hint="default" w:ascii="Times New Roman" w:hAnsi="Times New Roman" w:eastAsia="宋体" w:cs="Times New Roman"/>
+          <w:b w:val="0"/>
           <w:kern w:val="2"/>
           <w:sz w:val="21"/>
-          <w:szCs w:val="22"/>
-          <w:shd w:val="clear" w:color="FFFFFF" w:fill="D9D9D9"/>
+          <w:szCs w:val="21"/>
           <w:lang w:val="en-US" w:eastAsia="zh-CN" w:bidi="ar-SA"/>
-          <w14:textFill>
-            <w14:solidFill>
-              <w14:schemeClr w14:val="tx1">
-                <w14:lumMod w14:val="95000"/>
-                <w14:lumOff w14:val="5000"/>
-              </w14:schemeClr>
-            </w14:solidFill>
-          </w14:textFill>
-        </w:rPr>
-        <w:t>问题</w:t>
-      </w:r>
-      <w:r>
+        </w:rPr>
+      </w:pPr>
+    </w:p>
+    <w:p>
+      <w:pPr>
+        <w:shd w:val="clear" w:color="auto" w:fill="auto"/>
+        <w:spacing w:line="360" w:lineRule="auto"/>
+        <w:jc w:val="left"/>
+        <w:rPr>
+          <w:rFonts w:hint="default" w:ascii="Times New Roman" w:hAnsi="Times New Roman" w:cs="Times New Roman"/>
+        </w:rPr>
+      </w:pPr>
+      <w:r>
+        <w:rPr>
+          <w:rFonts w:hint="default" w:ascii="Times New Roman" w:hAnsi="Times New Roman" w:eastAsia="宋体" w:cs="Times New Roman"/>
+          <w:b w:val="0"/>
+          <w:kern w:val="2"/>
+          <w:sz w:val="21"/>
+          <w:szCs w:val="21"/>
+          <w:lang w:val="en-US" w:eastAsia="zh-CN" w:bidi="ar-SA"/>
+        </w:rPr>
+        <w:t>【变式1-3】</w:t>
+      </w:r>
+      <w:r>
+        <w:rPr>
+          <w:rFonts w:hint="default" w:ascii="Times New Roman" w:hAnsi="Times New Roman" w:cs="Times New Roman"/>
+        </w:rPr>
+        <w:t>求点</w:t>
+      </w:r>
+      <m:oMath>
+        <m:r>
+          <m:rPr/>
+          <w:rPr>
+            <w:rFonts w:hint="default" w:ascii="Cambria Math" w:hAnsi="Cambria Math" w:eastAsia="宋体" w:cs="Times New Roman"/>
+          </w:rPr>
+          <m:t>P(4,5)</m:t>
+        </m:r>
+      </m:oMath>
+      <w:r>
+        <w:rPr>
+          <w:rFonts w:hint="default" w:ascii="Times New Roman" w:hAnsi="Times New Roman" w:cs="Times New Roman"/>
+        </w:rPr>
+        <w:t>关于</w:t>
+      </w:r>
+      <m:oMath>
+        <m:r>
+          <m:rPr/>
+          <w:rPr>
+            <w:rFonts w:hint="default" w:ascii="Cambria Math" w:hAnsi="Cambria Math" w:eastAsia="宋体" w:cs="Times New Roman"/>
+          </w:rPr>
+          <m:t>M(3,−2)</m:t>
+        </m:r>
+      </m:oMath>
+      <w:r>
+        <w:rPr>
+          <w:rFonts w:hint="default" w:ascii="Times New Roman" w:hAnsi="Times New Roman" w:cs="Times New Roman"/>
+        </w:rPr>
+        <w:t>对称的点</w:t>
+      </w:r>
+      <m:oMath>
+        <m:r>
+          <m:rPr/>
+          <w:rPr>
+            <w:rFonts w:hint="default" w:ascii="Cambria Math" w:hAnsi="Cambria Math" w:eastAsia="宋体" w:cs="Times New Roman"/>
+          </w:rPr>
+          <m:t>Q</m:t>
+        </m:r>
+      </m:oMath>
+      <w:r>
+        <w:rPr>
+          <w:rFonts w:hint="default" w:ascii="Times New Roman" w:hAnsi="Times New Roman" w:cs="Times New Roman"/>
+        </w:rPr>
+        <w:t>的坐标</w:t>
+      </w:r>
+      <w:r>
+        <w:rPr>
+          <w:rFonts w:hint="eastAsia" w:ascii="Times New Roman" w:hAnsi="Times New Roman" w:cs="Times New Roman"/>
+          <w:u w:val="single"/>
+          <w:lang w:val="en-US" w:eastAsia="zh-CN"/>
+        </w:rPr>
+        <w:t xml:space="preserve">              </w:t>
+      </w:r>
+      <w:r>
+        <w:rPr>
+          <w:rFonts w:hint="default" w:ascii="Times New Roman" w:hAnsi="Times New Roman" w:cs="Times New Roman"/>
+        </w:rPr>
+        <w:t>．</w:t>
+      </w:r>
+    </w:p>
+    <w:p>
+      <w:pPr>
+        <w:pStyle w:val="2"/>
+        <w:keepNext/>
+        <w:keepLines/>
+        <w:pageBreakBefore w:val="0"/>
+        <w:widowControl w:val="0"/>
+        <w:shd w:val="clear" w:color="auto" w:fill="auto"/>
+        <w:kinsoku/>
+        <w:wordWrap/>
+        <w:overflowPunct/>
+        <w:topLinePunct/>
+        <w:autoSpaceDE/>
+        <w:autoSpaceDN/>
+        <w:bidi w:val="0"/>
+        <w:adjustRightInd/>
+        <w:snapToGrid/>
+        <w:spacing w:before="0" w:after="0" w:line="360" w:lineRule="auto"/>
+        <w:textAlignment w:val="auto"/>
         <w:rPr>
           <w:rFonts w:hint="default" w:ascii="Times New Roman" w:hAnsi="Times New Roman" w:eastAsia="宋体" w:cs="Times New Roman"/>
           <w:b/>
@@ -1589,673 +941,17 @@
             </w14:solidFill>
           </w14:textFill>
         </w:rPr>
-        <w:t>】</w:t>
-      </w:r>
-      <w:bookmarkEnd w:id="41"/>
-    </w:p>
-    <w:bookmarkEnd w:id="32"/>
-    <w:bookmarkEnd w:id="33"/>
-    <w:bookmarkEnd w:id="34"/>
-    <w:bookmarkEnd w:id="35"/>
-    <w:bookmarkEnd w:id="36"/>
-    <w:bookmarkEnd w:id="37"/>
-    <w:bookmarkEnd w:id="38"/>
-    <w:bookmarkEnd w:id="39"/>
-    <w:bookmarkEnd w:id="40"/>
-    <w:p>
-      <w:pPr>
-        <w:shd w:val="clear" w:color="auto" w:fill="auto"/>
-        <w:spacing w:line="360" w:lineRule="auto"/>
-        <w:jc w:val="left"/>
-        <w:rPr>
-          <w:rFonts w:hint="default" w:ascii="Times New Roman" w:hAnsi="Times New Roman" w:cs="Times New Roman"/>
-        </w:rPr>
-      </w:pPr>
-      <w:bookmarkStart w:id="42" w:name="_Toc22045"/>
-      <w:r>
-        <w:rPr>
-          <w:rFonts w:hint="default" w:ascii="Times New Roman" w:hAnsi="Times New Roman" w:eastAsia="宋体" w:cs="Times New Roman"/>
-          <w:sz w:val="21"/>
-          <w:szCs w:val="21"/>
-          <w:lang w:val="en-US" w:eastAsia="zh-CN"/>
-        </w:rPr>
-        <w:t>【例1】</w:t>
-      </w:r>
-      <w:bookmarkEnd w:id="42"/>
-      <w:r>
-        <w:rPr>
-          <w:rFonts w:hint="default" w:ascii="Times New Roman" w:hAnsi="Times New Roman" w:cs="Times New Roman"/>
-        </w:rPr>
-        <w:t>（2</w:t>
-      </w:r>
-      <w:r>
-        <w:rPr>
-          <w:rFonts w:hint="eastAsia" w:ascii="Times New Roman" w:hAnsi="Times New Roman" w:cs="Times New Roman"/>
-          <w:lang w:val="en-US" w:eastAsia="zh-CN"/>
-        </w:rPr>
-        <w:t>3</w:t>
-      </w:r>
-      <w:r>
-        <w:rPr>
-          <w:rFonts w:hint="default" w:ascii="Times New Roman" w:hAnsi="Times New Roman" w:cs="Times New Roman"/>
-        </w:rPr>
-        <w:t>-2</w:t>
-      </w:r>
-      <w:r>
-        <w:rPr>
-          <w:rFonts w:hint="eastAsia" w:ascii="Times New Roman" w:hAnsi="Times New Roman" w:cs="Times New Roman"/>
-          <w:lang w:val="en-US" w:eastAsia="zh-CN"/>
-        </w:rPr>
-        <w:t>4</w:t>
-      </w:r>
-      <w:r>
-        <w:rPr>
-          <w:rFonts w:hint="default" w:ascii="Times New Roman" w:hAnsi="Times New Roman" w:cs="Times New Roman"/>
-        </w:rPr>
-        <w:t>高二上·四川遂宁·期中）若</w:t>
-      </w:r>
-      <w:r>
-        <w:rPr>
-          <w:rFonts w:hint="default" w:ascii="Times New Roman" w:hAnsi="Times New Roman" w:eastAsia="Times New Roman" w:cs="Times New Roman"/>
-          <w:i/>
-        </w:rPr>
-        <w:t>A</w:t>
-      </w:r>
-      <w:r>
-        <w:rPr>
-          <w:rFonts w:hint="default" w:ascii="Times New Roman" w:hAnsi="Times New Roman" w:cs="Times New Roman"/>
-        </w:rPr>
-        <w:t>(4，0)与</w:t>
-      </w:r>
-      <w:r>
-        <w:rPr>
-          <w:rFonts w:hint="default" w:ascii="Times New Roman" w:hAnsi="Times New Roman" w:eastAsia="Times New Roman" w:cs="Times New Roman"/>
-          <w:i/>
-        </w:rPr>
-        <w:t>B</w:t>
-      </w:r>
-      <w:r>
-        <w:rPr>
-          <w:rFonts w:hint="default" w:ascii="Times New Roman" w:hAnsi="Times New Roman" w:cs="Times New Roman"/>
-        </w:rPr>
-        <w:t>点关于点(2，1)对称，则</w:t>
-      </w:r>
-      <w:r>
-        <w:rPr>
-          <w:rFonts w:hint="default" w:ascii="Times New Roman" w:hAnsi="Times New Roman" w:eastAsia="Times New Roman" w:cs="Times New Roman"/>
-          <w:i/>
-        </w:rPr>
-        <w:t>B</w:t>
-      </w:r>
-      <w:r>
-        <w:rPr>
-          <w:rFonts w:hint="default" w:ascii="Times New Roman" w:hAnsi="Times New Roman" w:cs="Times New Roman"/>
-        </w:rPr>
-        <w:t>点坐标为（</w:t>
-      </w:r>
-      <w:r>
-        <w:rPr>
-          <w:rFonts w:hint="default" w:ascii="Times New Roman" w:hAnsi="Times New Roman" w:eastAsia="Times New Roman" w:cs="Times New Roman"/>
-          <w:kern w:val="0"/>
-          <w:sz w:val="24"/>
-          <w:szCs w:val="24"/>
-        </w:rPr>
-        <w:t>    </w:t>
-      </w:r>
-      <w:r>
-        <w:rPr>
-          <w:rFonts w:hint="default" w:ascii="Times New Roman" w:hAnsi="Times New Roman" w:cs="Times New Roman"/>
-        </w:rPr>
-        <w:t>）</w:t>
-      </w:r>
-    </w:p>
-    <w:p>
-      <w:pPr>
-        <w:shd w:val="clear" w:color="auto" w:fill="auto"/>
-        <w:tabs>
-          <w:tab w:val="left" w:pos="2078"/>
-          <w:tab w:val="left" w:pos="4156"/>
-          <w:tab w:val="left" w:pos="6234"/>
-        </w:tabs>
-        <w:spacing w:line="360" w:lineRule="auto"/>
-        <w:ind w:left="300"/>
-        <w:jc w:val="left"/>
-        <w:rPr>
-          <w:rFonts w:hint="default" w:ascii="Times New Roman" w:hAnsi="Times New Roman" w:cs="Times New Roman"/>
-        </w:rPr>
-      </w:pPr>
-      <w:r>
-        <w:rPr>
-          <w:rFonts w:hint="default" w:ascii="Times New Roman" w:hAnsi="Times New Roman" w:cs="Times New Roman"/>
-        </w:rPr>
-        <w:t>A．</w:t>
-      </w:r>
-      <m:oMath>
-        <m:r>
-          <m:rPr/>
-          <w:rPr>
-            <w:rFonts w:hint="default" w:ascii="Cambria Math" w:hAnsi="Cambria Math" w:eastAsia="宋体" w:cs="Times New Roman"/>
-          </w:rPr>
-          <m:t>(0,4)</m:t>
-        </m:r>
-      </m:oMath>
-      <w:r>
-        <w:rPr>
-          <w:rFonts w:hint="default" w:ascii="Times New Roman" w:hAnsi="Times New Roman" w:cs="Times New Roman"/>
-        </w:rPr>
-        <w:tab/>
-      </w:r>
-      <w:r>
-        <w:rPr>
-          <w:rFonts w:hint="default" w:ascii="Times New Roman" w:hAnsi="Times New Roman" w:cs="Times New Roman"/>
-        </w:rPr>
-        <w:t>B．</w:t>
-      </w:r>
-      <m:oMath>
-        <m:r>
-          <m:rPr/>
-          <w:rPr>
-            <w:rFonts w:hint="default" w:ascii="Cambria Math" w:hAnsi="Cambria Math" w:eastAsia="宋体" w:cs="Times New Roman"/>
-          </w:rPr>
-          <m:t>(0,2)</m:t>
-        </m:r>
-      </m:oMath>
-      <w:r>
-        <w:rPr>
-          <w:rFonts w:hint="default" w:ascii="Times New Roman" w:hAnsi="Times New Roman" w:cs="Times New Roman"/>
-        </w:rPr>
-        <w:tab/>
-      </w:r>
-      <w:r>
-        <w:rPr>
-          <w:rFonts w:hint="default" w:ascii="Times New Roman" w:hAnsi="Times New Roman" w:cs="Times New Roman"/>
-        </w:rPr>
-        <w:t>C．</w:t>
-      </w:r>
-      <m:oMath>
-        <m:r>
-          <m:rPr/>
-          <w:rPr>
-            <w:rFonts w:hint="default" w:ascii="Cambria Math" w:hAnsi="Cambria Math" w:eastAsia="宋体" w:cs="Times New Roman"/>
-          </w:rPr>
-          <m:t>(−2,4)</m:t>
-        </m:r>
-      </m:oMath>
-      <w:r>
-        <w:rPr>
-          <w:rFonts w:hint="default" w:ascii="Times New Roman" w:hAnsi="Times New Roman" w:cs="Times New Roman"/>
-        </w:rPr>
-        <w:tab/>
-      </w:r>
-      <w:r>
-        <w:rPr>
-          <w:rFonts w:hint="default" w:ascii="Times New Roman" w:hAnsi="Times New Roman" w:cs="Times New Roman"/>
-        </w:rPr>
-        <w:t>D．</w:t>
-      </w:r>
-      <m:oMath>
-        <m:r>
-          <m:rPr/>
-          <w:rPr>
-            <w:rFonts w:hint="default" w:ascii="Cambria Math" w:hAnsi="Cambria Math" w:eastAsia="宋体" w:cs="Times New Roman"/>
-          </w:rPr>
-          <m:t>(4,−2)</m:t>
-        </m:r>
-      </m:oMath>
-    </w:p>
-    <w:p>
-      <w:pPr>
-        <w:shd w:val="clear" w:color="auto" w:fill="auto"/>
-        <w:spacing w:line="360" w:lineRule="auto"/>
-        <w:jc w:val="left"/>
-        <w:rPr>
-          <w:rFonts w:hint="default" w:ascii="Times New Roman" w:hAnsi="Times New Roman" w:cs="Times New Roman"/>
-        </w:rPr>
-      </w:pPr>
-      <w:r>
-        <w:rPr>
-          <w:rFonts w:hint="default" w:ascii="Times New Roman" w:hAnsi="Times New Roman" w:eastAsia="宋体" w:cs="Times New Roman"/>
-          <w:sz w:val="21"/>
-          <w:szCs w:val="21"/>
-          <w:lang w:val="en-US" w:eastAsia="zh-CN"/>
-        </w:rPr>
-        <w:t>【变式1-1】</w:t>
-      </w:r>
-      <w:r>
-        <w:rPr>
-          <w:rFonts w:hint="default" w:ascii="Times New Roman" w:hAnsi="Times New Roman" w:cs="Times New Roman"/>
-        </w:rPr>
-        <w:t>（2</w:t>
-      </w:r>
-      <w:r>
-        <w:rPr>
-          <w:rFonts w:hint="eastAsia" w:ascii="Times New Roman" w:hAnsi="Times New Roman" w:cs="Times New Roman"/>
-          <w:lang w:val="en-US" w:eastAsia="zh-CN"/>
-        </w:rPr>
-        <w:t>3</w:t>
-      </w:r>
-      <w:r>
-        <w:rPr>
-          <w:rFonts w:hint="default" w:ascii="Times New Roman" w:hAnsi="Times New Roman" w:cs="Times New Roman"/>
-        </w:rPr>
-        <w:t>-2</w:t>
-      </w:r>
-      <w:r>
-        <w:rPr>
-          <w:rFonts w:hint="eastAsia" w:ascii="Times New Roman" w:hAnsi="Times New Roman" w:cs="Times New Roman"/>
-          <w:lang w:val="en-US" w:eastAsia="zh-CN"/>
-        </w:rPr>
-        <w:t>4</w:t>
-      </w:r>
-      <w:r>
-        <w:rPr>
-          <w:rFonts w:hint="default" w:ascii="Times New Roman" w:hAnsi="Times New Roman" w:cs="Times New Roman"/>
-        </w:rPr>
-        <w:t>高二·全国·课堂例题）已知不同的两点</w:t>
-      </w:r>
-      <m:oMath>
-        <m:r>
-          <m:rPr/>
-          <w:rPr>
-            <w:rFonts w:hint="default" w:ascii="Cambria Math" w:hAnsi="Cambria Math" w:eastAsia="宋体" w:cs="Times New Roman"/>
-          </w:rPr>
-          <m:t>P</m:t>
-        </m:r>
-        <m:d>
-          <m:dPr>
-            <m:sepChr m:val=","/>
-            <m:ctrlPr>
-              <w:rPr>
-                <w:rFonts w:hint="default" w:ascii="Cambria Math" w:hAnsi="Cambria Math" w:cs="Times New Roman"/>
-              </w:rPr>
-            </m:ctrlPr>
-          </m:dPr>
-          <m:e>
-            <m:r>
-              <m:rPr/>
-              <w:rPr>
-                <w:rFonts w:hint="default" w:ascii="Cambria Math" w:hAnsi="Cambria Math" w:eastAsia="宋体" w:cs="Times New Roman"/>
-              </w:rPr>
-              <m:t>a,−b</m:t>
-            </m:r>
-            <m:ctrlPr>
-              <w:rPr>
-                <w:rFonts w:hint="default" w:ascii="Cambria Math" w:hAnsi="Cambria Math" w:cs="Times New Roman"/>
-              </w:rPr>
-            </m:ctrlPr>
-          </m:e>
-        </m:d>
-      </m:oMath>
-      <w:r>
-        <w:rPr>
-          <w:rFonts w:hint="default" w:ascii="Times New Roman" w:hAnsi="Times New Roman" w:cs="Times New Roman"/>
-        </w:rPr>
-        <w:t>与</w:t>
-      </w:r>
-      <m:oMath>
-        <m:r>
-          <m:rPr/>
-          <w:rPr>
-            <w:rFonts w:hint="default" w:ascii="Cambria Math" w:hAnsi="Cambria Math" w:eastAsia="宋体" w:cs="Times New Roman"/>
-          </w:rPr>
-          <m:t>Q</m:t>
-        </m:r>
-        <m:d>
-          <m:dPr>
-            <m:sepChr m:val=","/>
-            <m:ctrlPr>
-              <w:rPr>
-                <w:rFonts w:hint="default" w:ascii="Cambria Math" w:hAnsi="Cambria Math" w:cs="Times New Roman"/>
-              </w:rPr>
-            </m:ctrlPr>
-          </m:dPr>
-          <m:e>
-            <m:r>
-              <m:rPr/>
-              <w:rPr>
-                <w:rFonts w:hint="default" w:ascii="Cambria Math" w:hAnsi="Cambria Math" w:eastAsia="宋体" w:cs="Times New Roman"/>
-              </w:rPr>
-              <m:t>b+1,a−1</m:t>
-            </m:r>
-            <m:ctrlPr>
-              <w:rPr>
-                <w:rFonts w:hint="default" w:ascii="Cambria Math" w:hAnsi="Cambria Math" w:cs="Times New Roman"/>
-              </w:rPr>
-            </m:ctrlPr>
-          </m:e>
-        </m:d>
-      </m:oMath>
-      <w:r>
-        <w:rPr>
-          <w:rFonts w:hint="default" w:ascii="Times New Roman" w:hAnsi="Times New Roman" w:cs="Times New Roman"/>
-        </w:rPr>
-        <w:t>关于点</w:t>
-      </w:r>
-      <m:oMath>
-        <m:d>
-          <m:dPr>
-            <m:sepChr m:val=","/>
-            <m:ctrlPr>
-              <w:rPr>
-                <w:rFonts w:hint="default" w:ascii="Cambria Math" w:hAnsi="Cambria Math" w:cs="Times New Roman"/>
-              </w:rPr>
-            </m:ctrlPr>
-          </m:dPr>
-          <m:e>
-            <m:r>
-              <m:rPr/>
-              <w:rPr>
-                <w:rFonts w:hint="default" w:ascii="Cambria Math" w:hAnsi="Cambria Math" w:eastAsia="宋体" w:cs="Times New Roman"/>
-              </w:rPr>
-              <m:t>3,4</m:t>
-            </m:r>
-            <m:ctrlPr>
-              <w:rPr>
-                <w:rFonts w:hint="default" w:ascii="Cambria Math" w:hAnsi="Cambria Math" w:cs="Times New Roman"/>
-              </w:rPr>
-            </m:ctrlPr>
-          </m:e>
-        </m:d>
-      </m:oMath>
-      <w:r>
-        <w:rPr>
-          <w:rFonts w:hint="default" w:ascii="Times New Roman" w:hAnsi="Times New Roman" w:cs="Times New Roman"/>
-        </w:rPr>
-        <w:t>对称，则</w:t>
-      </w:r>
-      <m:oMath>
-        <m:r>
-          <m:rPr/>
-          <w:rPr>
-            <w:rFonts w:hint="default" w:ascii="Cambria Math" w:hAnsi="Cambria Math" w:eastAsia="宋体" w:cs="Times New Roman"/>
-          </w:rPr>
-          <m:t>ab=</m:t>
-        </m:r>
-      </m:oMath>
-      <w:r>
-        <w:rPr>
-          <w:rFonts w:hint="default" w:ascii="Times New Roman" w:hAnsi="Times New Roman" w:cs="Times New Roman"/>
-        </w:rPr>
-        <w:t>（</w:t>
-      </w:r>
-      <w:r>
-        <w:rPr>
-          <w:rFonts w:hint="default" w:ascii="Times New Roman" w:hAnsi="Times New Roman" w:eastAsia="Times New Roman" w:cs="Times New Roman"/>
-          <w:kern w:val="0"/>
-          <w:sz w:val="24"/>
-          <w:szCs w:val="24"/>
-        </w:rPr>
-        <w:t>    </w:t>
-      </w:r>
-      <w:r>
-        <w:rPr>
-          <w:rFonts w:hint="default" w:ascii="Times New Roman" w:hAnsi="Times New Roman" w:cs="Times New Roman"/>
-        </w:rPr>
-        <w:t>）</w:t>
-      </w:r>
-    </w:p>
-    <w:p>
-      <w:pPr>
-        <w:shd w:val="clear" w:color="auto" w:fill="auto"/>
-        <w:tabs>
-          <w:tab w:val="left" w:pos="2078"/>
-          <w:tab w:val="left" w:pos="4156"/>
-          <w:tab w:val="left" w:pos="6234"/>
-        </w:tabs>
-        <w:spacing w:line="360" w:lineRule="auto"/>
-        <w:ind w:left="300"/>
-        <w:jc w:val="left"/>
-        <w:rPr>
-          <w:rFonts w:hint="default" w:ascii="Times New Roman" w:hAnsi="Times New Roman" w:cs="Times New Roman"/>
-        </w:rPr>
-      </w:pPr>
-      <w:r>
-        <w:rPr>
-          <w:rFonts w:hint="default" w:ascii="Times New Roman" w:hAnsi="Times New Roman" w:cs="Times New Roman"/>
-        </w:rPr>
-        <w:t>A．</w:t>
-      </w:r>
-      <m:oMath>
-        <m:r>
-          <m:rPr/>
-          <w:rPr>
-            <w:rFonts w:hint="default" w:ascii="Cambria Math" w:hAnsi="Cambria Math" w:eastAsia="宋体" w:cs="Times New Roman"/>
-          </w:rPr>
-          <m:t>−5</m:t>
-        </m:r>
-      </m:oMath>
-      <w:r>
-        <w:rPr>
-          <w:rFonts w:hint="default" w:ascii="Times New Roman" w:hAnsi="Times New Roman" w:cs="Times New Roman"/>
-        </w:rPr>
-        <w:tab/>
-      </w:r>
-      <w:r>
-        <w:rPr>
-          <w:rFonts w:hint="default" w:ascii="Times New Roman" w:hAnsi="Times New Roman" w:cs="Times New Roman"/>
-        </w:rPr>
-        <w:t>B．14</w:t>
-      </w:r>
-      <w:r>
-        <w:rPr>
-          <w:rFonts w:hint="default" w:ascii="Times New Roman" w:hAnsi="Times New Roman" w:cs="Times New Roman"/>
-        </w:rPr>
-        <w:tab/>
-      </w:r>
-      <w:r>
-        <w:rPr>
-          <w:rFonts w:hint="default" w:ascii="Times New Roman" w:hAnsi="Times New Roman" w:cs="Times New Roman"/>
-        </w:rPr>
-        <w:t>C．</w:t>
-      </w:r>
-      <m:oMath>
-        <m:r>
-          <m:rPr/>
-          <w:rPr>
-            <w:rFonts w:hint="default" w:ascii="Cambria Math" w:hAnsi="Cambria Math" w:eastAsia="宋体" w:cs="Times New Roman"/>
-          </w:rPr>
-          <m:t>−14</m:t>
-        </m:r>
-      </m:oMath>
-      <w:r>
-        <w:rPr>
-          <w:rFonts w:hint="default" w:ascii="Times New Roman" w:hAnsi="Times New Roman" w:cs="Times New Roman"/>
-        </w:rPr>
-        <w:tab/>
-      </w:r>
-      <w:r>
-        <w:rPr>
-          <w:rFonts w:hint="default" w:ascii="Times New Roman" w:hAnsi="Times New Roman" w:cs="Times New Roman"/>
-        </w:rPr>
-        <w:t>D．5</w:t>
-      </w:r>
-    </w:p>
-    <w:p>
-      <w:pPr>
-        <w:shd w:val="clear" w:color="auto" w:fill="auto"/>
-        <w:spacing w:line="360" w:lineRule="auto"/>
-        <w:jc w:val="left"/>
-        <w:rPr>
-          <w:rFonts w:hint="default" w:ascii="Times New Roman" w:hAnsi="Times New Roman" w:cs="Times New Roman"/>
-        </w:rPr>
-      </w:pPr>
-      <w:r>
-        <w:rPr>
-          <w:rFonts w:hint="default" w:ascii="Times New Roman" w:hAnsi="Times New Roman" w:eastAsia="宋体" w:cs="Times New Roman"/>
-          <w:sz w:val="21"/>
-          <w:szCs w:val="21"/>
-          <w:lang w:val="en-US" w:eastAsia="zh-CN"/>
-        </w:rPr>
-        <w:t>【变式1-2】</w:t>
-      </w:r>
-      <w:r>
-        <w:rPr>
-          <w:rFonts w:hint="default" w:ascii="Times New Roman" w:hAnsi="Times New Roman" w:cs="Times New Roman"/>
-        </w:rPr>
-        <w:t>（202</w:t>
-      </w:r>
-      <w:r>
-        <w:rPr>
-          <w:rFonts w:hint="eastAsia" w:ascii="Times New Roman" w:hAnsi="Times New Roman" w:cs="Times New Roman"/>
-          <w:lang w:val="en-US" w:eastAsia="zh-CN"/>
-        </w:rPr>
-        <w:t>4</w:t>
-      </w:r>
-      <w:r>
-        <w:rPr>
-          <w:rFonts w:hint="default" w:ascii="Times New Roman" w:hAnsi="Times New Roman" w:cs="Times New Roman"/>
-        </w:rPr>
-        <w:t>高二·江苏·专题练习）点</w:t>
-      </w:r>
-      <m:oMath>
-        <m:r>
-          <m:rPr/>
-          <w:rPr>
-            <w:rFonts w:hint="default" w:ascii="Cambria Math" w:hAnsi="Cambria Math" w:eastAsia="宋体" w:cs="Times New Roman"/>
-          </w:rPr>
-          <m:t>A(1,2)</m:t>
-        </m:r>
-      </m:oMath>
-      <w:r>
-        <w:rPr>
-          <w:rFonts w:hint="default" w:ascii="Times New Roman" w:hAnsi="Times New Roman" w:cs="Times New Roman"/>
-        </w:rPr>
-        <w:t>关于点</w:t>
-      </w:r>
-      <m:oMath>
-        <m:r>
-          <m:rPr/>
-          <w:rPr>
-            <w:rFonts w:hint="default" w:ascii="Cambria Math" w:hAnsi="Cambria Math" w:eastAsia="宋体" w:cs="Times New Roman"/>
-          </w:rPr>
-          <m:t>P(3,4)</m:t>
-        </m:r>
-      </m:oMath>
-      <w:r>
-        <w:rPr>
-          <w:rFonts w:hint="default" w:ascii="Times New Roman" w:hAnsi="Times New Roman" w:cs="Times New Roman"/>
-        </w:rPr>
-        <w:t>对称的点的坐标为</w:t>
-      </w:r>
-      <w:r>
-        <w:rPr>
-          <w:rFonts w:hint="eastAsia" w:ascii="Times New Roman" w:hAnsi="Times New Roman" w:cs="Times New Roman"/>
-          <w:u w:val="single"/>
-          <w:lang w:val="en-US" w:eastAsia="zh-CN"/>
-        </w:rPr>
-        <w:t xml:space="preserve">      </w:t>
-      </w:r>
-      <w:r>
-        <w:rPr>
-          <w:rFonts w:hint="default" w:ascii="Times New Roman" w:hAnsi="Times New Roman" w:cs="Times New Roman"/>
-        </w:rPr>
-        <w:t>．</w:t>
-      </w:r>
-    </w:p>
-    <w:p>
-      <w:pPr>
-        <w:shd w:val="clear" w:color="auto" w:fill="auto"/>
-        <w:spacing w:line="360" w:lineRule="auto"/>
-        <w:jc w:val="left"/>
-        <w:rPr>
-          <w:rFonts w:hint="default" w:ascii="Times New Roman" w:hAnsi="Times New Roman" w:cs="Times New Roman"/>
-        </w:rPr>
-      </w:pPr>
-      <w:r>
-        <w:rPr>
-          <w:rFonts w:hint="default" w:ascii="Times New Roman" w:hAnsi="Times New Roman" w:eastAsia="宋体" w:cs="Times New Roman"/>
-          <w:b w:val="0"/>
-          <w:kern w:val="2"/>
-          <w:sz w:val="21"/>
-          <w:szCs w:val="21"/>
-          <w:lang w:val="en-US" w:eastAsia="zh-CN" w:bidi="ar-SA"/>
-        </w:rPr>
-        <w:t>【变式1-3】</w:t>
-      </w:r>
-      <w:r>
-        <w:rPr>
-          <w:rFonts w:hint="default" w:ascii="Times New Roman" w:hAnsi="Times New Roman" w:cs="Times New Roman"/>
-        </w:rPr>
-        <w:t>（202</w:t>
-      </w:r>
-      <w:r>
-        <w:rPr>
-          <w:rFonts w:hint="eastAsia" w:ascii="Times New Roman" w:hAnsi="Times New Roman" w:cs="Times New Roman"/>
-          <w:lang w:val="en-US" w:eastAsia="zh-CN"/>
-        </w:rPr>
-        <w:t>3</w:t>
-      </w:r>
-      <w:r>
-        <w:rPr>
-          <w:rFonts w:hint="default" w:ascii="Times New Roman" w:hAnsi="Times New Roman" w:cs="Times New Roman"/>
-        </w:rPr>
-        <w:t>高二·江苏·专题练习）求点</w:t>
-      </w:r>
-      <m:oMath>
-        <m:r>
-          <m:rPr/>
-          <w:rPr>
-            <w:rFonts w:hint="default" w:ascii="Cambria Math" w:hAnsi="Cambria Math" w:eastAsia="宋体" w:cs="Times New Roman"/>
-          </w:rPr>
-          <m:t>P(4,5)</m:t>
-        </m:r>
-      </m:oMath>
-      <w:r>
-        <w:rPr>
-          <w:rFonts w:hint="default" w:ascii="Times New Roman" w:hAnsi="Times New Roman" w:cs="Times New Roman"/>
-        </w:rPr>
-        <w:t>关于</w:t>
-      </w:r>
-      <m:oMath>
-        <m:r>
-          <m:rPr/>
-          <w:rPr>
-            <w:rFonts w:hint="default" w:ascii="Cambria Math" w:hAnsi="Cambria Math" w:eastAsia="宋体" w:cs="Times New Roman"/>
-          </w:rPr>
-          <m:t>M(3,−2)</m:t>
-        </m:r>
-      </m:oMath>
-      <w:r>
-        <w:rPr>
-          <w:rFonts w:hint="default" w:ascii="Times New Roman" w:hAnsi="Times New Roman" w:cs="Times New Roman"/>
-        </w:rPr>
-        <w:t>对称的点</w:t>
-      </w:r>
-      <m:oMath>
-        <m:r>
-          <m:rPr/>
-          <w:rPr>
-            <w:rFonts w:hint="default" w:ascii="Cambria Math" w:hAnsi="Cambria Math" w:eastAsia="宋体" w:cs="Times New Roman"/>
-          </w:rPr>
-          <m:t>Q</m:t>
-        </m:r>
-      </m:oMath>
-      <w:r>
-        <w:rPr>
-          <w:rFonts w:hint="default" w:ascii="Times New Roman" w:hAnsi="Times New Roman" w:cs="Times New Roman"/>
-        </w:rPr>
-        <w:t>的坐标</w:t>
-      </w:r>
-      <w:r>
-        <w:rPr>
-          <w:rFonts w:hint="eastAsia" w:ascii="Times New Roman" w:hAnsi="Times New Roman" w:cs="Times New Roman"/>
-          <w:u w:val="single"/>
-          <w:lang w:val="en-US" w:eastAsia="zh-CN"/>
-        </w:rPr>
-        <w:t xml:space="preserve">      </w:t>
-      </w:r>
-      <w:r>
-        <w:rPr>
-          <w:rFonts w:hint="default" w:ascii="Times New Roman" w:hAnsi="Times New Roman" w:cs="Times New Roman"/>
-        </w:rPr>
-        <w:t>．</w:t>
-      </w:r>
-    </w:p>
-    <w:p>
-      <w:pPr>
-        <w:keepNext w:val="0"/>
-        <w:keepLines w:val="0"/>
+      </w:pPr>
+      <w:bookmarkStart w:id="42" w:name="_Toc21207"/>
+      <w:bookmarkStart w:id="43" w:name="_Toc7979"/>
+    </w:p>
+    <w:p>
+      <w:pPr>
+        <w:pStyle w:val="2"/>
+        <w:keepNext/>
+        <w:keepLines/>
         <w:pageBreakBefore w:val="0"/>
+        <w:widowControl w:val="0"/>
         <w:shd w:val="clear" w:color="auto" w:fill="auto"/>
         <w:kinsoku/>
         <w:wordWrap/>
@@ -2265,184 +961,22 @@
         <w:autoSpaceDN/>
         <w:bidi w:val="0"/>
         <w:adjustRightInd/>
-        <w:spacing w:line="400" w:lineRule="exact"/>
+        <w:snapToGrid/>
+        <w:spacing w:before="0" w:after="0" w:line="360" w:lineRule="auto"/>
         <w:textAlignment w:val="auto"/>
         <w:rPr>
-          <w:rFonts w:hint="default" w:ascii="Times New Roman" w:hAnsi="Times New Roman" w:cs="Times New Roman"/>
+          <w:rFonts w:hint="default" w:ascii="Times New Roman" w:hAnsi="Times New Roman" w:eastAsia="宋体" w:cs="Times New Roman"/>
           <w:b/>
           <w:bCs/>
-          <w:color w:val="0D0D0D" w:themeColor="text1" w:themeTint="F2"/>
-          <w:szCs w:val="21"/>
+          <w:color w:val="0070C0"/>
+          <w:kern w:val="2"/>
+          <w:sz w:val="21"/>
+          <w:szCs w:val="22"/>
           <w:shd w:val="clear" w:color="FFFFFF" w:fill="D9D9D9"/>
-          <w14:textFill>
-            <w14:solidFill>
-              <w14:schemeClr w14:val="tx1">
-                <w14:lumMod w14:val="95000"/>
-                <w14:lumOff w14:val="5000"/>
-              </w14:schemeClr>
-            </w14:solidFill>
-          </w14:textFill>
-        </w:rPr>
-      </w:pPr>
-      <w:bookmarkStart w:id="43" w:name="_Toc21207"/>
-      <w:r>
-        <w:rPr>
-          <w:rFonts w:hint="default" w:ascii="Times New Roman" w:hAnsi="Times New Roman" w:cs="Times New Roman"/>
-          <w:b/>
-          <w:bCs/>
-          <w:color w:val="0D0D0D" w:themeColor="text1" w:themeTint="F2"/>
-          <w:szCs w:val="21"/>
-          <w:shd w:val="clear" w:color="FFFFFF" w:fill="D9D9D9"/>
-          <w14:textFill>
-            <w14:solidFill>
-              <w14:schemeClr w14:val="tx1">
-                <w14:lumMod w14:val="95000"/>
-                <w14:lumOff w14:val="5000"/>
-              </w14:schemeClr>
-            </w14:solidFill>
-          </w14:textFill>
-        </w:rPr>
-        <w:t>【知识点</w:t>
-      </w:r>
-      <w:r>
-        <w:rPr>
-          <w:rFonts w:hint="default" w:ascii="Times New Roman" w:hAnsi="Times New Roman" w:cs="Times New Roman"/>
-          <w:b/>
-          <w:bCs/>
-          <w:color w:val="0D0D0D" w:themeColor="text1" w:themeTint="F2"/>
-          <w:szCs w:val="21"/>
-          <w:shd w:val="clear" w:color="FFFFFF" w:fill="D9D9D9"/>
-          <w:lang w:val="en-US" w:eastAsia="zh-CN"/>
-          <w14:textFill>
-            <w14:solidFill>
-              <w14:schemeClr w14:val="tx1">
-                <w14:lumMod w14:val="95000"/>
-                <w14:lumOff w14:val="5000"/>
-              </w14:schemeClr>
-            </w14:solidFill>
-          </w14:textFill>
-        </w:rPr>
-        <w:t>2</w:t>
-      </w:r>
-      <w:r>
-        <w:rPr>
-          <w:rFonts w:hint="default" w:ascii="Times New Roman" w:hAnsi="Times New Roman" w:cs="Times New Roman"/>
-          <w:b/>
-          <w:bCs/>
-          <w:color w:val="0D0D0D" w:themeColor="text1" w:themeTint="F2"/>
-          <w:szCs w:val="21"/>
-          <w:shd w:val="clear" w:color="FFFFFF" w:fill="D9D9D9"/>
-          <w14:textFill>
-            <w14:solidFill>
-              <w14:schemeClr w14:val="tx1">
-                <w14:lumMod w14:val="95000"/>
-                <w14:lumOff w14:val="5000"/>
-              </w14:schemeClr>
-            </w14:solidFill>
-          </w14:textFill>
-        </w:rPr>
-        <w:t xml:space="preserve">  直线关于点的对称】</w:t>
-      </w:r>
-    </w:p>
-    <w:p>
-      <w:pPr>
-        <w:pStyle w:val="11"/>
-        <w:shd w:val="clear" w:color="auto" w:fill="auto"/>
-        <w:tabs>
-          <w:tab w:val="left" w:pos="4620"/>
-        </w:tabs>
-        <w:snapToGrid w:val="0"/>
-        <w:spacing w:line="312" w:lineRule="auto"/>
-        <w:ind w:firstLine="420" w:firstLineChars="200"/>
-        <w:rPr>
-          <w:rFonts w:ascii="Times New Roman" w:hAnsi="Times New Roman" w:cs="Times New Roman"/>
-          <w:b/>
-          <w:bCs/>
-          <w:color w:val="000000" w:themeColor="text1"/>
-          <w14:textFill>
-            <w14:solidFill>
-              <w14:schemeClr w14:val="tx1"/>
-            </w14:solidFill>
-          </w14:textFill>
-        </w:rPr>
-      </w:pPr>
-      <w:r>
-        <w:rPr>
-          <w:rFonts w:hint="eastAsia" w:ascii="Times New Roman" w:hAnsi="Times New Roman" w:cs="Times New Roman"/>
-          <w:b/>
-          <w:bCs/>
-          <w:color w:val="000000" w:themeColor="text1"/>
-          <w:lang w:val="en-US" w:eastAsia="zh-CN"/>
-          <w14:textFill>
-            <w14:solidFill>
-              <w14:schemeClr w14:val="tx1"/>
-            </w14:solidFill>
-          </w14:textFill>
-        </w:rPr>
-        <w:t>1</w:t>
-      </w:r>
-      <w:r>
-        <w:rPr>
-          <w:rFonts w:hint="eastAsia" w:ascii="Times New Roman" w:hAnsi="Times New Roman" w:cs="Times New Roman"/>
-          <w:b/>
-          <w:bCs/>
-          <w:color w:val="000000" w:themeColor="text1"/>
-          <w14:textFill>
-            <w14:solidFill>
-              <w14:schemeClr w14:val="tx1"/>
-            </w14:solidFill>
-          </w14:textFill>
-        </w:rPr>
-        <w:t>．直线关于点的对称</w:t>
-      </w:r>
-    </w:p>
-    <w:p>
-      <w:pPr>
-        <w:pStyle w:val="11"/>
-        <w:shd w:val="clear" w:color="auto" w:fill="auto"/>
-        <w:tabs>
-          <w:tab w:val="left" w:pos="4620"/>
-        </w:tabs>
-        <w:snapToGrid w:val="0"/>
-        <w:spacing w:line="312" w:lineRule="auto"/>
-        <w:ind w:firstLine="420" w:firstLineChars="200"/>
-        <w:rPr>
-          <w:rFonts w:ascii="Times New Roman" w:hAnsi="Times New Roman" w:cs="Times New Roman"/>
-        </w:rPr>
-      </w:pPr>
-      <w:r>
-        <w:rPr>
-          <w:rFonts w:ascii="Times New Roman" w:hAnsi="Times New Roman" w:cs="Times New Roman"/>
-          <w:position w:val="-65"/>
-        </w:rPr>
-        <w:object>
-          <v:shape id="_x0000_i1027" o:spt="75" type="#_x0000_t75" style="height:71pt;width:310.5pt;" o:ole="t" filled="f" o:preferrelative="t" stroked="f" coordsize="21600,21600">
-            <v:path/>
-            <v:fill on="f" focussize="0,0"/>
-            <v:stroke on="f" joinstyle="miter"/>
-            <v:imagedata r:id="rId14" o:title=""/>
-            <o:lock v:ext="edit" aspectratio="t"/>
-            <w10:wrap type="none"/>
-            <w10:anchorlock/>
-          </v:shape>
-          <o:OLEObject Type="Embed" ProgID="Equation.AxMath" ShapeID="_x0000_i1027" DrawAspect="Content" ObjectID="_1468075727" r:id="rId13">
-            <o:LockedField>false</o:LockedField>
-          </o:OLEObject>
-        </w:object>
-      </w:r>
-      <w:bookmarkStart w:id="50" w:name="_GoBack"/>
-      <w:bookmarkEnd w:id="50"/>
-    </w:p>
-    <w:p>
-      <w:pPr>
-        <w:pStyle w:val="11"/>
-        <w:shd w:val="clear" w:color="auto" w:fill="auto"/>
-        <w:tabs>
-          <w:tab w:val="left" w:pos="4620"/>
-        </w:tabs>
-        <w:snapToGrid w:val="0"/>
-        <w:spacing w:line="312" w:lineRule="auto"/>
-        <w:ind w:firstLine="420" w:firstLineChars="200"/>
+          <w:lang w:val="en-US" w:eastAsia="zh-CN" w:bidi="ar-SA"/>
+        </w:rPr>
+      </w:pPr>
+      <w:r>
         <w:rPr>
           <w:rFonts w:hint="default" w:ascii="Times New Roman" w:hAnsi="Times New Roman" w:eastAsia="宋体" w:cs="Times New Roman"/>
           <w:b/>
@@ -2462,103 +996,10 @@
             </w14:solidFill>
           </w14:textFill>
         </w:rPr>
-      </w:pPr>
-      <w:r>
-        <w:drawing>
-          <wp:inline distT="0" distB="0" distL="0" distR="0">
-            <wp:extent cx="1751330" cy="1496060"/>
-            <wp:effectExtent l="0" t="0" r="1270" b="2540"/>
-            <wp:docPr id="54" name="图片 54"/>
-            <wp:cNvGraphicFramePr>
-              <a:graphicFrameLocks xmlns:a="http://schemas.openxmlformats.org/drawingml/2006/main" noChangeAspect="1"/>
-            </wp:cNvGraphicFramePr>
-            <a:graphic xmlns:a="http://schemas.openxmlformats.org/drawingml/2006/main">
-              <a:graphicData uri="http://schemas.openxmlformats.org/drawingml/2006/picture">
-                <pic:pic xmlns:pic="http://schemas.openxmlformats.org/drawingml/2006/picture">
-                  <pic:nvPicPr>
-                    <pic:cNvPr id="54" name="图片 54"/>
-                    <pic:cNvPicPr>
-                      <a:picLocks noChangeAspect="1"/>
-                    </pic:cNvPicPr>
-                  </pic:nvPicPr>
-                  <pic:blipFill>
-                    <a:blip r:embed="rId15"/>
-                    <a:stretch>
-                      <a:fillRect/>
-                    </a:stretch>
-                  </pic:blipFill>
-                  <pic:spPr>
-                    <a:xfrm>
-                      <a:off x="0" y="0"/>
-                      <a:ext cx="1751330" cy="1496060"/>
-                    </a:xfrm>
-                    <a:prstGeom prst="rect">
-                      <a:avLst/>
-                    </a:prstGeom>
-                  </pic:spPr>
-                </pic:pic>
-              </a:graphicData>
-            </a:graphic>
-          </wp:inline>
-        </w:drawing>
-      </w:r>
-    </w:p>
-    <w:p>
-      <w:pPr>
-        <w:pStyle w:val="2"/>
-        <w:keepNext/>
-        <w:keepLines/>
-        <w:pageBreakBefore w:val="0"/>
-        <w:widowControl w:val="0"/>
-        <w:shd w:val="clear" w:color="auto" w:fill="auto"/>
-        <w:kinsoku/>
-        <w:wordWrap/>
-        <w:overflowPunct/>
-        <w:topLinePunct/>
-        <w:autoSpaceDE/>
-        <w:autoSpaceDN/>
-        <w:bidi w:val="0"/>
-        <w:adjustRightInd/>
-        <w:snapToGrid/>
-        <w:spacing w:before="0" w:after="0" w:line="360" w:lineRule="auto"/>
-        <w:textAlignment w:val="auto"/>
-        <w:rPr>
-          <w:rFonts w:hint="default" w:ascii="Times New Roman" w:hAnsi="Times New Roman" w:eastAsia="宋体" w:cs="Times New Roman"/>
-          <w:b/>
-          <w:bCs/>
-          <w:color w:val="0070C0"/>
-          <w:kern w:val="2"/>
-          <w:sz w:val="21"/>
-          <w:szCs w:val="22"/>
-          <w:shd w:val="clear" w:color="FFFFFF" w:fill="D9D9D9"/>
-          <w:lang w:val="en-US" w:eastAsia="zh-CN" w:bidi="ar-SA"/>
-        </w:rPr>
-      </w:pPr>
-      <w:bookmarkStart w:id="44" w:name="_Toc7979"/>
-      <w:r>
-        <w:rPr>
-          <w:rFonts w:hint="default" w:ascii="Times New Roman" w:hAnsi="Times New Roman" w:eastAsia="宋体" w:cs="Times New Roman"/>
-          <w:b/>
-          <w:bCs/>
-          <w:color w:val="0D0D0D" w:themeColor="text1" w:themeTint="F2"/>
-          <w:kern w:val="2"/>
-          <w:sz w:val="21"/>
-          <w:szCs w:val="22"/>
-          <w:shd w:val="clear" w:color="FFFFFF" w:fill="D9D9D9"/>
-          <w:lang w:val="en-US" w:eastAsia="zh-CN" w:bidi="ar-SA"/>
-          <w14:textFill>
-            <w14:solidFill>
-              <w14:schemeClr w14:val="tx1">
-                <w14:lumMod w14:val="95000"/>
-                <w14:lumOff w14:val="5000"/>
-              </w14:schemeClr>
-            </w14:solidFill>
-          </w14:textFill>
-        </w:rPr>
         <w:t>【题型2  直线关于点的对称问题】</w:t>
       </w:r>
+      <w:bookmarkEnd w:id="42"/>
       <w:bookmarkEnd w:id="43"/>
-      <w:bookmarkEnd w:id="44"/>
     </w:p>
     <w:p>
       <w:pPr>
@@ -2582,33 +1023,7 @@
         <w:rPr>
           <w:rFonts w:hint="default" w:ascii="Times New Roman" w:hAnsi="Times New Roman" w:cs="Times New Roman"/>
         </w:rPr>
-        <w:t>（2</w:t>
-      </w:r>
-      <w:r>
-        <w:rPr>
-          <w:rFonts w:hint="eastAsia" w:ascii="Times New Roman" w:hAnsi="Times New Roman" w:cs="Times New Roman"/>
-          <w:lang w:val="en-US" w:eastAsia="zh-CN"/>
-        </w:rPr>
-        <w:t>3</w:t>
-      </w:r>
-      <w:r>
-        <w:rPr>
-          <w:rFonts w:hint="default" w:ascii="Times New Roman" w:hAnsi="Times New Roman" w:cs="Times New Roman"/>
-        </w:rPr>
-        <w:t>-2</w:t>
-      </w:r>
-      <w:r>
-        <w:rPr>
-          <w:rFonts w:hint="eastAsia" w:ascii="Times New Roman" w:hAnsi="Times New Roman" w:cs="Times New Roman"/>
-          <w:lang w:val="en-US" w:eastAsia="zh-CN"/>
-        </w:rPr>
-        <w:t>4</w:t>
-      </w:r>
-      <w:r>
-        <w:rPr>
-          <w:rFonts w:hint="default" w:ascii="Times New Roman" w:hAnsi="Times New Roman" w:cs="Times New Roman"/>
-        </w:rPr>
-        <w:t>高二·全国·单元测试）直线</w:t>
+        <w:t>直线</w:t>
       </w:r>
       <m:oMath>
         <m:r>
@@ -2762,23 +1177,36 @@
         <w:spacing w:line="360" w:lineRule="auto"/>
         <w:jc w:val="left"/>
         <w:rPr>
-          <w:rFonts w:hint="default" w:ascii="Times New Roman" w:hAnsi="Times New Roman" w:cs="Times New Roman"/>
-        </w:rPr>
-      </w:pPr>
-      <w:r>
-        <w:rPr>
           <w:rFonts w:hint="default" w:ascii="Times New Roman" w:hAnsi="Times New Roman" w:eastAsia="宋体" w:cs="Times New Roman"/>
           <w:sz w:val="21"/>
           <w:szCs w:val="21"/>
           <w:lang w:val="en-US" w:eastAsia="zh-CN"/>
         </w:rPr>
+      </w:pPr>
+    </w:p>
+    <w:p>
+      <w:pPr>
+        <w:shd w:val="clear" w:color="auto" w:fill="auto"/>
+        <w:spacing w:line="360" w:lineRule="auto"/>
+        <w:jc w:val="left"/>
+        <w:rPr>
+          <w:rFonts w:hint="default" w:ascii="Times New Roman" w:hAnsi="Times New Roman" w:cs="Times New Roman"/>
+        </w:rPr>
+      </w:pPr>
+      <w:r>
+        <w:rPr>
+          <w:rFonts w:hint="default" w:ascii="Times New Roman" w:hAnsi="Times New Roman" w:eastAsia="宋体" w:cs="Times New Roman"/>
+          <w:sz w:val="21"/>
+          <w:szCs w:val="21"/>
+          <w:lang w:val="en-US" w:eastAsia="zh-CN"/>
+        </w:rPr>
         <w:t>【变式2-1】</w:t>
       </w:r>
       <w:r>
         <w:rPr>
           <w:rFonts w:hint="default" w:ascii="Times New Roman" w:hAnsi="Times New Roman" w:cs="Times New Roman"/>
         </w:rPr>
-        <w:t>（23-24高二上·全国·期末）点</w:t>
+        <w:t>点</w:t>
       </w:r>
       <m:oMath>
         <m:r>
@@ -3240,36 +1668,36 @@
         <w:spacing w:line="360" w:lineRule="auto"/>
         <w:jc w:val="left"/>
         <w:rPr>
-          <w:rFonts w:hint="default" w:ascii="Times New Roman" w:hAnsi="Times New Roman" w:cs="Times New Roman"/>
-        </w:rPr>
-      </w:pPr>
-      <w:r>
-        <w:rPr>
           <w:rFonts w:hint="default" w:ascii="Times New Roman" w:hAnsi="Times New Roman" w:eastAsia="宋体" w:cs="Times New Roman"/>
           <w:sz w:val="21"/>
           <w:szCs w:val="21"/>
           <w:lang w:val="en-US" w:eastAsia="zh-CN"/>
         </w:rPr>
+      </w:pPr>
+    </w:p>
+    <w:p>
+      <w:pPr>
+        <w:shd w:val="clear" w:color="auto" w:fill="auto"/>
+        <w:spacing w:line="360" w:lineRule="auto"/>
+        <w:jc w:val="left"/>
+        <w:rPr>
+          <w:rFonts w:hint="default" w:ascii="Times New Roman" w:hAnsi="Times New Roman" w:cs="Times New Roman"/>
+        </w:rPr>
+      </w:pPr>
+      <w:r>
+        <w:rPr>
+          <w:rFonts w:hint="default" w:ascii="Times New Roman" w:hAnsi="Times New Roman" w:eastAsia="宋体" w:cs="Times New Roman"/>
+          <w:sz w:val="21"/>
+          <w:szCs w:val="21"/>
+          <w:lang w:val="en-US" w:eastAsia="zh-CN"/>
+        </w:rPr>
         <w:t>【变式2-2】</w:t>
       </w:r>
       <w:r>
         <w:rPr>
           <w:rFonts w:hint="default" w:ascii="Times New Roman" w:hAnsi="Times New Roman" w:cs="Times New Roman"/>
         </w:rPr>
-        <w:t>（202</w:t>
-      </w:r>
-      <w:r>
-        <w:rPr>
-          <w:rFonts w:hint="eastAsia" w:ascii="Times New Roman" w:hAnsi="Times New Roman" w:cs="Times New Roman"/>
-          <w:lang w:val="en-US" w:eastAsia="zh-CN"/>
-        </w:rPr>
-        <w:t>4</w:t>
-      </w:r>
-      <w:r>
-        <w:rPr>
-          <w:rFonts w:hint="default" w:ascii="Times New Roman" w:hAnsi="Times New Roman" w:cs="Times New Roman"/>
-        </w:rPr>
-        <w:t>·陕西宝鸡·一模）直线</w:t>
+        <w:t>直线</w:t>
       </w:r>
       <m:oMath>
         <m:r>
@@ -3477,11 +1905,6 @@
         <w:spacing w:line="360" w:lineRule="auto"/>
         <w:jc w:val="left"/>
         <w:rPr>
-          <w:rFonts w:hint="default" w:ascii="Times New Roman" w:hAnsi="Times New Roman" w:cs="Times New Roman"/>
-        </w:rPr>
-      </w:pPr>
-      <w:r>
-        <w:rPr>
           <w:rFonts w:hint="default" w:ascii="Times New Roman" w:hAnsi="Times New Roman" w:eastAsia="宋体" w:cs="Times New Roman"/>
           <w:b w:val="0"/>
           <w:kern w:val="2"/>
@@ -3489,13 +1912,33 @@
           <w:szCs w:val="21"/>
           <w:lang w:val="en-US" w:eastAsia="zh-CN" w:bidi="ar-SA"/>
         </w:rPr>
+      </w:pPr>
+    </w:p>
+    <w:p>
+      <w:pPr>
+        <w:shd w:val="clear" w:color="auto" w:fill="auto"/>
+        <w:spacing w:line="360" w:lineRule="auto"/>
+        <w:jc w:val="left"/>
+        <w:rPr>
+          <w:rFonts w:hint="default" w:ascii="Times New Roman" w:hAnsi="Times New Roman" w:cs="Times New Roman"/>
+        </w:rPr>
+      </w:pPr>
+      <w:r>
+        <w:rPr>
+          <w:rFonts w:hint="default" w:ascii="Times New Roman" w:hAnsi="Times New Roman" w:eastAsia="宋体" w:cs="Times New Roman"/>
+          <w:b w:val="0"/>
+          <w:kern w:val="2"/>
+          <w:sz w:val="21"/>
+          <w:szCs w:val="21"/>
+          <w:lang w:val="en-US" w:eastAsia="zh-CN" w:bidi="ar-SA"/>
+        </w:rPr>
         <w:t>【变式2-3】</w:t>
       </w:r>
       <w:r>
         <w:rPr>
           <w:rFonts w:hint="default" w:ascii="Times New Roman" w:hAnsi="Times New Roman" w:cs="Times New Roman"/>
         </w:rPr>
-        <w:t>（23-24高二上·江苏常州·期中）已知直线</w:t>
+        <w:t>已知直线</w:t>
       </w:r>
       <m:oMath>
         <m:r>
@@ -3584,1978 +2027,6 @@
         <w:spacing w:line="360" w:lineRule="auto"/>
         <w:ind w:left="300"/>
         <w:jc w:val="left"/>
-        <w:rPr>
-          <w:rFonts w:hint="default" w:ascii="Times New Roman" w:hAnsi="Times New Roman" w:cs="Times New Roman"/>
-        </w:rPr>
-      </w:pPr>
-      <w:r>
-        <w:rPr>
-          <w:rFonts w:hint="default" w:ascii="Times New Roman" w:hAnsi="Times New Roman" w:cs="Times New Roman"/>
-        </w:rPr>
-        <w:t>A．2</w:t>
-      </w:r>
-      <w:r>
-        <w:rPr>
-          <w:rFonts w:hint="default" w:ascii="Times New Roman" w:hAnsi="Times New Roman" w:cs="Times New Roman"/>
-        </w:rPr>
-        <w:tab/>
-      </w:r>
-      <w:r>
-        <w:rPr>
-          <w:rFonts w:hint="default" w:ascii="Times New Roman" w:hAnsi="Times New Roman" w:cs="Times New Roman"/>
-        </w:rPr>
-        <w:t>B．6</w:t>
-      </w:r>
-      <w:r>
-        <w:rPr>
-          <w:rFonts w:hint="default" w:ascii="Times New Roman" w:hAnsi="Times New Roman" w:cs="Times New Roman"/>
-        </w:rPr>
-        <w:tab/>
-      </w:r>
-      <w:r>
-        <w:rPr>
-          <w:rFonts w:hint="default" w:ascii="Times New Roman" w:hAnsi="Times New Roman" w:cs="Times New Roman"/>
-        </w:rPr>
-        <w:t>C．</w:t>
-      </w:r>
-      <m:oMath>
-        <m:r>
-          <m:rPr/>
-          <w:rPr>
-            <w:rFonts w:hint="default" w:ascii="Cambria Math" w:hAnsi="Cambria Math" w:eastAsia="宋体" w:cs="Times New Roman"/>
-          </w:rPr>
-          <m:t>−2</m:t>
-        </m:r>
-      </m:oMath>
-      <w:r>
-        <w:rPr>
-          <w:rFonts w:hint="default" w:ascii="Times New Roman" w:hAnsi="Times New Roman" w:cs="Times New Roman"/>
-        </w:rPr>
-        <w:tab/>
-      </w:r>
-      <w:r>
-        <w:rPr>
-          <w:rFonts w:hint="default" w:ascii="Times New Roman" w:hAnsi="Times New Roman" w:cs="Times New Roman"/>
-        </w:rPr>
-        <w:t>D．</w:t>
-      </w:r>
-      <m:oMath>
-        <m:r>
-          <m:rPr/>
-          <w:rPr>
-            <w:rFonts w:hint="default" w:ascii="Cambria Math" w:hAnsi="Cambria Math" w:eastAsia="宋体" w:cs="Times New Roman"/>
-          </w:rPr>
-          <m:t>−6</m:t>
-        </m:r>
-      </m:oMath>
-    </w:p>
-    <w:p>
-      <w:pPr>
-        <w:keepNext w:val="0"/>
-        <w:keepLines w:val="0"/>
-        <w:pageBreakBefore w:val="0"/>
-        <w:shd w:val="clear" w:color="auto" w:fill="auto"/>
-        <w:kinsoku/>
-        <w:wordWrap/>
-        <w:overflowPunct/>
-        <w:topLinePunct/>
-        <w:autoSpaceDE/>
-        <w:autoSpaceDN/>
-        <w:bidi w:val="0"/>
-        <w:adjustRightInd/>
-        <w:spacing w:line="400" w:lineRule="exact"/>
-        <w:textAlignment w:val="auto"/>
-        <w:rPr>
-          <w:rFonts w:hint="default" w:ascii="Times New Roman" w:hAnsi="Times New Roman" w:cs="Times New Roman"/>
-          <w:b/>
-          <w:bCs/>
-          <w:color w:val="0D0D0D" w:themeColor="text1" w:themeTint="F2"/>
-          <w:szCs w:val="21"/>
-          <w:shd w:val="clear" w:color="FFFFFF" w:fill="D9D9D9"/>
-          <w14:textFill>
-            <w14:solidFill>
-              <w14:schemeClr w14:val="tx1">
-                <w14:lumMod w14:val="95000"/>
-                <w14:lumOff w14:val="5000"/>
-              </w14:schemeClr>
-            </w14:solidFill>
-          </w14:textFill>
-        </w:rPr>
-      </w:pPr>
-      <w:r>
-        <w:rPr>
-          <w:rFonts w:hint="default" w:ascii="Times New Roman" w:hAnsi="Times New Roman" w:cs="Times New Roman"/>
-          <w:b/>
-          <w:bCs/>
-          <w:color w:val="0D0D0D" w:themeColor="text1" w:themeTint="F2"/>
-          <w:szCs w:val="21"/>
-          <w:shd w:val="clear" w:color="FFFFFF" w:fill="D9D9D9"/>
-          <w14:textFill>
-            <w14:solidFill>
-              <w14:schemeClr w14:val="tx1">
-                <w14:lumMod w14:val="95000"/>
-                <w14:lumOff w14:val="5000"/>
-              </w14:schemeClr>
-            </w14:solidFill>
-          </w14:textFill>
-        </w:rPr>
-        <w:t>【知识点</w:t>
-      </w:r>
-      <w:r>
-        <w:rPr>
-          <w:rFonts w:hint="eastAsia" w:ascii="Times New Roman" w:hAnsi="Times New Roman" w:cs="Times New Roman"/>
-          <w:b/>
-          <w:bCs/>
-          <w:color w:val="0D0D0D" w:themeColor="text1" w:themeTint="F2"/>
-          <w:szCs w:val="21"/>
-          <w:shd w:val="clear" w:color="FFFFFF" w:fill="D9D9D9"/>
-          <w:lang w:val="en-US" w:eastAsia="zh-CN"/>
-          <w14:textFill>
-            <w14:solidFill>
-              <w14:schemeClr w14:val="tx1">
-                <w14:lumMod w14:val="95000"/>
-                <w14:lumOff w14:val="5000"/>
-              </w14:schemeClr>
-            </w14:solidFill>
-          </w14:textFill>
-        </w:rPr>
-        <w:t>3</w:t>
-      </w:r>
-      <w:r>
-        <w:rPr>
-          <w:rFonts w:hint="default" w:ascii="Times New Roman" w:hAnsi="Times New Roman" w:cs="Times New Roman"/>
-          <w:b/>
-          <w:bCs/>
-          <w:color w:val="0D0D0D" w:themeColor="text1" w:themeTint="F2"/>
-          <w:szCs w:val="21"/>
-          <w:shd w:val="clear" w:color="FFFFFF" w:fill="D9D9D9"/>
-          <w14:textFill>
-            <w14:solidFill>
-              <w14:schemeClr w14:val="tx1">
-                <w14:lumMod w14:val="95000"/>
-                <w14:lumOff w14:val="5000"/>
-              </w14:schemeClr>
-            </w14:solidFill>
-          </w14:textFill>
-        </w:rPr>
-        <w:t xml:space="preserve">  点关于直线的对称】</w:t>
-      </w:r>
-    </w:p>
-    <w:p>
-      <w:pPr>
-        <w:pStyle w:val="11"/>
-        <w:shd w:val="clear" w:color="auto" w:fill="auto"/>
-        <w:tabs>
-          <w:tab w:val="left" w:pos="4620"/>
-        </w:tabs>
-        <w:snapToGrid w:val="0"/>
-        <w:spacing w:line="312" w:lineRule="auto"/>
-        <w:ind w:firstLine="420" w:firstLineChars="200"/>
-        <w:rPr>
-          <w:rFonts w:ascii="Times New Roman" w:hAnsi="Times New Roman" w:cs="Times New Roman"/>
-          <w:b/>
-          <w:bCs/>
-          <w:color w:val="000000" w:themeColor="text1"/>
-          <w14:textFill>
-            <w14:solidFill>
-              <w14:schemeClr w14:val="tx1"/>
-            </w14:solidFill>
-          </w14:textFill>
-        </w:rPr>
-      </w:pPr>
-      <w:r>
-        <w:rPr>
-          <w:rFonts w:hint="eastAsia" w:ascii="Times New Roman" w:hAnsi="Times New Roman" w:cs="Times New Roman"/>
-          <w:b/>
-          <w:bCs/>
-          <w:color w:val="000000" w:themeColor="text1"/>
-          <w:lang w:val="en-US" w:eastAsia="zh-CN"/>
-          <w14:textFill>
-            <w14:solidFill>
-              <w14:schemeClr w14:val="tx1"/>
-            </w14:solidFill>
-          </w14:textFill>
-        </w:rPr>
-        <w:t>1</w:t>
-      </w:r>
-      <w:r>
-        <w:rPr>
-          <w:rFonts w:hint="eastAsia" w:ascii="Times New Roman" w:hAnsi="Times New Roman" w:cs="Times New Roman"/>
-          <w:b/>
-          <w:bCs/>
-          <w:color w:val="000000" w:themeColor="text1"/>
-          <w14:textFill>
-            <w14:solidFill>
-              <w14:schemeClr w14:val="tx1"/>
-            </w14:solidFill>
-          </w14:textFill>
-        </w:rPr>
-        <w:t>．两点关于某直线对称</w:t>
-      </w:r>
-    </w:p>
-    <w:p>
-      <w:pPr>
-        <w:pStyle w:val="11"/>
-        <w:shd w:val="clear" w:color="auto" w:fill="auto"/>
-        <w:tabs>
-          <w:tab w:val="left" w:pos="4620"/>
-        </w:tabs>
-        <w:snapToGrid w:val="0"/>
-        <w:spacing w:line="312" w:lineRule="auto"/>
-        <w:ind w:firstLine="420" w:firstLineChars="200"/>
-        <w:rPr>
-          <w:rFonts w:ascii="Times New Roman" w:hAnsi="Times New Roman" w:cs="Times New Roman"/>
-        </w:rPr>
-      </w:pPr>
-      <w:r>
-        <w:rPr>
-          <w:rFonts w:ascii="Times New Roman" w:hAnsi="Times New Roman" w:cs="Times New Roman"/>
-          <w:position w:val="-118"/>
-        </w:rPr>
-        <w:object>
-          <v:shape id="_x0000_i1028" o:spt="75" type="#_x0000_t75" style="height:125pt;width:275.5pt;" o:ole="t" filled="f" o:preferrelative="t" stroked="f" coordsize="21600,21600">
-            <v:path/>
-            <v:fill on="f" focussize="0,0"/>
-            <v:stroke on="f" joinstyle="miter"/>
-            <v:imagedata r:id="rId17" o:title=""/>
-            <o:lock v:ext="edit" aspectratio="t"/>
-            <w10:wrap type="none"/>
-            <w10:anchorlock/>
-          </v:shape>
-          <o:OLEObject Type="Embed" ProgID="Equation.AxMath" ShapeID="_x0000_i1028" DrawAspect="Content" ObjectID="_1468075728" r:id="rId16">
-            <o:LockedField>false</o:LockedField>
-          </o:OLEObject>
-        </w:object>
-      </w:r>
-    </w:p>
-    <w:p>
-      <w:pPr>
-        <w:pStyle w:val="11"/>
-        <w:shd w:val="clear" w:color="auto" w:fill="auto"/>
-        <w:tabs>
-          <w:tab w:val="left" w:pos="4620"/>
-        </w:tabs>
-        <w:snapToGrid w:val="0"/>
-        <w:spacing w:line="312" w:lineRule="auto"/>
-        <w:ind w:firstLine="420" w:firstLineChars="200"/>
-        <w:rPr>
-          <w:rFonts w:ascii="Times New Roman" w:hAnsi="Times New Roman" w:cs="Times New Roman"/>
-        </w:rPr>
-      </w:pPr>
-      <w:r>
-        <w:rPr>
-          <w:rFonts w:ascii="Times New Roman" w:hAnsi="Times New Roman" w:cs="Times New Roman"/>
-          <w:position w:val="-11"/>
-        </w:rPr>
-        <w:object>
-          <v:shape id="_x0000_i1029" o:spt="75" type="#_x0000_t75" style="height:16.5pt;width:434.5pt;" o:ole="t" filled="f" o:preferrelative="t" stroked="f" coordsize="21600,21600">
-            <v:path/>
-            <v:fill on="f" focussize="0,0"/>
-            <v:stroke on="f" joinstyle="miter"/>
-            <v:imagedata r:id="rId19" o:title=""/>
-            <o:lock v:ext="edit" aspectratio="t"/>
-            <w10:wrap type="none"/>
-            <w10:anchorlock/>
-          </v:shape>
-          <o:OLEObject Type="Embed" ProgID="Equation.AxMath" ShapeID="_x0000_i1029" DrawAspect="Content" ObjectID="_1468075729" r:id="rId18">
-            <o:LockedField>false</o:LockedField>
-          </o:OLEObject>
-        </w:object>
-      </w:r>
-    </w:p>
-    <w:p>
-      <w:pPr>
-        <w:pStyle w:val="11"/>
-        <w:shd w:val="clear" w:color="auto" w:fill="auto"/>
-        <w:tabs>
-          <w:tab w:val="left" w:pos="4620"/>
-        </w:tabs>
-        <w:snapToGrid w:val="0"/>
-        <w:spacing w:line="312" w:lineRule="auto"/>
-        <w:ind w:firstLine="420" w:firstLineChars="200"/>
-        <w:rPr>
-          <w:rFonts w:ascii="Times New Roman" w:hAnsi="Times New Roman" w:cs="Times New Roman"/>
-        </w:rPr>
-      </w:pPr>
-      <w:r>
-        <w:rPr>
-          <w:rFonts w:ascii="Times New Roman" w:hAnsi="Times New Roman" w:cs="Times New Roman"/>
-          <w:position w:val="-46"/>
-        </w:rPr>
-        <w:object>
-          <v:shape id="_x0000_i1030" o:spt="75" type="#_x0000_t75" style="height:52pt;width:273.5pt;" o:ole="t" filled="f" o:preferrelative="t" stroked="f" coordsize="21600,21600">
-            <v:path/>
-            <v:fill on="f" focussize="0,0"/>
-            <v:stroke on="f" joinstyle="miter"/>
-            <v:imagedata r:id="rId21" o:title=""/>
-            <o:lock v:ext="edit" aspectratio="t"/>
-            <w10:wrap type="none"/>
-            <w10:anchorlock/>
-          </v:shape>
-          <o:OLEObject Type="Embed" ProgID="Equation.AxMath" ShapeID="_x0000_i1030" DrawAspect="Content" ObjectID="_1468075730" r:id="rId20">
-            <o:LockedField>false</o:LockedField>
-          </o:OLEObject>
-        </w:object>
-      </w:r>
-    </w:p>
-    <w:p>
-      <w:pPr>
-        <w:pStyle w:val="11"/>
-        <w:shd w:val="clear" w:color="auto" w:fill="auto"/>
-        <w:tabs>
-          <w:tab w:val="left" w:pos="4620"/>
-        </w:tabs>
-        <w:snapToGrid w:val="0"/>
-        <w:spacing w:line="312" w:lineRule="auto"/>
-        <w:ind w:firstLine="420" w:firstLineChars="200"/>
-        <w:rPr>
-          <w:rFonts w:ascii="Times New Roman" w:hAnsi="Times New Roman" w:cs="Times New Roman"/>
-        </w:rPr>
-      </w:pPr>
-      <w:r>
-        <w:drawing>
-          <wp:inline distT="0" distB="0" distL="0" distR="0">
-            <wp:extent cx="4777105" cy="1619250"/>
-            <wp:effectExtent l="0" t="0" r="10795" b="6350"/>
-            <wp:docPr id="53" name="图片 53"/>
-            <wp:cNvGraphicFramePr>
-              <a:graphicFrameLocks xmlns:a="http://schemas.openxmlformats.org/drawingml/2006/main" noChangeAspect="1"/>
-            </wp:cNvGraphicFramePr>
-            <a:graphic xmlns:a="http://schemas.openxmlformats.org/drawingml/2006/main">
-              <a:graphicData uri="http://schemas.openxmlformats.org/drawingml/2006/picture">
-                <pic:pic xmlns:pic="http://schemas.openxmlformats.org/drawingml/2006/picture">
-                  <pic:nvPicPr>
-                    <pic:cNvPr id="53" name="图片 53"/>
-                    <pic:cNvPicPr>
-                      <a:picLocks noChangeAspect="1"/>
-                    </pic:cNvPicPr>
-                  </pic:nvPicPr>
-                  <pic:blipFill>
-                    <a:blip r:embed="rId22"/>
-                    <a:stretch>
-                      <a:fillRect/>
-                    </a:stretch>
-                  </pic:blipFill>
-                  <pic:spPr>
-                    <a:xfrm>
-                      <a:off x="0" y="0"/>
-                      <a:ext cx="4810062" cy="1630647"/>
-                    </a:xfrm>
-                    <a:prstGeom prst="rect">
-                      <a:avLst/>
-                    </a:prstGeom>
-                  </pic:spPr>
-                </pic:pic>
-              </a:graphicData>
-            </a:graphic>
-          </wp:inline>
-        </w:drawing>
-      </w:r>
-    </w:p>
-    <w:p>
-      <w:pPr>
-        <w:pStyle w:val="11"/>
-        <w:shd w:val="clear" w:color="auto" w:fill="auto"/>
-        <w:tabs>
-          <w:tab w:val="left" w:pos="4620"/>
-        </w:tabs>
-        <w:snapToGrid w:val="0"/>
-        <w:spacing w:line="312" w:lineRule="auto"/>
-        <w:ind w:firstLine="420" w:firstLineChars="200"/>
-        <w:rPr>
-          <w:rFonts w:hint="eastAsia" w:ascii="Times New Roman" w:hAnsi="Times New Roman" w:cs="Times New Roman"/>
-        </w:rPr>
-      </w:pPr>
-      <w:r>
-        <w:rPr>
-          <w:rFonts w:hint="eastAsia" w:ascii="Times New Roman" w:hAnsi="Times New Roman" w:cs="Times New Roman"/>
-        </w:rPr>
-        <w:t>(</w:t>
-      </w:r>
-      <w:r>
-        <w:rPr>
-          <w:rFonts w:ascii="Times New Roman" w:hAnsi="Times New Roman" w:cs="Times New Roman"/>
-        </w:rPr>
-        <w:t>4)几种特殊位置的对称</w:t>
-      </w:r>
-      <w:r>
-        <w:rPr>
-          <w:rFonts w:hint="eastAsia" w:ascii="Times New Roman" w:hAnsi="Times New Roman" w:cs="Times New Roman"/>
-        </w:rPr>
-        <w:t>：</w:t>
-      </w:r>
-    </w:p>
-    <w:tbl>
-      <w:tblPr>
-        <w:tblStyle w:val="18"/>
-        <w:tblW w:w="5138" w:type="dxa"/>
-        <w:jc w:val="center"/>
-        <w:tblBorders>
-          <w:top w:val="none" w:color="auto" w:sz="0" w:space="0"/>
-          <w:left w:val="none" w:color="auto" w:sz="0" w:space="0"/>
-          <w:bottom w:val="none" w:color="auto" w:sz="0" w:space="0"/>
-          <w:right w:val="none" w:color="auto" w:sz="0" w:space="0"/>
-          <w:insideH w:val="none" w:color="auto" w:sz="0" w:space="0"/>
-          <w:insideV w:val="none" w:color="auto" w:sz="0" w:space="0"/>
-        </w:tblBorders>
-        <w:shd w:val="clear" w:color="auto" w:fill="auto"/>
-        <w:tblLayout w:type="autofit"/>
-        <w:tblCellMar>
-          <w:top w:w="0" w:type="dxa"/>
-          <w:left w:w="108" w:type="dxa"/>
-          <w:bottom w:w="0" w:type="dxa"/>
-          <w:right w:w="108" w:type="dxa"/>
-        </w:tblCellMar>
-      </w:tblPr>
-      <w:tblGrid>
-        <w:gridCol w:w="1062"/>
-        <w:gridCol w:w="2070"/>
-        <w:gridCol w:w="2006"/>
-      </w:tblGrid>
-      <w:tr>
-        <w:tblPrEx>
-          <w:tblBorders>
-            <w:top w:val="none" w:color="auto" w:sz="0" w:space="0"/>
-            <w:left w:val="none" w:color="auto" w:sz="0" w:space="0"/>
-            <w:bottom w:val="none" w:color="auto" w:sz="0" w:space="0"/>
-            <w:right w:val="none" w:color="auto" w:sz="0" w:space="0"/>
-            <w:insideH w:val="none" w:color="auto" w:sz="0" w:space="0"/>
-            <w:insideV w:val="none" w:color="auto" w:sz="0" w:space="0"/>
-          </w:tblBorders>
-          <w:shd w:val="clear" w:color="auto" w:fill="auto"/>
-        </w:tblPrEx>
-        <w:trPr>
-          <w:trHeight w:val="439" w:hRule="atLeast"/>
-          <w:jc w:val="center"/>
-        </w:trPr>
-        <w:tc>
-          <w:tcPr>
-            <w:tcW w:w="1062" w:type="dxa"/>
-            <w:tcBorders>
-              <w:top w:val="single" w:color="000000" w:sz="4" w:space="0"/>
-              <w:left w:val="single" w:color="000000" w:sz="4" w:space="0"/>
-              <w:bottom w:val="single" w:color="000000" w:sz="4" w:space="0"/>
-              <w:right w:val="single" w:color="000000" w:sz="4" w:space="0"/>
-            </w:tcBorders>
-            <w:shd w:val="clear" w:color="auto" w:fill="auto"/>
-            <w:vAlign w:val="center"/>
-          </w:tcPr>
-          <w:p>
-            <w:pPr>
-              <w:keepNext w:val="0"/>
-              <w:keepLines w:val="0"/>
-              <w:widowControl/>
-              <w:suppressLineNumbers w:val="0"/>
-              <w:shd w:val="clear" w:color="auto" w:fill="auto"/>
-              <w:jc w:val="center"/>
-              <w:textAlignment w:val="center"/>
-              <w:rPr>
-                <w:rFonts w:ascii="Arial" w:hAnsi="Arial" w:cs="Arial"/>
-                <w:b/>
-                <w:bCs/>
-                <w:i w:val="0"/>
-                <w:iCs w:val="0"/>
-                <w:color w:val="000000"/>
-                <w:sz w:val="21"/>
-                <w:szCs w:val="21"/>
-                <w:u w:val="none"/>
-              </w:rPr>
-            </w:pPr>
-            <w:r>
-              <w:rPr>
-                <w:rStyle w:val="32"/>
-                <w:b/>
-                <w:bCs/>
-                <w:sz w:val="21"/>
-                <w:szCs w:val="21"/>
-                <w:lang w:val="en-US" w:eastAsia="zh-CN" w:bidi="ar"/>
-              </w:rPr>
-              <w:t>点</w:t>
-            </w:r>
-          </w:p>
-        </w:tc>
-        <w:tc>
-          <w:tcPr>
-            <w:tcW w:w="2070" w:type="dxa"/>
-            <w:tcBorders>
-              <w:top w:val="single" w:color="000000" w:sz="4" w:space="0"/>
-              <w:left w:val="single" w:color="000000" w:sz="4" w:space="0"/>
-              <w:bottom w:val="single" w:color="000000" w:sz="4" w:space="0"/>
-              <w:right w:val="single" w:color="000000" w:sz="4" w:space="0"/>
-            </w:tcBorders>
-            <w:shd w:val="clear" w:color="auto" w:fill="auto"/>
-            <w:vAlign w:val="center"/>
-          </w:tcPr>
-          <w:p>
-            <w:pPr>
-              <w:keepNext w:val="0"/>
-              <w:keepLines w:val="0"/>
-              <w:widowControl/>
-              <w:suppressLineNumbers w:val="0"/>
-              <w:shd w:val="clear" w:color="auto" w:fill="auto"/>
-              <w:jc w:val="center"/>
-              <w:textAlignment w:val="center"/>
-              <w:rPr>
-                <w:rFonts w:hint="default" w:ascii="Arial" w:hAnsi="Arial" w:cs="Arial"/>
-                <w:b/>
-                <w:bCs/>
-                <w:i w:val="0"/>
-                <w:iCs w:val="0"/>
-                <w:color w:val="000000"/>
-                <w:sz w:val="21"/>
-                <w:szCs w:val="21"/>
-                <w:u w:val="none"/>
-              </w:rPr>
-            </w:pPr>
-            <w:r>
-              <w:rPr>
-                <w:rStyle w:val="32"/>
-                <w:b/>
-                <w:bCs/>
-                <w:sz w:val="21"/>
-                <w:szCs w:val="21"/>
-                <w:lang w:val="en-US" w:eastAsia="zh-CN" w:bidi="ar"/>
-              </w:rPr>
-              <w:t>对称轴</w:t>
-            </w:r>
-          </w:p>
-        </w:tc>
-        <w:tc>
-          <w:tcPr>
-            <w:tcW w:w="2006" w:type="dxa"/>
-            <w:tcBorders>
-              <w:top w:val="single" w:color="000000" w:sz="4" w:space="0"/>
-              <w:left w:val="single" w:color="000000" w:sz="4" w:space="0"/>
-              <w:bottom w:val="single" w:color="000000" w:sz="4" w:space="0"/>
-              <w:right w:val="single" w:color="000000" w:sz="4" w:space="0"/>
-            </w:tcBorders>
-            <w:shd w:val="clear" w:color="auto" w:fill="auto"/>
-            <w:vAlign w:val="center"/>
-          </w:tcPr>
-          <w:p>
-            <w:pPr>
-              <w:keepNext w:val="0"/>
-              <w:keepLines w:val="0"/>
-              <w:widowControl/>
-              <w:suppressLineNumbers w:val="0"/>
-              <w:shd w:val="clear" w:color="auto" w:fill="auto"/>
-              <w:jc w:val="center"/>
-              <w:textAlignment w:val="center"/>
-              <w:rPr>
-                <w:rFonts w:hint="default" w:ascii="Arial" w:hAnsi="Arial" w:cs="Arial"/>
-                <w:b/>
-                <w:bCs/>
-                <w:i w:val="0"/>
-                <w:iCs w:val="0"/>
-                <w:color w:val="000000"/>
-                <w:sz w:val="21"/>
-                <w:szCs w:val="21"/>
-                <w:u w:val="none"/>
-              </w:rPr>
-            </w:pPr>
-            <w:r>
-              <w:rPr>
-                <w:rStyle w:val="32"/>
-                <w:b/>
-                <w:bCs/>
-                <w:sz w:val="21"/>
-                <w:szCs w:val="21"/>
-                <w:lang w:val="en-US" w:eastAsia="zh-CN" w:bidi="ar"/>
-              </w:rPr>
-              <w:t>对称点坐标</w:t>
-            </w:r>
-          </w:p>
-        </w:tc>
-      </w:tr>
-      <w:tr>
-        <w:tblPrEx>
-          <w:tblBorders>
-            <w:top w:val="none" w:color="auto" w:sz="0" w:space="0"/>
-            <w:left w:val="none" w:color="auto" w:sz="0" w:space="0"/>
-            <w:bottom w:val="none" w:color="auto" w:sz="0" w:space="0"/>
-            <w:right w:val="none" w:color="auto" w:sz="0" w:space="0"/>
-            <w:insideH w:val="none" w:color="auto" w:sz="0" w:space="0"/>
-            <w:insideV w:val="none" w:color="auto" w:sz="0" w:space="0"/>
-          </w:tblBorders>
-          <w:shd w:val="clear" w:color="auto" w:fill="auto"/>
-        </w:tblPrEx>
-        <w:trPr>
-          <w:trHeight w:val="444" w:hRule="atLeast"/>
-          <w:jc w:val="center"/>
-        </w:trPr>
-        <w:tc>
-          <w:tcPr>
-            <w:tcW w:w="1062" w:type="dxa"/>
-            <w:vMerge w:val="restart"/>
-            <w:tcBorders>
-              <w:top w:val="single" w:color="000000" w:sz="4" w:space="0"/>
-              <w:left w:val="single" w:color="000000" w:sz="4" w:space="0"/>
-              <w:bottom w:val="single" w:color="000000" w:sz="4" w:space="0"/>
-              <w:right w:val="single" w:color="000000" w:sz="4" w:space="0"/>
-            </w:tcBorders>
-            <w:shd w:val="clear" w:color="auto" w:fill="auto"/>
-            <w:vAlign w:val="center"/>
-          </w:tcPr>
-          <w:p>
-            <w:pPr>
-              <w:keepNext w:val="0"/>
-              <w:keepLines w:val="0"/>
-              <w:widowControl/>
-              <w:suppressLineNumbers w:val="0"/>
-              <w:shd w:val="clear" w:color="auto" w:fill="auto"/>
-              <w:jc w:val="center"/>
-              <w:textAlignment w:val="center"/>
-              <w:rPr>
-                <w:rFonts w:hint="default" w:ascii="Times New Roman" w:hAnsi="Times New Roman" w:cs="Times New Roman"/>
-                <w:i w:val="0"/>
-                <w:iCs w:val="0"/>
-                <w:color w:val="000000"/>
-                <w:sz w:val="21"/>
-                <w:szCs w:val="21"/>
-                <w:u w:val="none"/>
-              </w:rPr>
-            </w:pPr>
-            <w:r>
-              <w:rPr>
-                <w:rStyle w:val="32"/>
-                <w:rFonts w:hint="default" w:ascii="Times New Roman" w:hAnsi="Times New Roman" w:cs="Times New Roman"/>
-                <w:i/>
-                <w:iCs/>
-                <w:sz w:val="21"/>
-                <w:szCs w:val="21"/>
-                <w:lang w:val="en-US" w:eastAsia="zh-CN" w:bidi="ar"/>
-              </w:rPr>
-              <w:t>P</w:t>
-            </w:r>
-            <w:r>
-              <w:rPr>
-                <w:rStyle w:val="32"/>
-                <w:rFonts w:hint="default" w:ascii="Times New Roman" w:hAnsi="Times New Roman" w:cs="Times New Roman"/>
-                <w:sz w:val="21"/>
-                <w:szCs w:val="21"/>
-                <w:lang w:val="en-US" w:eastAsia="zh-CN" w:bidi="ar"/>
-              </w:rPr>
-              <w:t>(</w:t>
-            </w:r>
-            <w:r>
-              <w:rPr>
-                <w:rStyle w:val="32"/>
-                <w:rFonts w:hint="default" w:ascii="Times New Roman" w:hAnsi="Times New Roman" w:cs="Times New Roman"/>
-                <w:i/>
-                <w:iCs/>
-                <w:sz w:val="21"/>
-                <w:szCs w:val="21"/>
-                <w:lang w:val="en-US" w:eastAsia="zh-CN" w:bidi="ar"/>
-              </w:rPr>
-              <w:t>a</w:t>
-            </w:r>
-            <w:r>
-              <w:rPr>
-                <w:rStyle w:val="32"/>
-                <w:rFonts w:hint="default" w:ascii="Times New Roman" w:hAnsi="Times New Roman" w:cs="Times New Roman"/>
-                <w:sz w:val="21"/>
-                <w:szCs w:val="21"/>
-                <w:lang w:val="en-US" w:eastAsia="zh-CN" w:bidi="ar"/>
-              </w:rPr>
-              <w:t>,</w:t>
-            </w:r>
-            <w:r>
-              <w:rPr>
-                <w:rStyle w:val="32"/>
-                <w:rFonts w:hint="default" w:ascii="Times New Roman" w:hAnsi="Times New Roman" w:cs="Times New Roman"/>
-                <w:i/>
-                <w:iCs/>
-                <w:sz w:val="21"/>
-                <w:szCs w:val="21"/>
-                <w:lang w:val="en-US" w:eastAsia="zh-CN" w:bidi="ar"/>
-              </w:rPr>
-              <w:t>b</w:t>
-            </w:r>
-            <w:r>
-              <w:rPr>
-                <w:rStyle w:val="32"/>
-                <w:rFonts w:hint="default" w:ascii="Times New Roman" w:hAnsi="Times New Roman" w:cs="Times New Roman"/>
-                <w:sz w:val="21"/>
-                <w:szCs w:val="21"/>
-                <w:lang w:val="en-US" w:eastAsia="zh-CN" w:bidi="ar"/>
-              </w:rPr>
-              <w:t>)</w:t>
-            </w:r>
-          </w:p>
-        </w:tc>
-        <w:tc>
-          <w:tcPr>
-            <w:tcW w:w="2070" w:type="dxa"/>
-            <w:tcBorders>
-              <w:top w:val="single" w:color="000000" w:sz="4" w:space="0"/>
-              <w:left w:val="single" w:color="000000" w:sz="4" w:space="0"/>
-              <w:bottom w:val="single" w:color="000000" w:sz="4" w:space="0"/>
-              <w:right w:val="single" w:color="000000" w:sz="4" w:space="0"/>
-            </w:tcBorders>
-            <w:shd w:val="clear" w:color="auto" w:fill="auto"/>
-            <w:vAlign w:val="center"/>
-          </w:tcPr>
-          <w:p>
-            <w:pPr>
-              <w:keepNext w:val="0"/>
-              <w:keepLines w:val="0"/>
-              <w:widowControl/>
-              <w:suppressLineNumbers w:val="0"/>
-              <w:shd w:val="clear" w:color="auto" w:fill="auto"/>
-              <w:jc w:val="center"/>
-              <w:textAlignment w:val="center"/>
-              <w:rPr>
-                <w:rFonts w:hint="default" w:ascii="Times New Roman" w:hAnsi="Times New Roman" w:cs="Times New Roman"/>
-                <w:i w:val="0"/>
-                <w:iCs w:val="0"/>
-                <w:color w:val="000000"/>
-                <w:sz w:val="21"/>
-                <w:szCs w:val="21"/>
-                <w:u w:val="none"/>
-              </w:rPr>
-            </w:pPr>
-            <w:r>
-              <w:rPr>
-                <w:rStyle w:val="32"/>
-                <w:rFonts w:hint="default" w:ascii="Times New Roman" w:hAnsi="Times New Roman" w:cs="Times New Roman"/>
-                <w:i/>
-                <w:iCs/>
-                <w:sz w:val="21"/>
-                <w:szCs w:val="21"/>
-                <w:lang w:val="en-US" w:eastAsia="zh-CN" w:bidi="ar"/>
-              </w:rPr>
-              <w:t>x</w:t>
-            </w:r>
-            <w:r>
-              <w:rPr>
-                <w:rStyle w:val="32"/>
-                <w:rFonts w:hint="default" w:ascii="Times New Roman" w:hAnsi="Times New Roman" w:cs="Times New Roman"/>
-                <w:sz w:val="21"/>
-                <w:szCs w:val="21"/>
-                <w:lang w:val="en-US" w:eastAsia="zh-CN" w:bidi="ar"/>
-              </w:rPr>
-              <w:t>轴</w:t>
-            </w:r>
-          </w:p>
-        </w:tc>
-        <w:tc>
-          <w:tcPr>
-            <w:tcW w:w="2006" w:type="dxa"/>
-            <w:tcBorders>
-              <w:top w:val="single" w:color="000000" w:sz="4" w:space="0"/>
-              <w:left w:val="single" w:color="000000" w:sz="4" w:space="0"/>
-              <w:bottom w:val="single" w:color="000000" w:sz="4" w:space="0"/>
-              <w:right w:val="single" w:color="000000" w:sz="4" w:space="0"/>
-            </w:tcBorders>
-            <w:shd w:val="clear" w:color="auto" w:fill="auto"/>
-            <w:vAlign w:val="center"/>
-          </w:tcPr>
-          <w:p>
-            <w:pPr>
-              <w:keepNext w:val="0"/>
-              <w:keepLines w:val="0"/>
-              <w:widowControl/>
-              <w:suppressLineNumbers w:val="0"/>
-              <w:shd w:val="clear" w:color="auto" w:fill="auto"/>
-              <w:jc w:val="center"/>
-              <w:textAlignment w:val="center"/>
-              <w:rPr>
-                <w:rFonts w:hint="default" w:ascii="Times New Roman" w:hAnsi="Times New Roman" w:cs="Times New Roman"/>
-                <w:i w:val="0"/>
-                <w:iCs w:val="0"/>
-                <w:color w:val="000000"/>
-                <w:sz w:val="21"/>
-                <w:szCs w:val="21"/>
-                <w:u w:val="none"/>
-              </w:rPr>
-            </w:pPr>
-            <w:r>
-              <w:rPr>
-                <w:rStyle w:val="32"/>
-                <w:rFonts w:hint="default" w:ascii="Times New Roman" w:hAnsi="Times New Roman" w:cs="Times New Roman"/>
-                <w:sz w:val="21"/>
-                <w:szCs w:val="21"/>
-                <w:lang w:val="en-US" w:eastAsia="zh-CN" w:bidi="ar"/>
-              </w:rPr>
-              <w:t>(</w:t>
-            </w:r>
-            <w:r>
-              <w:rPr>
-                <w:rStyle w:val="32"/>
-                <w:rFonts w:hint="default" w:ascii="Times New Roman" w:hAnsi="Times New Roman" w:cs="Times New Roman"/>
-                <w:i/>
-                <w:iCs/>
-                <w:sz w:val="21"/>
-                <w:szCs w:val="21"/>
-                <w:lang w:val="en-US" w:eastAsia="zh-CN" w:bidi="ar"/>
-              </w:rPr>
-              <w:t>a</w:t>
-            </w:r>
-            <w:r>
-              <w:rPr>
-                <w:rStyle w:val="32"/>
-                <w:rFonts w:hint="default" w:ascii="Times New Roman" w:hAnsi="Times New Roman" w:cs="Times New Roman"/>
-                <w:sz w:val="21"/>
-                <w:szCs w:val="21"/>
-                <w:lang w:val="en-US" w:eastAsia="zh-CN" w:bidi="ar"/>
-              </w:rPr>
-              <w:t>,-</w:t>
-            </w:r>
-            <w:r>
-              <w:rPr>
-                <w:rStyle w:val="32"/>
-                <w:rFonts w:hint="default" w:ascii="Times New Roman" w:hAnsi="Times New Roman" w:cs="Times New Roman"/>
-                <w:i/>
-                <w:iCs/>
-                <w:sz w:val="21"/>
-                <w:szCs w:val="21"/>
-                <w:lang w:val="en-US" w:eastAsia="zh-CN" w:bidi="ar"/>
-              </w:rPr>
-              <w:t>b</w:t>
-            </w:r>
-            <w:r>
-              <w:rPr>
-                <w:rStyle w:val="32"/>
-                <w:rFonts w:hint="default" w:ascii="Times New Roman" w:hAnsi="Times New Roman" w:cs="Times New Roman"/>
-                <w:sz w:val="21"/>
-                <w:szCs w:val="21"/>
-                <w:lang w:val="en-US" w:eastAsia="zh-CN" w:bidi="ar"/>
-              </w:rPr>
-              <w:t>)</w:t>
-            </w:r>
-          </w:p>
-        </w:tc>
-      </w:tr>
-      <w:tr>
-        <w:tblPrEx>
-          <w:tblBorders>
-            <w:top w:val="none" w:color="auto" w:sz="0" w:space="0"/>
-            <w:left w:val="none" w:color="auto" w:sz="0" w:space="0"/>
-            <w:bottom w:val="none" w:color="auto" w:sz="0" w:space="0"/>
-            <w:right w:val="none" w:color="auto" w:sz="0" w:space="0"/>
-            <w:insideH w:val="none" w:color="auto" w:sz="0" w:space="0"/>
-            <w:insideV w:val="none" w:color="auto" w:sz="0" w:space="0"/>
-          </w:tblBorders>
-          <w:shd w:val="clear" w:color="auto" w:fill="auto"/>
-        </w:tblPrEx>
-        <w:trPr>
-          <w:trHeight w:val="435" w:hRule="atLeast"/>
-          <w:jc w:val="center"/>
-        </w:trPr>
-        <w:tc>
-          <w:tcPr>
-            <w:tcW w:w="1062" w:type="dxa"/>
-            <w:vMerge w:val="continue"/>
-            <w:tcBorders>
-              <w:top w:val="single" w:color="000000" w:sz="4" w:space="0"/>
-              <w:left w:val="single" w:color="000000" w:sz="4" w:space="0"/>
-              <w:bottom w:val="single" w:color="000000" w:sz="4" w:space="0"/>
-              <w:right w:val="single" w:color="000000" w:sz="4" w:space="0"/>
-            </w:tcBorders>
-            <w:shd w:val="clear" w:color="auto" w:fill="auto"/>
-            <w:vAlign w:val="center"/>
-          </w:tcPr>
-          <w:p>
-            <w:pPr>
-              <w:shd w:val="clear" w:color="auto" w:fill="auto"/>
-              <w:jc w:val="center"/>
-              <w:rPr>
-                <w:rFonts w:hint="default" w:ascii="Times New Roman" w:hAnsi="Times New Roman" w:cs="Times New Roman"/>
-                <w:i w:val="0"/>
-                <w:iCs w:val="0"/>
-                <w:color w:val="000000"/>
-                <w:sz w:val="21"/>
-                <w:szCs w:val="21"/>
-                <w:u w:val="none"/>
-              </w:rPr>
-            </w:pPr>
-          </w:p>
-        </w:tc>
-        <w:tc>
-          <w:tcPr>
-            <w:tcW w:w="2070" w:type="dxa"/>
-            <w:tcBorders>
-              <w:top w:val="single" w:color="000000" w:sz="4" w:space="0"/>
-              <w:left w:val="single" w:color="000000" w:sz="4" w:space="0"/>
-              <w:bottom w:val="single" w:color="000000" w:sz="4" w:space="0"/>
-              <w:right w:val="single" w:color="000000" w:sz="4" w:space="0"/>
-            </w:tcBorders>
-            <w:shd w:val="clear" w:color="auto" w:fill="auto"/>
-            <w:vAlign w:val="center"/>
-          </w:tcPr>
-          <w:p>
-            <w:pPr>
-              <w:keepNext w:val="0"/>
-              <w:keepLines w:val="0"/>
-              <w:widowControl/>
-              <w:suppressLineNumbers w:val="0"/>
-              <w:shd w:val="clear" w:color="auto" w:fill="auto"/>
-              <w:jc w:val="center"/>
-              <w:textAlignment w:val="center"/>
-              <w:rPr>
-                <w:rFonts w:hint="default" w:ascii="Times New Roman" w:hAnsi="Times New Roman" w:cs="Times New Roman"/>
-                <w:i w:val="0"/>
-                <w:iCs w:val="0"/>
-                <w:color w:val="000000"/>
-                <w:sz w:val="21"/>
-                <w:szCs w:val="21"/>
-                <w:u w:val="none"/>
-              </w:rPr>
-            </w:pPr>
-            <w:r>
-              <w:rPr>
-                <w:rStyle w:val="32"/>
-                <w:rFonts w:hint="default" w:ascii="Times New Roman" w:hAnsi="Times New Roman" w:cs="Times New Roman"/>
-                <w:i/>
-                <w:iCs/>
-                <w:sz w:val="21"/>
-                <w:szCs w:val="21"/>
-                <w:lang w:val="en-US" w:eastAsia="zh-CN" w:bidi="ar"/>
-              </w:rPr>
-              <w:t>y</w:t>
-            </w:r>
-            <w:r>
-              <w:rPr>
-                <w:rStyle w:val="32"/>
-                <w:rFonts w:hint="default" w:ascii="Times New Roman" w:hAnsi="Times New Roman" w:cs="Times New Roman"/>
-                <w:sz w:val="21"/>
-                <w:szCs w:val="21"/>
-                <w:lang w:val="en-US" w:eastAsia="zh-CN" w:bidi="ar"/>
-              </w:rPr>
-              <w:t>轴</w:t>
-            </w:r>
-          </w:p>
-        </w:tc>
-        <w:tc>
-          <w:tcPr>
-            <w:tcW w:w="2006" w:type="dxa"/>
-            <w:tcBorders>
-              <w:top w:val="single" w:color="000000" w:sz="4" w:space="0"/>
-              <w:left w:val="single" w:color="000000" w:sz="4" w:space="0"/>
-              <w:bottom w:val="single" w:color="000000" w:sz="4" w:space="0"/>
-              <w:right w:val="single" w:color="000000" w:sz="4" w:space="0"/>
-            </w:tcBorders>
-            <w:shd w:val="clear" w:color="auto" w:fill="auto"/>
-            <w:vAlign w:val="center"/>
-          </w:tcPr>
-          <w:p>
-            <w:pPr>
-              <w:keepNext w:val="0"/>
-              <w:keepLines w:val="0"/>
-              <w:widowControl/>
-              <w:suppressLineNumbers w:val="0"/>
-              <w:shd w:val="clear" w:color="auto" w:fill="auto"/>
-              <w:jc w:val="center"/>
-              <w:textAlignment w:val="center"/>
-              <w:rPr>
-                <w:rFonts w:hint="default" w:ascii="Times New Roman" w:hAnsi="Times New Roman" w:cs="Times New Roman"/>
-                <w:i w:val="0"/>
-                <w:iCs w:val="0"/>
-                <w:color w:val="000000"/>
-                <w:sz w:val="21"/>
-                <w:szCs w:val="21"/>
-                <w:u w:val="none"/>
-              </w:rPr>
-            </w:pPr>
-            <w:r>
-              <w:rPr>
-                <w:rStyle w:val="32"/>
-                <w:rFonts w:hint="default" w:ascii="Times New Roman" w:hAnsi="Times New Roman" w:cs="Times New Roman"/>
-                <w:sz w:val="21"/>
-                <w:szCs w:val="21"/>
-                <w:lang w:val="en-US" w:eastAsia="zh-CN" w:bidi="ar"/>
-              </w:rPr>
-              <w:t>(-</w:t>
-            </w:r>
-            <w:r>
-              <w:rPr>
-                <w:rStyle w:val="32"/>
-                <w:rFonts w:hint="default" w:ascii="Times New Roman" w:hAnsi="Times New Roman" w:cs="Times New Roman"/>
-                <w:i/>
-                <w:iCs/>
-                <w:sz w:val="21"/>
-                <w:szCs w:val="21"/>
-                <w:lang w:val="en-US" w:eastAsia="zh-CN" w:bidi="ar"/>
-              </w:rPr>
-              <w:t>a</w:t>
-            </w:r>
-            <w:r>
-              <w:rPr>
-                <w:rStyle w:val="32"/>
-                <w:rFonts w:hint="default" w:ascii="Times New Roman" w:hAnsi="Times New Roman" w:cs="Times New Roman"/>
-                <w:sz w:val="21"/>
-                <w:szCs w:val="21"/>
-                <w:lang w:val="en-US" w:eastAsia="zh-CN" w:bidi="ar"/>
-              </w:rPr>
-              <w:t>,</w:t>
-            </w:r>
-            <w:r>
-              <w:rPr>
-                <w:rStyle w:val="32"/>
-                <w:rFonts w:hint="default" w:ascii="Times New Roman" w:hAnsi="Times New Roman" w:cs="Times New Roman"/>
-                <w:i/>
-                <w:iCs/>
-                <w:sz w:val="21"/>
-                <w:szCs w:val="21"/>
-                <w:lang w:val="en-US" w:eastAsia="zh-CN" w:bidi="ar"/>
-              </w:rPr>
-              <w:t>b</w:t>
-            </w:r>
-            <w:r>
-              <w:rPr>
-                <w:rStyle w:val="32"/>
-                <w:rFonts w:hint="default" w:ascii="Times New Roman" w:hAnsi="Times New Roman" w:cs="Times New Roman"/>
-                <w:sz w:val="21"/>
-                <w:szCs w:val="21"/>
-                <w:lang w:val="en-US" w:eastAsia="zh-CN" w:bidi="ar"/>
-              </w:rPr>
-              <w:t>)</w:t>
-            </w:r>
-          </w:p>
-        </w:tc>
-      </w:tr>
-      <w:tr>
-        <w:tblPrEx>
-          <w:tblBorders>
-            <w:top w:val="none" w:color="auto" w:sz="0" w:space="0"/>
-            <w:left w:val="none" w:color="auto" w:sz="0" w:space="0"/>
-            <w:bottom w:val="none" w:color="auto" w:sz="0" w:space="0"/>
-            <w:right w:val="none" w:color="auto" w:sz="0" w:space="0"/>
-            <w:insideH w:val="none" w:color="auto" w:sz="0" w:space="0"/>
-            <w:insideV w:val="none" w:color="auto" w:sz="0" w:space="0"/>
-          </w:tblBorders>
-          <w:shd w:val="clear" w:color="auto" w:fill="auto"/>
-        </w:tblPrEx>
-        <w:trPr>
-          <w:trHeight w:val="435" w:hRule="atLeast"/>
-          <w:jc w:val="center"/>
-        </w:trPr>
-        <w:tc>
-          <w:tcPr>
-            <w:tcW w:w="1062" w:type="dxa"/>
-            <w:vMerge w:val="continue"/>
-            <w:tcBorders>
-              <w:top w:val="single" w:color="000000" w:sz="4" w:space="0"/>
-              <w:left w:val="single" w:color="000000" w:sz="4" w:space="0"/>
-              <w:bottom w:val="single" w:color="000000" w:sz="4" w:space="0"/>
-              <w:right w:val="single" w:color="000000" w:sz="4" w:space="0"/>
-            </w:tcBorders>
-            <w:shd w:val="clear" w:color="auto" w:fill="auto"/>
-            <w:vAlign w:val="center"/>
-          </w:tcPr>
-          <w:p>
-            <w:pPr>
-              <w:shd w:val="clear" w:color="auto" w:fill="auto"/>
-              <w:jc w:val="center"/>
-              <w:rPr>
-                <w:rFonts w:hint="default" w:ascii="Times New Roman" w:hAnsi="Times New Roman" w:cs="Times New Roman"/>
-                <w:i w:val="0"/>
-                <w:iCs w:val="0"/>
-                <w:color w:val="000000"/>
-                <w:sz w:val="21"/>
-                <w:szCs w:val="21"/>
-                <w:u w:val="none"/>
-              </w:rPr>
-            </w:pPr>
-          </w:p>
-        </w:tc>
-        <w:tc>
-          <w:tcPr>
-            <w:tcW w:w="2070" w:type="dxa"/>
-            <w:tcBorders>
-              <w:top w:val="single" w:color="000000" w:sz="4" w:space="0"/>
-              <w:left w:val="single" w:color="000000" w:sz="4" w:space="0"/>
-              <w:bottom w:val="single" w:color="000000" w:sz="4" w:space="0"/>
-              <w:right w:val="single" w:color="000000" w:sz="4" w:space="0"/>
-            </w:tcBorders>
-            <w:shd w:val="clear" w:color="auto" w:fill="auto"/>
-            <w:vAlign w:val="center"/>
-          </w:tcPr>
-          <w:p>
-            <w:pPr>
-              <w:keepNext w:val="0"/>
-              <w:keepLines w:val="0"/>
-              <w:widowControl/>
-              <w:suppressLineNumbers w:val="0"/>
-              <w:shd w:val="clear" w:color="auto" w:fill="auto"/>
-              <w:jc w:val="center"/>
-              <w:textAlignment w:val="center"/>
-              <w:rPr>
-                <w:rFonts w:hint="default" w:ascii="Times New Roman" w:hAnsi="Times New Roman" w:cs="Times New Roman"/>
-                <w:i w:val="0"/>
-                <w:iCs w:val="0"/>
-                <w:color w:val="000000"/>
-                <w:sz w:val="21"/>
-                <w:szCs w:val="21"/>
-                <w:u w:val="none"/>
-              </w:rPr>
-            </w:pPr>
-            <w:r>
-              <w:rPr>
-                <w:rStyle w:val="32"/>
-                <w:rFonts w:hint="default" w:ascii="Times New Roman" w:hAnsi="Times New Roman" w:cs="Times New Roman"/>
-                <w:i/>
-                <w:iCs/>
-                <w:sz w:val="21"/>
-                <w:szCs w:val="21"/>
-                <w:lang w:val="en-US" w:eastAsia="zh-CN" w:bidi="ar"/>
-              </w:rPr>
-              <w:t>y</w:t>
-            </w:r>
-            <w:r>
-              <w:rPr>
-                <w:rStyle w:val="32"/>
-                <w:rFonts w:hint="default" w:ascii="Times New Roman" w:hAnsi="Times New Roman" w:cs="Times New Roman"/>
-                <w:sz w:val="21"/>
-                <w:szCs w:val="21"/>
-                <w:lang w:val="en-US" w:eastAsia="zh-CN" w:bidi="ar"/>
-              </w:rPr>
-              <w:t>=</w:t>
-            </w:r>
-            <w:r>
-              <w:rPr>
-                <w:rStyle w:val="32"/>
-                <w:rFonts w:hint="default" w:ascii="Times New Roman" w:hAnsi="Times New Roman" w:cs="Times New Roman"/>
-                <w:i/>
-                <w:iCs/>
-                <w:sz w:val="21"/>
-                <w:szCs w:val="21"/>
-                <w:lang w:val="en-US" w:eastAsia="zh-CN" w:bidi="ar"/>
-              </w:rPr>
-              <w:t>x</w:t>
-            </w:r>
-          </w:p>
-        </w:tc>
-        <w:tc>
-          <w:tcPr>
-            <w:tcW w:w="2006" w:type="dxa"/>
-            <w:tcBorders>
-              <w:top w:val="single" w:color="000000" w:sz="4" w:space="0"/>
-              <w:left w:val="single" w:color="000000" w:sz="4" w:space="0"/>
-              <w:bottom w:val="single" w:color="000000" w:sz="4" w:space="0"/>
-              <w:right w:val="single" w:color="000000" w:sz="4" w:space="0"/>
-            </w:tcBorders>
-            <w:shd w:val="clear" w:color="auto" w:fill="auto"/>
-            <w:vAlign w:val="center"/>
-          </w:tcPr>
-          <w:p>
-            <w:pPr>
-              <w:keepNext w:val="0"/>
-              <w:keepLines w:val="0"/>
-              <w:widowControl/>
-              <w:suppressLineNumbers w:val="0"/>
-              <w:shd w:val="clear" w:color="auto" w:fill="auto"/>
-              <w:jc w:val="center"/>
-              <w:textAlignment w:val="center"/>
-              <w:rPr>
-                <w:rFonts w:hint="default" w:ascii="Times New Roman" w:hAnsi="Times New Roman" w:cs="Times New Roman"/>
-                <w:i w:val="0"/>
-                <w:iCs w:val="0"/>
-                <w:color w:val="000000"/>
-                <w:sz w:val="21"/>
-                <w:szCs w:val="21"/>
-                <w:u w:val="none"/>
-              </w:rPr>
-            </w:pPr>
-            <w:r>
-              <w:rPr>
-                <w:rStyle w:val="32"/>
-                <w:rFonts w:hint="default" w:ascii="Times New Roman" w:hAnsi="Times New Roman" w:cs="Times New Roman"/>
-                <w:sz w:val="21"/>
-                <w:szCs w:val="21"/>
-                <w:lang w:val="en-US" w:eastAsia="zh-CN" w:bidi="ar"/>
-              </w:rPr>
-              <w:t>(</w:t>
-            </w:r>
-            <w:r>
-              <w:rPr>
-                <w:rStyle w:val="32"/>
-                <w:rFonts w:hint="default" w:ascii="Times New Roman" w:hAnsi="Times New Roman" w:cs="Times New Roman"/>
-                <w:i/>
-                <w:iCs/>
-                <w:sz w:val="21"/>
-                <w:szCs w:val="21"/>
-                <w:lang w:val="en-US" w:eastAsia="zh-CN" w:bidi="ar"/>
-              </w:rPr>
-              <w:t>b</w:t>
-            </w:r>
-            <w:r>
-              <w:rPr>
-                <w:rStyle w:val="32"/>
-                <w:rFonts w:hint="default" w:ascii="Times New Roman" w:hAnsi="Times New Roman" w:cs="Times New Roman"/>
-                <w:sz w:val="21"/>
-                <w:szCs w:val="21"/>
-                <w:lang w:val="en-US" w:eastAsia="zh-CN" w:bidi="ar"/>
-              </w:rPr>
-              <w:t>,</w:t>
-            </w:r>
-            <w:r>
-              <w:rPr>
-                <w:rStyle w:val="32"/>
-                <w:rFonts w:hint="default" w:ascii="Times New Roman" w:hAnsi="Times New Roman" w:cs="Times New Roman"/>
-                <w:i/>
-                <w:iCs/>
-                <w:sz w:val="21"/>
-                <w:szCs w:val="21"/>
-                <w:lang w:val="en-US" w:eastAsia="zh-CN" w:bidi="ar"/>
-              </w:rPr>
-              <w:t>a</w:t>
-            </w:r>
-            <w:r>
-              <w:rPr>
-                <w:rStyle w:val="32"/>
-                <w:rFonts w:hint="default" w:ascii="Times New Roman" w:hAnsi="Times New Roman" w:cs="Times New Roman"/>
-                <w:sz w:val="21"/>
-                <w:szCs w:val="21"/>
-                <w:lang w:val="en-US" w:eastAsia="zh-CN" w:bidi="ar"/>
-              </w:rPr>
-              <w:t>)</w:t>
-            </w:r>
-          </w:p>
-        </w:tc>
-      </w:tr>
-      <w:tr>
-        <w:tblPrEx>
-          <w:tblBorders>
-            <w:top w:val="none" w:color="auto" w:sz="0" w:space="0"/>
-            <w:left w:val="none" w:color="auto" w:sz="0" w:space="0"/>
-            <w:bottom w:val="none" w:color="auto" w:sz="0" w:space="0"/>
-            <w:right w:val="none" w:color="auto" w:sz="0" w:space="0"/>
-            <w:insideH w:val="none" w:color="auto" w:sz="0" w:space="0"/>
-            <w:insideV w:val="none" w:color="auto" w:sz="0" w:space="0"/>
-          </w:tblBorders>
-          <w:shd w:val="clear" w:color="auto" w:fill="auto"/>
-        </w:tblPrEx>
-        <w:trPr>
-          <w:trHeight w:val="427" w:hRule="atLeast"/>
-          <w:jc w:val="center"/>
-        </w:trPr>
-        <w:tc>
-          <w:tcPr>
-            <w:tcW w:w="1062" w:type="dxa"/>
-            <w:vMerge w:val="continue"/>
-            <w:tcBorders>
-              <w:top w:val="single" w:color="000000" w:sz="4" w:space="0"/>
-              <w:left w:val="single" w:color="000000" w:sz="4" w:space="0"/>
-              <w:bottom w:val="single" w:color="000000" w:sz="4" w:space="0"/>
-              <w:right w:val="single" w:color="000000" w:sz="4" w:space="0"/>
-            </w:tcBorders>
-            <w:shd w:val="clear" w:color="auto" w:fill="auto"/>
-            <w:vAlign w:val="center"/>
-          </w:tcPr>
-          <w:p>
-            <w:pPr>
-              <w:shd w:val="clear" w:color="auto" w:fill="auto"/>
-              <w:jc w:val="center"/>
-              <w:rPr>
-                <w:rFonts w:hint="default" w:ascii="Times New Roman" w:hAnsi="Times New Roman" w:cs="Times New Roman"/>
-                <w:i w:val="0"/>
-                <w:iCs w:val="0"/>
-                <w:color w:val="000000"/>
-                <w:sz w:val="21"/>
-                <w:szCs w:val="21"/>
-                <w:u w:val="none"/>
-              </w:rPr>
-            </w:pPr>
-          </w:p>
-        </w:tc>
-        <w:tc>
-          <w:tcPr>
-            <w:tcW w:w="2070" w:type="dxa"/>
-            <w:tcBorders>
-              <w:top w:val="single" w:color="000000" w:sz="4" w:space="0"/>
-              <w:left w:val="single" w:color="000000" w:sz="4" w:space="0"/>
-              <w:bottom w:val="single" w:color="000000" w:sz="4" w:space="0"/>
-              <w:right w:val="single" w:color="000000" w:sz="4" w:space="0"/>
-            </w:tcBorders>
-            <w:shd w:val="clear" w:color="auto" w:fill="auto"/>
-            <w:vAlign w:val="center"/>
-          </w:tcPr>
-          <w:p>
-            <w:pPr>
-              <w:keepNext w:val="0"/>
-              <w:keepLines w:val="0"/>
-              <w:widowControl/>
-              <w:suppressLineNumbers w:val="0"/>
-              <w:shd w:val="clear" w:color="auto" w:fill="auto"/>
-              <w:jc w:val="center"/>
-              <w:textAlignment w:val="center"/>
-              <w:rPr>
-                <w:rFonts w:hint="default" w:ascii="Times New Roman" w:hAnsi="Times New Roman" w:cs="Times New Roman"/>
-                <w:i w:val="0"/>
-                <w:iCs w:val="0"/>
-                <w:color w:val="000000"/>
-                <w:sz w:val="21"/>
-                <w:szCs w:val="21"/>
-                <w:u w:val="none"/>
-              </w:rPr>
-            </w:pPr>
-            <w:r>
-              <w:rPr>
-                <w:rStyle w:val="32"/>
-                <w:rFonts w:hint="default" w:ascii="Times New Roman" w:hAnsi="Times New Roman" w:cs="Times New Roman"/>
-                <w:i/>
-                <w:iCs/>
-                <w:sz w:val="21"/>
-                <w:szCs w:val="21"/>
-                <w:lang w:val="en-US" w:eastAsia="zh-CN" w:bidi="ar"/>
-              </w:rPr>
-              <w:t>y</w:t>
-            </w:r>
-            <w:r>
-              <w:rPr>
-                <w:rStyle w:val="32"/>
-                <w:rFonts w:hint="default" w:ascii="Times New Roman" w:hAnsi="Times New Roman" w:cs="Times New Roman"/>
-                <w:sz w:val="21"/>
-                <w:szCs w:val="21"/>
-                <w:lang w:val="en-US" w:eastAsia="zh-CN" w:bidi="ar"/>
-              </w:rPr>
-              <w:t>=-</w:t>
-            </w:r>
-            <w:r>
-              <w:rPr>
-                <w:rStyle w:val="32"/>
-                <w:rFonts w:hint="default" w:ascii="Times New Roman" w:hAnsi="Times New Roman" w:cs="Times New Roman"/>
-                <w:i/>
-                <w:iCs/>
-                <w:sz w:val="21"/>
-                <w:szCs w:val="21"/>
-                <w:lang w:val="en-US" w:eastAsia="zh-CN" w:bidi="ar"/>
-              </w:rPr>
-              <w:t>x</w:t>
-            </w:r>
-          </w:p>
-        </w:tc>
-        <w:tc>
-          <w:tcPr>
-            <w:tcW w:w="2006" w:type="dxa"/>
-            <w:tcBorders>
-              <w:top w:val="single" w:color="000000" w:sz="4" w:space="0"/>
-              <w:left w:val="single" w:color="000000" w:sz="4" w:space="0"/>
-              <w:bottom w:val="single" w:color="000000" w:sz="4" w:space="0"/>
-              <w:right w:val="single" w:color="000000" w:sz="4" w:space="0"/>
-            </w:tcBorders>
-            <w:shd w:val="clear" w:color="auto" w:fill="auto"/>
-            <w:vAlign w:val="center"/>
-          </w:tcPr>
-          <w:p>
-            <w:pPr>
-              <w:keepNext w:val="0"/>
-              <w:keepLines w:val="0"/>
-              <w:widowControl/>
-              <w:suppressLineNumbers w:val="0"/>
-              <w:shd w:val="clear" w:color="auto" w:fill="auto"/>
-              <w:jc w:val="center"/>
-              <w:textAlignment w:val="center"/>
-              <w:rPr>
-                <w:rFonts w:hint="default" w:ascii="Times New Roman" w:hAnsi="Times New Roman" w:cs="Times New Roman"/>
-                <w:i w:val="0"/>
-                <w:iCs w:val="0"/>
-                <w:color w:val="000000"/>
-                <w:sz w:val="21"/>
-                <w:szCs w:val="21"/>
-                <w:u w:val="none"/>
-              </w:rPr>
-            </w:pPr>
-            <w:r>
-              <w:rPr>
-                <w:rStyle w:val="32"/>
-                <w:rFonts w:hint="default" w:ascii="Times New Roman" w:hAnsi="Times New Roman" w:cs="Times New Roman"/>
-                <w:sz w:val="21"/>
-                <w:szCs w:val="21"/>
-                <w:lang w:val="en-US" w:eastAsia="zh-CN" w:bidi="ar"/>
-              </w:rPr>
-              <w:t>(-</w:t>
-            </w:r>
-            <w:r>
-              <w:rPr>
-                <w:rStyle w:val="32"/>
-                <w:rFonts w:hint="default" w:ascii="Times New Roman" w:hAnsi="Times New Roman" w:cs="Times New Roman"/>
-                <w:i/>
-                <w:iCs/>
-                <w:sz w:val="21"/>
-                <w:szCs w:val="21"/>
-                <w:lang w:val="en-US" w:eastAsia="zh-CN" w:bidi="ar"/>
-              </w:rPr>
-              <w:t>b</w:t>
-            </w:r>
-            <w:r>
-              <w:rPr>
-                <w:rStyle w:val="32"/>
-                <w:rFonts w:hint="default" w:ascii="Times New Roman" w:hAnsi="Times New Roman" w:cs="Times New Roman"/>
-                <w:sz w:val="21"/>
-                <w:szCs w:val="21"/>
-                <w:lang w:val="en-US" w:eastAsia="zh-CN" w:bidi="ar"/>
-              </w:rPr>
-              <w:t>,-</w:t>
-            </w:r>
-            <w:r>
-              <w:rPr>
-                <w:rStyle w:val="32"/>
-                <w:rFonts w:hint="default" w:ascii="Times New Roman" w:hAnsi="Times New Roman" w:cs="Times New Roman"/>
-                <w:i/>
-                <w:iCs/>
-                <w:sz w:val="21"/>
-                <w:szCs w:val="21"/>
-                <w:lang w:val="en-US" w:eastAsia="zh-CN" w:bidi="ar"/>
-              </w:rPr>
-              <w:t>a</w:t>
-            </w:r>
-            <w:r>
-              <w:rPr>
-                <w:rStyle w:val="32"/>
-                <w:rFonts w:hint="default" w:ascii="Times New Roman" w:hAnsi="Times New Roman" w:cs="Times New Roman"/>
-                <w:sz w:val="21"/>
-                <w:szCs w:val="21"/>
-                <w:lang w:val="en-US" w:eastAsia="zh-CN" w:bidi="ar"/>
-              </w:rPr>
-              <w:t>)</w:t>
-            </w:r>
-          </w:p>
-        </w:tc>
-      </w:tr>
-      <w:tr>
-        <w:tblPrEx>
-          <w:tblBorders>
-            <w:top w:val="none" w:color="auto" w:sz="0" w:space="0"/>
-            <w:left w:val="none" w:color="auto" w:sz="0" w:space="0"/>
-            <w:bottom w:val="none" w:color="auto" w:sz="0" w:space="0"/>
-            <w:right w:val="none" w:color="auto" w:sz="0" w:space="0"/>
-            <w:insideH w:val="none" w:color="auto" w:sz="0" w:space="0"/>
-            <w:insideV w:val="none" w:color="auto" w:sz="0" w:space="0"/>
-          </w:tblBorders>
-          <w:shd w:val="clear" w:color="auto" w:fill="auto"/>
-        </w:tblPrEx>
-        <w:trPr>
-          <w:trHeight w:val="427" w:hRule="atLeast"/>
-          <w:jc w:val="center"/>
-        </w:trPr>
-        <w:tc>
-          <w:tcPr>
-            <w:tcW w:w="1062" w:type="dxa"/>
-            <w:vMerge w:val="continue"/>
-            <w:tcBorders>
-              <w:top w:val="single" w:color="000000" w:sz="4" w:space="0"/>
-              <w:left w:val="single" w:color="000000" w:sz="4" w:space="0"/>
-              <w:bottom w:val="single" w:color="000000" w:sz="4" w:space="0"/>
-              <w:right w:val="single" w:color="000000" w:sz="4" w:space="0"/>
-            </w:tcBorders>
-            <w:shd w:val="clear" w:color="auto" w:fill="auto"/>
-            <w:vAlign w:val="center"/>
-          </w:tcPr>
-          <w:p>
-            <w:pPr>
-              <w:shd w:val="clear" w:color="auto" w:fill="auto"/>
-              <w:jc w:val="center"/>
-              <w:rPr>
-                <w:rFonts w:hint="default" w:ascii="Times New Roman" w:hAnsi="Times New Roman" w:cs="Times New Roman"/>
-                <w:i w:val="0"/>
-                <w:iCs w:val="0"/>
-                <w:color w:val="000000"/>
-                <w:sz w:val="21"/>
-                <w:szCs w:val="21"/>
-                <w:u w:val="none"/>
-              </w:rPr>
-            </w:pPr>
-          </w:p>
-        </w:tc>
-        <w:tc>
-          <w:tcPr>
-            <w:tcW w:w="2070" w:type="dxa"/>
-            <w:tcBorders>
-              <w:top w:val="single" w:color="000000" w:sz="4" w:space="0"/>
-              <w:left w:val="single" w:color="000000" w:sz="4" w:space="0"/>
-              <w:bottom w:val="single" w:color="000000" w:sz="4" w:space="0"/>
-              <w:right w:val="single" w:color="000000" w:sz="4" w:space="0"/>
-            </w:tcBorders>
-            <w:shd w:val="clear" w:color="auto" w:fill="auto"/>
-            <w:vAlign w:val="center"/>
-          </w:tcPr>
-          <w:p>
-            <w:pPr>
-              <w:keepNext w:val="0"/>
-              <w:keepLines w:val="0"/>
-              <w:widowControl/>
-              <w:suppressLineNumbers w:val="0"/>
-              <w:shd w:val="clear" w:color="auto" w:fill="auto"/>
-              <w:jc w:val="center"/>
-              <w:textAlignment w:val="center"/>
-              <w:rPr>
-                <w:rFonts w:hint="default" w:ascii="Times New Roman" w:hAnsi="Times New Roman" w:cs="Times New Roman"/>
-                <w:i w:val="0"/>
-                <w:iCs w:val="0"/>
-                <w:color w:val="000000"/>
-                <w:sz w:val="21"/>
-                <w:szCs w:val="21"/>
-                <w:u w:val="none"/>
-              </w:rPr>
-            </w:pPr>
-            <w:r>
-              <w:rPr>
-                <w:rStyle w:val="32"/>
-                <w:rFonts w:hint="default" w:ascii="Times New Roman" w:hAnsi="Times New Roman" w:cs="Times New Roman"/>
-                <w:i/>
-                <w:iCs/>
-                <w:sz w:val="21"/>
-                <w:szCs w:val="21"/>
-                <w:lang w:val="en-US" w:eastAsia="zh-CN" w:bidi="ar"/>
-              </w:rPr>
-              <w:t>x</w:t>
-            </w:r>
-            <w:r>
-              <w:rPr>
-                <w:rStyle w:val="32"/>
-                <w:rFonts w:hint="default" w:ascii="Times New Roman" w:hAnsi="Times New Roman" w:cs="Times New Roman"/>
-                <w:sz w:val="21"/>
-                <w:szCs w:val="21"/>
-                <w:lang w:val="en-US" w:eastAsia="zh-CN" w:bidi="ar"/>
-              </w:rPr>
-              <w:t>=</w:t>
-            </w:r>
-            <w:r>
-              <w:rPr>
-                <w:rStyle w:val="32"/>
-                <w:rFonts w:hint="default" w:ascii="Times New Roman" w:hAnsi="Times New Roman" w:cs="Times New Roman"/>
-                <w:i/>
-                <w:iCs/>
-                <w:sz w:val="21"/>
-                <w:szCs w:val="21"/>
-                <w:lang w:val="en-US" w:eastAsia="zh-CN" w:bidi="ar"/>
-              </w:rPr>
-              <w:t>m</w:t>
-            </w:r>
-            <w:r>
-              <w:rPr>
-                <w:rStyle w:val="32"/>
-                <w:rFonts w:hint="default" w:ascii="Times New Roman" w:hAnsi="Times New Roman" w:cs="Times New Roman"/>
-                <w:sz w:val="21"/>
-                <w:szCs w:val="21"/>
-                <w:lang w:val="en-US" w:eastAsia="zh-CN" w:bidi="ar"/>
-              </w:rPr>
-              <w:t>(</w:t>
-            </w:r>
-            <w:r>
-              <w:rPr>
-                <w:rStyle w:val="32"/>
-                <w:rFonts w:hint="default" w:ascii="Times New Roman" w:hAnsi="Times New Roman" w:cs="Times New Roman"/>
-                <w:i/>
-                <w:iCs/>
-                <w:sz w:val="21"/>
-                <w:szCs w:val="21"/>
-                <w:lang w:val="en-US" w:eastAsia="zh-CN" w:bidi="ar"/>
-              </w:rPr>
-              <w:t>m</w:t>
-            </w:r>
-            <w:r>
-              <w:rPr>
-                <w:rStyle w:val="32"/>
-                <w:rFonts w:hint="default" w:ascii="Times New Roman" w:hAnsi="Times New Roman" w:cs="Times New Roman"/>
-                <w:sz w:val="21"/>
-                <w:szCs w:val="21"/>
-                <w:lang w:val="en-US" w:eastAsia="zh-CN" w:bidi="ar"/>
-              </w:rPr>
-              <w:t>≠0)</w:t>
-            </w:r>
-          </w:p>
-        </w:tc>
-        <w:tc>
-          <w:tcPr>
-            <w:tcW w:w="2006" w:type="dxa"/>
-            <w:tcBorders>
-              <w:top w:val="single" w:color="000000" w:sz="4" w:space="0"/>
-              <w:left w:val="single" w:color="000000" w:sz="4" w:space="0"/>
-              <w:bottom w:val="single" w:color="000000" w:sz="4" w:space="0"/>
-              <w:right w:val="single" w:color="000000" w:sz="4" w:space="0"/>
-            </w:tcBorders>
-            <w:shd w:val="clear" w:color="auto" w:fill="auto"/>
-            <w:vAlign w:val="center"/>
-          </w:tcPr>
-          <w:p>
-            <w:pPr>
-              <w:keepNext w:val="0"/>
-              <w:keepLines w:val="0"/>
-              <w:widowControl/>
-              <w:suppressLineNumbers w:val="0"/>
-              <w:shd w:val="clear" w:color="auto" w:fill="auto"/>
-              <w:jc w:val="center"/>
-              <w:textAlignment w:val="center"/>
-              <w:rPr>
-                <w:rFonts w:hint="default" w:ascii="Times New Roman" w:hAnsi="Times New Roman" w:cs="Times New Roman"/>
-                <w:i w:val="0"/>
-                <w:iCs w:val="0"/>
-                <w:color w:val="000000"/>
-                <w:sz w:val="21"/>
-                <w:szCs w:val="21"/>
-                <w:u w:val="none"/>
-              </w:rPr>
-            </w:pPr>
-            <w:r>
-              <w:rPr>
-                <w:rStyle w:val="32"/>
-                <w:rFonts w:hint="default" w:ascii="Times New Roman" w:hAnsi="Times New Roman" w:cs="Times New Roman"/>
-                <w:sz w:val="21"/>
-                <w:szCs w:val="21"/>
-                <w:lang w:val="en-US" w:eastAsia="zh-CN" w:bidi="ar"/>
-              </w:rPr>
-              <w:t>(2</w:t>
-            </w:r>
-            <w:r>
-              <w:rPr>
-                <w:rStyle w:val="32"/>
-                <w:rFonts w:hint="default" w:ascii="Times New Roman" w:hAnsi="Times New Roman" w:cs="Times New Roman"/>
-                <w:i/>
-                <w:iCs/>
-                <w:sz w:val="21"/>
-                <w:szCs w:val="21"/>
-                <w:lang w:val="en-US" w:eastAsia="zh-CN" w:bidi="ar"/>
-              </w:rPr>
-              <w:t>m</w:t>
-            </w:r>
-            <w:r>
-              <w:rPr>
-                <w:rStyle w:val="32"/>
-                <w:rFonts w:hint="default" w:ascii="Times New Roman" w:hAnsi="Times New Roman" w:cs="Times New Roman"/>
-                <w:sz w:val="21"/>
-                <w:szCs w:val="21"/>
-                <w:lang w:val="en-US" w:eastAsia="zh-CN" w:bidi="ar"/>
-              </w:rPr>
-              <w:t>-</w:t>
-            </w:r>
-            <w:r>
-              <w:rPr>
-                <w:rStyle w:val="32"/>
-                <w:rFonts w:hint="default" w:ascii="Times New Roman" w:hAnsi="Times New Roman" w:cs="Times New Roman"/>
-                <w:i/>
-                <w:iCs/>
-                <w:sz w:val="21"/>
-                <w:szCs w:val="21"/>
-                <w:lang w:val="en-US" w:eastAsia="zh-CN" w:bidi="ar"/>
-              </w:rPr>
-              <w:t>a</w:t>
-            </w:r>
-            <w:r>
-              <w:rPr>
-                <w:rStyle w:val="32"/>
-                <w:rFonts w:hint="default" w:ascii="Times New Roman" w:hAnsi="Times New Roman" w:cs="Times New Roman"/>
-                <w:sz w:val="21"/>
-                <w:szCs w:val="21"/>
-                <w:lang w:val="en-US" w:eastAsia="zh-CN" w:bidi="ar"/>
-              </w:rPr>
-              <w:t>,</w:t>
-            </w:r>
-            <w:r>
-              <w:rPr>
-                <w:rStyle w:val="32"/>
-                <w:rFonts w:hint="default" w:ascii="Times New Roman" w:hAnsi="Times New Roman" w:cs="Times New Roman"/>
-                <w:i/>
-                <w:iCs/>
-                <w:sz w:val="21"/>
-                <w:szCs w:val="21"/>
-                <w:lang w:val="en-US" w:eastAsia="zh-CN" w:bidi="ar"/>
-              </w:rPr>
-              <w:t>b</w:t>
-            </w:r>
-            <w:r>
-              <w:rPr>
-                <w:rStyle w:val="32"/>
-                <w:rFonts w:hint="default" w:ascii="Times New Roman" w:hAnsi="Times New Roman" w:cs="Times New Roman"/>
-                <w:sz w:val="21"/>
-                <w:szCs w:val="21"/>
-                <w:lang w:val="en-US" w:eastAsia="zh-CN" w:bidi="ar"/>
-              </w:rPr>
-              <w:t>)</w:t>
-            </w:r>
-          </w:p>
-        </w:tc>
-      </w:tr>
-      <w:tr>
-        <w:tblPrEx>
-          <w:tblBorders>
-            <w:top w:val="none" w:color="auto" w:sz="0" w:space="0"/>
-            <w:left w:val="none" w:color="auto" w:sz="0" w:space="0"/>
-            <w:bottom w:val="none" w:color="auto" w:sz="0" w:space="0"/>
-            <w:right w:val="none" w:color="auto" w:sz="0" w:space="0"/>
-            <w:insideH w:val="none" w:color="auto" w:sz="0" w:space="0"/>
-            <w:insideV w:val="none" w:color="auto" w:sz="0" w:space="0"/>
-          </w:tblBorders>
-          <w:shd w:val="clear" w:color="auto" w:fill="auto"/>
-        </w:tblPrEx>
-        <w:trPr>
-          <w:trHeight w:val="466" w:hRule="atLeast"/>
-          <w:jc w:val="center"/>
-        </w:trPr>
-        <w:tc>
-          <w:tcPr>
-            <w:tcW w:w="1062" w:type="dxa"/>
-            <w:vMerge w:val="continue"/>
-            <w:tcBorders>
-              <w:top w:val="single" w:color="000000" w:sz="4" w:space="0"/>
-              <w:left w:val="single" w:color="000000" w:sz="4" w:space="0"/>
-              <w:bottom w:val="single" w:color="000000" w:sz="4" w:space="0"/>
-              <w:right w:val="single" w:color="000000" w:sz="4" w:space="0"/>
-            </w:tcBorders>
-            <w:shd w:val="clear" w:color="auto" w:fill="auto"/>
-            <w:vAlign w:val="center"/>
-          </w:tcPr>
-          <w:p>
-            <w:pPr>
-              <w:shd w:val="clear" w:color="auto" w:fill="auto"/>
-              <w:jc w:val="center"/>
-              <w:rPr>
-                <w:rFonts w:hint="default" w:ascii="Times New Roman" w:hAnsi="Times New Roman" w:cs="Times New Roman"/>
-                <w:i w:val="0"/>
-                <w:iCs w:val="0"/>
-                <w:color w:val="000000"/>
-                <w:sz w:val="21"/>
-                <w:szCs w:val="21"/>
-                <w:u w:val="none"/>
-              </w:rPr>
-            </w:pPr>
-          </w:p>
-        </w:tc>
-        <w:tc>
-          <w:tcPr>
-            <w:tcW w:w="2070" w:type="dxa"/>
-            <w:tcBorders>
-              <w:top w:val="single" w:color="000000" w:sz="4" w:space="0"/>
-              <w:left w:val="single" w:color="000000" w:sz="4" w:space="0"/>
-              <w:bottom w:val="single" w:color="000000" w:sz="4" w:space="0"/>
-              <w:right w:val="single" w:color="000000" w:sz="4" w:space="0"/>
-            </w:tcBorders>
-            <w:shd w:val="clear" w:color="auto" w:fill="auto"/>
-            <w:vAlign w:val="center"/>
-          </w:tcPr>
-          <w:p>
-            <w:pPr>
-              <w:keepNext w:val="0"/>
-              <w:keepLines w:val="0"/>
-              <w:widowControl/>
-              <w:suppressLineNumbers w:val="0"/>
-              <w:shd w:val="clear" w:color="auto" w:fill="auto"/>
-              <w:jc w:val="center"/>
-              <w:textAlignment w:val="center"/>
-              <w:rPr>
-                <w:rFonts w:hint="default" w:ascii="Times New Roman" w:hAnsi="Times New Roman" w:cs="Times New Roman"/>
-                <w:i w:val="0"/>
-                <w:iCs w:val="0"/>
-                <w:color w:val="000000"/>
-                <w:sz w:val="21"/>
-                <w:szCs w:val="21"/>
-                <w:u w:val="none"/>
-              </w:rPr>
-            </w:pPr>
-            <w:r>
-              <w:rPr>
-                <w:rStyle w:val="32"/>
-                <w:rFonts w:hint="default" w:ascii="Times New Roman" w:hAnsi="Times New Roman" w:cs="Times New Roman"/>
-                <w:i/>
-                <w:iCs/>
-                <w:sz w:val="21"/>
-                <w:szCs w:val="21"/>
-                <w:lang w:val="en-US" w:eastAsia="zh-CN" w:bidi="ar"/>
-              </w:rPr>
-              <w:t>y</w:t>
-            </w:r>
-            <w:r>
-              <w:rPr>
-                <w:rStyle w:val="32"/>
-                <w:rFonts w:hint="default" w:ascii="Times New Roman" w:hAnsi="Times New Roman" w:cs="Times New Roman"/>
-                <w:sz w:val="21"/>
-                <w:szCs w:val="21"/>
-                <w:lang w:val="en-US" w:eastAsia="zh-CN" w:bidi="ar"/>
-              </w:rPr>
-              <w:t>=</w:t>
-            </w:r>
-            <w:r>
-              <w:rPr>
-                <w:rStyle w:val="32"/>
-                <w:rFonts w:hint="default" w:ascii="Times New Roman" w:hAnsi="Times New Roman" w:cs="Times New Roman"/>
-                <w:i/>
-                <w:iCs/>
-                <w:sz w:val="21"/>
-                <w:szCs w:val="21"/>
-                <w:lang w:val="en-US" w:eastAsia="zh-CN" w:bidi="ar"/>
-              </w:rPr>
-              <w:t>n</w:t>
-            </w:r>
-            <w:r>
-              <w:rPr>
-                <w:rStyle w:val="32"/>
-                <w:rFonts w:hint="default" w:ascii="Times New Roman" w:hAnsi="Times New Roman" w:cs="Times New Roman"/>
-                <w:sz w:val="21"/>
-                <w:szCs w:val="21"/>
-                <w:lang w:val="en-US" w:eastAsia="zh-CN" w:bidi="ar"/>
-              </w:rPr>
-              <w:t>(</w:t>
-            </w:r>
-            <w:r>
-              <w:rPr>
-                <w:rStyle w:val="32"/>
-                <w:rFonts w:hint="default" w:ascii="Times New Roman" w:hAnsi="Times New Roman" w:cs="Times New Roman"/>
-                <w:i/>
-                <w:iCs/>
-                <w:sz w:val="21"/>
-                <w:szCs w:val="21"/>
-                <w:lang w:val="en-US" w:eastAsia="zh-CN" w:bidi="ar"/>
-              </w:rPr>
-              <w:t>n</w:t>
-            </w:r>
-            <w:r>
-              <w:rPr>
-                <w:rStyle w:val="32"/>
-                <w:rFonts w:hint="default" w:ascii="Times New Roman" w:hAnsi="Times New Roman" w:cs="Times New Roman"/>
-                <w:sz w:val="21"/>
-                <w:szCs w:val="21"/>
-                <w:lang w:val="en-US" w:eastAsia="zh-CN" w:bidi="ar"/>
-              </w:rPr>
-              <w:t>≠0)</w:t>
-            </w:r>
-          </w:p>
-        </w:tc>
-        <w:tc>
-          <w:tcPr>
-            <w:tcW w:w="2006" w:type="dxa"/>
-            <w:tcBorders>
-              <w:top w:val="single" w:color="000000" w:sz="4" w:space="0"/>
-              <w:left w:val="single" w:color="000000" w:sz="4" w:space="0"/>
-              <w:bottom w:val="single" w:color="000000" w:sz="4" w:space="0"/>
-              <w:right w:val="single" w:color="000000" w:sz="4" w:space="0"/>
-            </w:tcBorders>
-            <w:shd w:val="clear" w:color="auto" w:fill="auto"/>
-            <w:vAlign w:val="center"/>
-          </w:tcPr>
-          <w:p>
-            <w:pPr>
-              <w:keepNext w:val="0"/>
-              <w:keepLines w:val="0"/>
-              <w:widowControl/>
-              <w:suppressLineNumbers w:val="0"/>
-              <w:shd w:val="clear" w:color="auto" w:fill="auto"/>
-              <w:jc w:val="center"/>
-              <w:textAlignment w:val="center"/>
-              <w:rPr>
-                <w:rFonts w:hint="default" w:ascii="Times New Roman" w:hAnsi="Times New Roman" w:cs="Times New Roman"/>
-                <w:i w:val="0"/>
-                <w:iCs w:val="0"/>
-                <w:color w:val="000000"/>
-                <w:sz w:val="21"/>
-                <w:szCs w:val="21"/>
-                <w:u w:val="none"/>
-              </w:rPr>
-            </w:pPr>
-            <w:r>
-              <w:rPr>
-                <w:rStyle w:val="32"/>
-                <w:rFonts w:hint="default" w:ascii="Times New Roman" w:hAnsi="Times New Roman" w:cs="Times New Roman"/>
-                <w:sz w:val="21"/>
-                <w:szCs w:val="21"/>
-                <w:lang w:val="en-US" w:eastAsia="zh-CN" w:bidi="ar"/>
-              </w:rPr>
-              <w:t>(</w:t>
-            </w:r>
-            <w:r>
-              <w:rPr>
-                <w:rStyle w:val="32"/>
-                <w:rFonts w:hint="default" w:ascii="Times New Roman" w:hAnsi="Times New Roman" w:cs="Times New Roman"/>
-                <w:i/>
-                <w:iCs/>
-                <w:sz w:val="21"/>
-                <w:szCs w:val="21"/>
-                <w:lang w:val="en-US" w:eastAsia="zh-CN" w:bidi="ar"/>
-              </w:rPr>
-              <w:t>a</w:t>
-            </w:r>
-            <w:r>
-              <w:rPr>
-                <w:rStyle w:val="32"/>
-                <w:rFonts w:hint="default" w:ascii="Times New Roman" w:hAnsi="Times New Roman" w:cs="Times New Roman"/>
-                <w:sz w:val="21"/>
-                <w:szCs w:val="21"/>
-                <w:lang w:val="en-US" w:eastAsia="zh-CN" w:bidi="ar"/>
-              </w:rPr>
-              <w:t>,2</w:t>
-            </w:r>
-            <w:r>
-              <w:rPr>
-                <w:rStyle w:val="32"/>
-                <w:rFonts w:hint="default" w:ascii="Times New Roman" w:hAnsi="Times New Roman" w:cs="Times New Roman"/>
-                <w:i/>
-                <w:iCs/>
-                <w:sz w:val="21"/>
-                <w:szCs w:val="21"/>
-                <w:lang w:val="en-US" w:eastAsia="zh-CN" w:bidi="ar"/>
-              </w:rPr>
-              <w:t>n</w:t>
-            </w:r>
-            <w:r>
-              <w:rPr>
-                <w:rStyle w:val="32"/>
-                <w:rFonts w:hint="default" w:ascii="Times New Roman" w:hAnsi="Times New Roman" w:cs="Times New Roman"/>
-                <w:sz w:val="21"/>
-                <w:szCs w:val="21"/>
-                <w:lang w:val="en-US" w:eastAsia="zh-CN" w:bidi="ar"/>
-              </w:rPr>
-              <w:t>-</w:t>
-            </w:r>
-            <w:r>
-              <w:rPr>
-                <w:rStyle w:val="32"/>
-                <w:rFonts w:hint="default" w:ascii="Times New Roman" w:hAnsi="Times New Roman" w:cs="Times New Roman"/>
-                <w:i/>
-                <w:iCs/>
-                <w:sz w:val="21"/>
-                <w:szCs w:val="21"/>
-                <w:lang w:val="en-US" w:eastAsia="zh-CN" w:bidi="ar"/>
-              </w:rPr>
-              <w:t>b</w:t>
-            </w:r>
-            <w:r>
-              <w:rPr>
-                <w:rStyle w:val="32"/>
-                <w:rFonts w:hint="default" w:ascii="Times New Roman" w:hAnsi="Times New Roman" w:cs="Times New Roman"/>
-                <w:sz w:val="21"/>
-                <w:szCs w:val="21"/>
-                <w:lang w:val="en-US" w:eastAsia="zh-CN" w:bidi="ar"/>
-              </w:rPr>
-              <w:t>)</w:t>
-            </w:r>
-          </w:p>
-        </w:tc>
-      </w:tr>
-    </w:tbl>
-    <w:p>
-      <w:pPr>
-        <w:pStyle w:val="2"/>
-        <w:keepNext/>
-        <w:keepLines/>
-        <w:pageBreakBefore w:val="0"/>
-        <w:widowControl w:val="0"/>
-        <w:shd w:val="clear" w:color="auto" w:fill="auto"/>
-        <w:kinsoku/>
-        <w:wordWrap/>
-        <w:overflowPunct/>
-        <w:topLinePunct/>
-        <w:autoSpaceDE/>
-        <w:autoSpaceDN/>
-        <w:bidi w:val="0"/>
-        <w:adjustRightInd/>
-        <w:snapToGrid/>
-        <w:spacing w:before="0" w:after="0" w:line="360" w:lineRule="auto"/>
-        <w:textAlignment w:val="auto"/>
-        <w:rPr>
-          <w:rFonts w:hint="default" w:ascii="Times New Roman" w:hAnsi="Times New Roman" w:eastAsia="宋体" w:cs="Times New Roman"/>
-          <w:b/>
-          <w:bCs/>
-          <w:color w:val="0070C0"/>
-          <w:kern w:val="2"/>
-          <w:sz w:val="21"/>
-          <w:szCs w:val="22"/>
-          <w:shd w:val="clear" w:color="FFFFFF" w:fill="D9D9D9"/>
-          <w:lang w:val="en-US" w:eastAsia="zh-CN" w:bidi="ar-SA"/>
-        </w:rPr>
-      </w:pPr>
-      <w:bookmarkStart w:id="45" w:name="_Toc20563"/>
-      <w:r>
         <w:rPr>
           <w:rFonts w:hint="default" w:ascii="Times New Roman" w:hAnsi="Times New Roman" w:eastAsia="宋体" w:cs="Times New Roman"/>
           <w:b/>
@@ -5575,17 +2046,100 @@
             </w14:solidFill>
           </w14:textFill>
         </w:rPr>
-        <w:t xml:space="preserve">【题型3  </w:t>
-      </w:r>
-      <w:r>
-        <w:fldChar w:fldCharType="begin"/>
-      </w:r>
-      <w:r>
-        <w:instrText xml:space="preserve"> HYPERLINK "https://zujuan.xkw.com/gzsx/zsd29106/" \t "https://zujuan.xkw.com/gzsx/zj165984/_blank" \o "求点关于直线的对称点" </w:instrText>
-      </w:r>
-      <w:r>
-        <w:fldChar w:fldCharType="separate"/>
-      </w:r>
+      </w:pPr>
+      <w:r>
+        <w:rPr>
+          <w:rFonts w:hint="default" w:ascii="Times New Roman" w:hAnsi="Times New Roman" w:cs="Times New Roman"/>
+        </w:rPr>
+        <w:t>A．2</w:t>
+      </w:r>
+      <w:r>
+        <w:rPr>
+          <w:rFonts w:hint="default" w:ascii="Times New Roman" w:hAnsi="Times New Roman" w:cs="Times New Roman"/>
+        </w:rPr>
+        <w:tab/>
+      </w:r>
+      <w:r>
+        <w:rPr>
+          <w:rFonts w:hint="default" w:ascii="Times New Roman" w:hAnsi="Times New Roman" w:cs="Times New Roman"/>
+        </w:rPr>
+        <w:t>B．6</w:t>
+      </w:r>
+      <w:r>
+        <w:rPr>
+          <w:rFonts w:hint="default" w:ascii="Times New Roman" w:hAnsi="Times New Roman" w:cs="Times New Roman"/>
+        </w:rPr>
+        <w:tab/>
+      </w:r>
+      <w:r>
+        <w:rPr>
+          <w:rFonts w:hint="default" w:ascii="Times New Roman" w:hAnsi="Times New Roman" w:cs="Times New Roman"/>
+        </w:rPr>
+        <w:t>C．</w:t>
+      </w:r>
+      <m:oMath>
+        <m:r>
+          <m:rPr/>
+          <w:rPr>
+            <w:rFonts w:hint="default" w:ascii="Cambria Math" w:hAnsi="Cambria Math" w:eastAsia="宋体" w:cs="Times New Roman"/>
+          </w:rPr>
+          <m:t>−2</m:t>
+        </m:r>
+      </m:oMath>
+      <w:r>
+        <w:rPr>
+          <w:rFonts w:hint="default" w:ascii="Times New Roman" w:hAnsi="Times New Roman" w:cs="Times New Roman"/>
+        </w:rPr>
+        <w:tab/>
+      </w:r>
+      <w:r>
+        <w:rPr>
+          <w:rFonts w:hint="default" w:ascii="Times New Roman" w:hAnsi="Times New Roman" w:cs="Times New Roman"/>
+        </w:rPr>
+        <w:t>D．</w:t>
+      </w:r>
+      <m:oMath>
+        <m:r>
+          <m:rPr/>
+          <w:rPr>
+            <w:rFonts w:hint="default" w:ascii="Cambria Math" w:hAnsi="Cambria Math" w:eastAsia="宋体" w:cs="Times New Roman"/>
+          </w:rPr>
+          <m:t>−6</m:t>
+        </m:r>
+      </m:oMath>
+      <w:bookmarkStart w:id="44" w:name="_Toc20563"/>
+    </w:p>
+    <w:p>
+      <w:pPr>
+        <w:pStyle w:val="2"/>
+        <w:keepNext/>
+        <w:keepLines/>
+        <w:pageBreakBefore w:val="0"/>
+        <w:widowControl w:val="0"/>
+        <w:shd w:val="clear" w:color="auto" w:fill="auto"/>
+        <w:kinsoku/>
+        <w:wordWrap/>
+        <w:overflowPunct/>
+        <w:topLinePunct/>
+        <w:autoSpaceDE/>
+        <w:autoSpaceDN/>
+        <w:bidi w:val="0"/>
+        <w:adjustRightInd/>
+        <w:snapToGrid/>
+        <w:spacing w:before="0" w:after="0" w:line="360" w:lineRule="auto"/>
+        <w:textAlignment w:val="auto"/>
+        <w:rPr>
+          <w:rFonts w:hint="default" w:ascii="Times New Roman" w:hAnsi="Times New Roman" w:eastAsia="宋体" w:cs="Times New Roman"/>
+          <w:b/>
+          <w:bCs/>
+          <w:color w:val="0070C0"/>
+          <w:kern w:val="2"/>
+          <w:sz w:val="21"/>
+          <w:szCs w:val="22"/>
+          <w:shd w:val="clear" w:color="FFFFFF" w:fill="D9D9D9"/>
+          <w:lang w:val="en-US" w:eastAsia="zh-CN" w:bidi="ar-SA"/>
+        </w:rPr>
+      </w:pPr>
       <w:r>
         <w:rPr>
           <w:rFonts w:hint="default" w:ascii="Times New Roman" w:hAnsi="Times New Roman" w:eastAsia="宋体" w:cs="Times New Roman"/>
@@ -5606,7 +2160,16 @@
             </w14:solidFill>
           </w14:textFill>
         </w:rPr>
-        <w:t>求点关于直线的对称点</w:t>
+        <w:t xml:space="preserve">【题型3  </w:t>
+      </w:r>
+      <w:r>
+        <w:fldChar w:fldCharType="begin"/>
+      </w:r>
+      <w:r>
+        <w:instrText xml:space="preserve"> HYPERLINK "https://zujuan.xkw.com/gzsx/zsd29106/" \t "https://zujuan.xkw.com/gzsx/zj165984/_blank" \o "求点关于直线的对称点" </w:instrText>
+      </w:r>
+      <w:r>
+        <w:fldChar w:fldCharType="separate"/>
       </w:r>
       <w:r>
         <w:rPr>
@@ -5628,7 +2191,7 @@
             </w14:solidFill>
           </w14:textFill>
         </w:rPr>
-        <w:fldChar w:fldCharType="end"/>
+        <w:t>求点关于直线的对称点</w:t>
       </w:r>
       <w:r>
         <w:rPr>
@@ -5650,9 +2213,31 @@
             </w14:solidFill>
           </w14:textFill>
         </w:rPr>
+        <w:fldChar w:fldCharType="end"/>
+      </w:r>
+      <w:r>
+        <w:rPr>
+          <w:rFonts w:hint="default" w:ascii="Times New Roman" w:hAnsi="Times New Roman" w:eastAsia="宋体" w:cs="Times New Roman"/>
+          <w:b/>
+          <w:bCs/>
+          <w:color w:val="0D0D0D" w:themeColor="text1" w:themeTint="F2"/>
+          <w:kern w:val="2"/>
+          <w:sz w:val="21"/>
+          <w:szCs w:val="22"/>
+          <w:shd w:val="clear" w:color="FFFFFF" w:fill="D9D9D9"/>
+          <w:lang w:val="en-US" w:eastAsia="zh-CN" w:bidi="ar-SA"/>
+          <w14:textFill>
+            <w14:solidFill>
+              <w14:schemeClr w14:val="tx1">
+                <w14:lumMod w14:val="95000"/>
+                <w14:lumOff w14:val="5000"/>
+              </w14:schemeClr>
+            </w14:solidFill>
+          </w14:textFill>
+        </w:rPr>
         <w:t>】</w:t>
       </w:r>
-      <w:bookmarkEnd w:id="45"/>
+      <w:bookmarkEnd w:id="44"/>
     </w:p>
     <w:p>
       <w:pPr>
@@ -5676,7 +2261,7 @@
         <w:rPr>
           <w:rFonts w:hint="default" w:ascii="Times New Roman" w:hAnsi="Times New Roman" w:cs="Times New Roman"/>
         </w:rPr>
-        <w:t>（23-24高二下·四川雅安·开学考试）点</w:t>
+        <w:t>点</w:t>
       </w:r>
       <m:oMath>
         <m:d>
@@ -5909,23 +2494,36 @@
         <w:spacing w:line="360" w:lineRule="auto"/>
         <w:jc w:val="left"/>
         <w:rPr>
-          <w:rFonts w:hint="default" w:ascii="Times New Roman" w:hAnsi="Times New Roman" w:cs="Times New Roman"/>
-        </w:rPr>
-      </w:pPr>
-      <w:r>
-        <w:rPr>
           <w:rFonts w:hint="default" w:ascii="Times New Roman" w:hAnsi="Times New Roman" w:eastAsia="宋体" w:cs="Times New Roman"/>
           <w:sz w:val="21"/>
           <w:szCs w:val="21"/>
           <w:lang w:val="en-US" w:eastAsia="zh-CN"/>
         </w:rPr>
+      </w:pPr>
+    </w:p>
+    <w:p>
+      <w:pPr>
+        <w:shd w:val="clear" w:color="auto" w:fill="auto"/>
+        <w:spacing w:line="360" w:lineRule="auto"/>
+        <w:jc w:val="left"/>
+        <w:rPr>
+          <w:rFonts w:hint="default" w:ascii="Times New Roman" w:hAnsi="Times New Roman" w:cs="Times New Roman"/>
+        </w:rPr>
+      </w:pPr>
+      <w:r>
+        <w:rPr>
+          <w:rFonts w:hint="default" w:ascii="Times New Roman" w:hAnsi="Times New Roman" w:eastAsia="宋体" w:cs="Times New Roman"/>
+          <w:sz w:val="21"/>
+          <w:szCs w:val="21"/>
+          <w:lang w:val="en-US" w:eastAsia="zh-CN"/>
+        </w:rPr>
         <w:t>【变式3-1】</w:t>
       </w:r>
       <w:r>
         <w:rPr>
           <w:rFonts w:hint="default" w:ascii="Times New Roman" w:hAnsi="Times New Roman" w:cs="Times New Roman"/>
         </w:rPr>
-        <w:t>（23-24高二上·山东泰安·期末）点</w:t>
+        <w:t>点</w:t>
       </w:r>
       <m:oMath>
         <m:r>
@@ -6165,23 +2763,36 @@
         <w:spacing w:line="360" w:lineRule="auto"/>
         <w:jc w:val="left"/>
         <w:rPr>
-          <w:rFonts w:hint="default" w:ascii="Times New Roman" w:hAnsi="Times New Roman" w:cs="Times New Roman"/>
-        </w:rPr>
-      </w:pPr>
-      <w:r>
-        <w:rPr>
           <w:rFonts w:hint="default" w:ascii="Times New Roman" w:hAnsi="Times New Roman" w:eastAsia="宋体" w:cs="Times New Roman"/>
           <w:sz w:val="21"/>
           <w:szCs w:val="21"/>
           <w:lang w:val="en-US" w:eastAsia="zh-CN"/>
         </w:rPr>
+      </w:pPr>
+    </w:p>
+    <w:p>
+      <w:pPr>
+        <w:shd w:val="clear" w:color="auto" w:fill="auto"/>
+        <w:spacing w:line="360" w:lineRule="auto"/>
+        <w:jc w:val="left"/>
+        <w:rPr>
+          <w:rFonts w:hint="default" w:ascii="Times New Roman" w:hAnsi="Times New Roman" w:cs="Times New Roman"/>
+        </w:rPr>
+      </w:pPr>
+      <w:r>
+        <w:rPr>
+          <w:rFonts w:hint="default" w:ascii="Times New Roman" w:hAnsi="Times New Roman" w:eastAsia="宋体" w:cs="Times New Roman"/>
+          <w:sz w:val="21"/>
+          <w:szCs w:val="21"/>
+          <w:lang w:val="en-US" w:eastAsia="zh-CN"/>
+        </w:rPr>
         <w:t>【变式3-2】</w:t>
       </w:r>
       <w:r>
         <w:rPr>
           <w:rFonts w:hint="default" w:ascii="Times New Roman" w:hAnsi="Times New Roman" w:cs="Times New Roman"/>
         </w:rPr>
-        <w:t>（23-24高二上·北京·期中）点</w:t>
+        <w:t>点</w:t>
       </w:r>
       <m:oMath>
         <m:d>
@@ -6414,11 +3025,6 @@
         <w:spacing w:line="360" w:lineRule="auto"/>
         <w:jc w:val="left"/>
         <w:rPr>
-          <w:rFonts w:hint="default" w:ascii="Times New Roman" w:hAnsi="Times New Roman" w:cs="Times New Roman"/>
-        </w:rPr>
-      </w:pPr>
-      <w:r>
-        <w:rPr>
           <w:rFonts w:hint="default" w:ascii="Times New Roman" w:hAnsi="Times New Roman" w:eastAsia="宋体" w:cs="Times New Roman"/>
           <w:b w:val="0"/>
           <w:kern w:val="2"/>
@@ -6426,39 +3032,33 @@
           <w:szCs w:val="21"/>
           <w:lang w:val="en-US" w:eastAsia="zh-CN" w:bidi="ar-SA"/>
         </w:rPr>
+      </w:pPr>
+    </w:p>
+    <w:p>
+      <w:pPr>
+        <w:shd w:val="clear" w:color="auto" w:fill="auto"/>
+        <w:spacing w:line="360" w:lineRule="auto"/>
+        <w:jc w:val="left"/>
+        <w:rPr>
+          <w:rFonts w:hint="default" w:ascii="Times New Roman" w:hAnsi="Times New Roman" w:cs="Times New Roman"/>
+        </w:rPr>
+      </w:pPr>
+      <w:r>
+        <w:rPr>
+          <w:rFonts w:hint="default" w:ascii="Times New Roman" w:hAnsi="Times New Roman" w:eastAsia="宋体" w:cs="Times New Roman"/>
+          <w:b w:val="0"/>
+          <w:kern w:val="2"/>
+          <w:sz w:val="21"/>
+          <w:szCs w:val="21"/>
+          <w:lang w:val="en-US" w:eastAsia="zh-CN" w:bidi="ar-SA"/>
+        </w:rPr>
         <w:t>【变式3-3】</w:t>
       </w:r>
       <w:r>
         <w:rPr>
           <w:rFonts w:hint="default" w:ascii="Times New Roman" w:hAnsi="Times New Roman" w:cs="Times New Roman"/>
         </w:rPr>
-        <w:t>（2</w:t>
-      </w:r>
-      <w:r>
-        <w:rPr>
-          <w:rFonts w:hint="eastAsia" w:ascii="Times New Roman" w:hAnsi="Times New Roman" w:cs="Times New Roman"/>
-          <w:lang w:val="en-US" w:eastAsia="zh-CN"/>
-        </w:rPr>
-        <w:t>3</w:t>
-      </w:r>
-      <w:r>
-        <w:rPr>
-          <w:rFonts w:hint="default" w:ascii="Times New Roman" w:hAnsi="Times New Roman" w:cs="Times New Roman"/>
-        </w:rPr>
-        <w:t>-2</w:t>
-      </w:r>
-      <w:r>
-        <w:rPr>
-          <w:rFonts w:hint="eastAsia" w:ascii="Times New Roman" w:hAnsi="Times New Roman" w:cs="Times New Roman"/>
-          <w:lang w:val="en-US" w:eastAsia="zh-CN"/>
-        </w:rPr>
-        <w:t>4</w:t>
-      </w:r>
-      <w:r>
-        <w:rPr>
-          <w:rFonts w:hint="default" w:ascii="Times New Roman" w:hAnsi="Times New Roman" w:cs="Times New Roman"/>
-        </w:rPr>
-        <w:t>高二·全国·课后作业）在平面直角坐标系</w:t>
+        <w:t>在平面直角坐标系</w:t>
       </w:r>
       <w:r>
         <w:rPr>
@@ -6990,6 +3590,47 @@
           <w:rFonts w:hint="default" w:ascii="Times New Roman" w:hAnsi="Times New Roman" w:eastAsia="宋体" w:cs="Times New Roman"/>
           <w:b/>
           <w:bCs/>
+          <w:color w:val="0D0D0D" w:themeColor="text1" w:themeTint="F2"/>
+          <w:kern w:val="2"/>
+          <w:sz w:val="21"/>
+          <w:szCs w:val="22"/>
+          <w:shd w:val="clear" w:color="FFFFFF" w:fill="D9D9D9"/>
+          <w:lang w:val="en-US" w:eastAsia="zh-CN" w:bidi="ar-SA"/>
+          <w14:textFill>
+            <w14:solidFill>
+              <w14:schemeClr w14:val="tx1">
+                <w14:lumMod w14:val="95000"/>
+                <w14:lumOff w14:val="5000"/>
+              </w14:schemeClr>
+            </w14:solidFill>
+          </w14:textFill>
+        </w:rPr>
+      </w:pPr>
+      <w:bookmarkStart w:id="45" w:name="_Toc18384"/>
+    </w:p>
+    <w:p>
+      <w:pPr>
+        <w:pStyle w:val="2"/>
+        <w:keepNext/>
+        <w:keepLines/>
+        <w:pageBreakBefore w:val="0"/>
+        <w:widowControl w:val="0"/>
+        <w:shd w:val="clear" w:color="auto" w:fill="auto"/>
+        <w:kinsoku/>
+        <w:wordWrap/>
+        <w:overflowPunct/>
+        <w:topLinePunct/>
+        <w:autoSpaceDE/>
+        <w:autoSpaceDN/>
+        <w:bidi w:val="0"/>
+        <w:adjustRightInd/>
+        <w:snapToGrid/>
+        <w:spacing w:before="0" w:after="0" w:line="360" w:lineRule="auto"/>
+        <w:textAlignment w:val="auto"/>
+        <w:rPr>
+          <w:rFonts w:hint="default" w:ascii="Times New Roman" w:hAnsi="Times New Roman" w:eastAsia="宋体" w:cs="Times New Roman"/>
+          <w:b/>
+          <w:bCs/>
           <w:color w:val="0070C0"/>
           <w:kern w:val="2"/>
           <w:sz w:val="21"/>
@@ -6998,7 +3639,6 @@
           <w:lang w:val="en-US" w:eastAsia="zh-CN" w:bidi="ar-SA"/>
         </w:rPr>
       </w:pPr>
-      <w:bookmarkStart w:id="46" w:name="_Toc18384"/>
       <w:r>
         <w:rPr>
           <w:rFonts w:hint="default" w:ascii="Times New Roman" w:hAnsi="Times New Roman" w:eastAsia="宋体" w:cs="Times New Roman"/>
@@ -7065,7 +3705,7 @@
         </w:rPr>
         <w:t>】</w:t>
       </w:r>
-      <w:bookmarkEnd w:id="46"/>
+      <w:bookmarkEnd w:id="45"/>
     </w:p>
     <w:p>
       <w:pPr>
@@ -7089,7 +3729,7 @@
         <w:rPr>
           <w:rFonts w:hint="default" w:ascii="Times New Roman" w:hAnsi="Times New Roman" w:cs="Times New Roman"/>
         </w:rPr>
-        <w:t>（23-24高二上·四川内江·期中）已知点</w:t>
+        <w:t>已知点</w:t>
       </w:r>
       <m:oMath>
         <m:r>
@@ -7331,49 +3971,36 @@
         <w:spacing w:line="360" w:lineRule="auto"/>
         <w:jc w:val="left"/>
         <w:rPr>
-          <w:rFonts w:hint="default" w:ascii="Times New Roman" w:hAnsi="Times New Roman" w:cs="Times New Roman"/>
-        </w:rPr>
-      </w:pPr>
-      <w:r>
-        <w:rPr>
           <w:rFonts w:hint="default" w:ascii="Times New Roman" w:hAnsi="Times New Roman" w:eastAsia="宋体" w:cs="Times New Roman"/>
           <w:sz w:val="21"/>
           <w:szCs w:val="21"/>
           <w:lang w:val="en-US" w:eastAsia="zh-CN"/>
         </w:rPr>
+      </w:pPr>
+    </w:p>
+    <w:p>
+      <w:pPr>
+        <w:shd w:val="clear" w:color="auto" w:fill="auto"/>
+        <w:spacing w:line="360" w:lineRule="auto"/>
+        <w:jc w:val="left"/>
+        <w:rPr>
+          <w:rFonts w:hint="default" w:ascii="Times New Roman" w:hAnsi="Times New Roman" w:cs="Times New Roman"/>
+        </w:rPr>
+      </w:pPr>
+      <w:r>
+        <w:rPr>
+          <w:rFonts w:hint="default" w:ascii="Times New Roman" w:hAnsi="Times New Roman" w:eastAsia="宋体" w:cs="Times New Roman"/>
+          <w:sz w:val="21"/>
+          <w:szCs w:val="21"/>
+          <w:lang w:val="en-US" w:eastAsia="zh-CN"/>
+        </w:rPr>
         <w:t>【变式4-1】</w:t>
       </w:r>
       <w:r>
         <w:rPr>
           <w:rFonts w:hint="default" w:ascii="Times New Roman" w:hAnsi="Times New Roman" w:cs="Times New Roman"/>
         </w:rPr>
-        <w:t>（</w:t>
-      </w:r>
-      <w:r>
-        <w:rPr>
-          <w:rFonts w:hint="eastAsia" w:ascii="Times New Roman" w:hAnsi="Times New Roman" w:cs="Times New Roman"/>
-          <w:lang w:val="en-US" w:eastAsia="zh-CN"/>
-        </w:rPr>
-        <w:t>23</w:t>
-      </w:r>
-      <w:r>
-        <w:rPr>
-          <w:rFonts w:hint="default" w:ascii="Times New Roman" w:hAnsi="Times New Roman" w:cs="Times New Roman"/>
-        </w:rPr>
-        <w:t>-</w:t>
-      </w:r>
-      <w:r>
-        <w:rPr>
-          <w:rFonts w:hint="eastAsia" w:ascii="Times New Roman" w:hAnsi="Times New Roman" w:cs="Times New Roman"/>
-          <w:lang w:val="en-US" w:eastAsia="zh-CN"/>
-        </w:rPr>
-        <w:t>24</w:t>
-      </w:r>
-      <w:r>
-        <w:rPr>
-          <w:rFonts w:hint="default" w:ascii="Times New Roman" w:hAnsi="Times New Roman" w:cs="Times New Roman"/>
-        </w:rPr>
-        <w:t>高一下·河北保定·期末）若点</w:t>
+        <w:t>若点</w:t>
       </w:r>
       <m:oMath>
         <m:r>
@@ -7586,49 +4213,36 @@
         <w:spacing w:line="360" w:lineRule="auto"/>
         <w:jc w:val="left"/>
         <w:rPr>
-          <w:rFonts w:hint="default" w:ascii="Times New Roman" w:hAnsi="Times New Roman" w:cs="Times New Roman"/>
-        </w:rPr>
-      </w:pPr>
-      <w:r>
-        <w:rPr>
           <w:rFonts w:hint="default" w:ascii="Times New Roman" w:hAnsi="Times New Roman" w:eastAsia="宋体" w:cs="Times New Roman"/>
           <w:sz w:val="21"/>
           <w:szCs w:val="21"/>
           <w:lang w:val="en-US" w:eastAsia="zh-CN"/>
         </w:rPr>
+      </w:pPr>
+    </w:p>
+    <w:p>
+      <w:pPr>
+        <w:shd w:val="clear" w:color="auto" w:fill="auto"/>
+        <w:spacing w:line="360" w:lineRule="auto"/>
+        <w:jc w:val="left"/>
+        <w:rPr>
+          <w:rFonts w:hint="default" w:ascii="Times New Roman" w:hAnsi="Times New Roman" w:cs="Times New Roman"/>
+        </w:rPr>
+      </w:pPr>
+      <w:r>
+        <w:rPr>
+          <w:rFonts w:hint="default" w:ascii="Times New Roman" w:hAnsi="Times New Roman" w:eastAsia="宋体" w:cs="Times New Roman"/>
+          <w:sz w:val="21"/>
+          <w:szCs w:val="21"/>
+          <w:lang w:val="en-US" w:eastAsia="zh-CN"/>
+        </w:rPr>
         <w:t>【变式4-2】</w:t>
       </w:r>
       <w:r>
         <w:rPr>
           <w:rFonts w:hint="default" w:ascii="Times New Roman" w:hAnsi="Times New Roman" w:cs="Times New Roman"/>
         </w:rPr>
-        <w:t>（2</w:t>
-      </w:r>
-      <w:r>
-        <w:rPr>
-          <w:rFonts w:hint="eastAsia" w:ascii="Times New Roman" w:hAnsi="Times New Roman" w:cs="Times New Roman"/>
-          <w:lang w:val="en-US" w:eastAsia="zh-CN"/>
-        </w:rPr>
-        <w:t>3</w:t>
-      </w:r>
-      <w:r>
-        <w:rPr>
-          <w:rFonts w:hint="default" w:ascii="Times New Roman" w:hAnsi="Times New Roman" w:cs="Times New Roman"/>
-        </w:rPr>
-        <w:t>-2</w:t>
-      </w:r>
-      <w:r>
-        <w:rPr>
-          <w:rFonts w:hint="eastAsia" w:ascii="Times New Roman" w:hAnsi="Times New Roman" w:cs="Times New Roman"/>
-          <w:lang w:val="en-US" w:eastAsia="zh-CN"/>
-        </w:rPr>
-        <w:t>4</w:t>
-      </w:r>
-      <w:r>
-        <w:rPr>
-          <w:rFonts w:hint="default" w:ascii="Times New Roman" w:hAnsi="Times New Roman" w:cs="Times New Roman"/>
-        </w:rPr>
-        <w:t>高二·全国·课后作业）将一张坐标纸折叠一次，使点</w:t>
+        <w:t>将一张坐标纸折叠一次，使点</w:t>
       </w:r>
       <m:oMath>
         <m:d>
@@ -7700,7 +4314,7 @@
           <w:u w:val="single"/>
           <w:lang w:val="en-US" w:eastAsia="zh-CN"/>
         </w:rPr>
-        <w:t xml:space="preserve">      </w:t>
+        <w:t xml:space="preserve">               </w:t>
       </w:r>
       <w:r>
         <w:rPr>
@@ -7714,11 +4328,6 @@
         <w:shd w:val="clear" w:color="auto" w:fill="auto"/>
         <w:spacing w:line="360" w:lineRule="auto"/>
         <w:jc w:val="left"/>
-        <w:rPr>
-          <w:rFonts w:hint="default" w:ascii="Times New Roman" w:hAnsi="Times New Roman" w:cs="Times New Roman"/>
-        </w:rPr>
-      </w:pPr>
-      <w:r>
         <w:rPr>
           <w:rFonts w:hint="default" w:ascii="Times New Roman" w:hAnsi="Times New Roman" w:eastAsia="宋体" w:cs="Times New Roman"/>
           <w:b w:val="0"/>
@@ -7727,163 +4336,52 @@
           <w:szCs w:val="21"/>
           <w:lang w:val="en-US" w:eastAsia="zh-CN" w:bidi="ar-SA"/>
         </w:rPr>
-        <w:t>【变式4-3】</w:t>
-      </w:r>
-      <w:r>
-        <w:rPr>
-          <w:rFonts w:hint="default" w:ascii="Times New Roman" w:hAnsi="Times New Roman" w:cs="Times New Roman"/>
-        </w:rPr>
-        <w:t>（20-21高二上·上海徐汇·阶段练习）如图所示，在平面直角坐标中，已知矩形</w:t>
-      </w:r>
-      <m:oMath>
-        <m:r>
-          <m:rPr/>
-          <w:rPr>
-            <w:rFonts w:hint="default" w:ascii="Cambria Math" w:hAnsi="Cambria Math" w:eastAsia="宋体" w:cs="Times New Roman"/>
-          </w:rPr>
-          <m:t>ABCD</m:t>
-        </m:r>
-      </m:oMath>
-      <w:r>
-        <w:rPr>
-          <w:rFonts w:hint="default" w:ascii="Times New Roman" w:hAnsi="Times New Roman" w:cs="Times New Roman"/>
-        </w:rPr>
-        <w:t>的长为2，宽为1，边</w:t>
-      </w:r>
-      <m:oMath>
-        <m:r>
-          <m:rPr/>
-          <w:rPr>
-            <w:rFonts w:hint="default" w:ascii="Cambria Math" w:hAnsi="Cambria Math" w:eastAsia="宋体" w:cs="Times New Roman"/>
-          </w:rPr>
-          <m:t>AB</m:t>
-        </m:r>
-      </m:oMath>
-      <w:r>
-        <w:rPr>
-          <w:rFonts w:hint="default" w:ascii="Times New Roman" w:hAnsi="Times New Roman" w:cs="Times New Roman"/>
-        </w:rPr>
-        <w:t>､</w:t>
-      </w:r>
-      <m:oMath>
-        <m:r>
-          <m:rPr/>
-          <w:rPr>
-            <w:rFonts w:hint="default" w:ascii="Cambria Math" w:hAnsi="Cambria Math" w:eastAsia="宋体" w:cs="Times New Roman"/>
-          </w:rPr>
-          <m:t>AD</m:t>
-        </m:r>
-      </m:oMath>
-      <w:r>
-        <w:rPr>
-          <w:rFonts w:hint="default" w:ascii="Times New Roman" w:hAnsi="Times New Roman" w:cs="Times New Roman"/>
-        </w:rPr>
-        <w:t>分别在</w:t>
-      </w:r>
-      <m:oMath>
-        <m:r>
-          <m:rPr/>
-          <w:rPr>
-            <w:rFonts w:hint="default" w:ascii="Cambria Math" w:hAnsi="Cambria Math" w:eastAsia="宋体" w:cs="Times New Roman"/>
-          </w:rPr>
-          <m:t>x</m:t>
-        </m:r>
-      </m:oMath>
-      <w:r>
-        <w:rPr>
-          <w:rFonts w:hint="default" w:ascii="Times New Roman" w:hAnsi="Times New Roman" w:cs="Times New Roman"/>
-        </w:rPr>
-        <w:t>轴､</w:t>
-      </w:r>
-      <m:oMath>
-        <m:r>
-          <m:rPr/>
-          <w:rPr>
-            <w:rFonts w:hint="default" w:ascii="Cambria Math" w:hAnsi="Cambria Math" w:eastAsia="宋体" w:cs="Times New Roman"/>
-          </w:rPr>
-          <m:t>y</m:t>
-        </m:r>
-      </m:oMath>
-      <w:r>
-        <w:rPr>
-          <w:rFonts w:hint="default" w:ascii="Times New Roman" w:hAnsi="Times New Roman" w:cs="Times New Roman"/>
-        </w:rPr>
-        <w:t>轴的正半轴上，点</w:t>
-      </w:r>
-      <m:oMath>
-        <m:r>
-          <m:rPr/>
-          <w:rPr>
-            <w:rFonts w:hint="default" w:ascii="Cambria Math" w:hAnsi="Cambria Math" w:eastAsia="宋体" w:cs="Times New Roman"/>
-          </w:rPr>
-          <m:t>A</m:t>
-        </m:r>
-      </m:oMath>
-      <w:r>
-        <w:rPr>
-          <w:rFonts w:hint="default" w:ascii="Times New Roman" w:hAnsi="Times New Roman" w:cs="Times New Roman"/>
-        </w:rPr>
-        <w:t>与坐标原点重合，将矩形折叠，使点</w:t>
-      </w:r>
-      <m:oMath>
-        <m:r>
-          <m:rPr/>
-          <w:rPr>
-            <w:rFonts w:hint="default" w:ascii="Cambria Math" w:hAnsi="Cambria Math" w:eastAsia="宋体" w:cs="Times New Roman"/>
-          </w:rPr>
-          <m:t>A</m:t>
-        </m:r>
-      </m:oMath>
-      <w:r>
-        <w:rPr>
-          <w:rFonts w:hint="default" w:ascii="Times New Roman" w:hAnsi="Times New Roman" w:cs="Times New Roman"/>
-        </w:rPr>
-        <w:t>落在线段</w:t>
-      </w:r>
-      <m:oMath>
-        <m:r>
-          <m:rPr/>
-          <w:rPr>
-            <w:rFonts w:hint="default" w:ascii="Cambria Math" w:hAnsi="Cambria Math" w:eastAsia="宋体" w:cs="Times New Roman"/>
-          </w:rPr>
-          <m:t>DC</m:t>
-        </m:r>
-      </m:oMath>
-      <w:r>
-        <w:rPr>
-          <w:rFonts w:hint="default" w:ascii="Times New Roman" w:hAnsi="Times New Roman" w:cs="Times New Roman"/>
-        </w:rPr>
-        <w:t>上，若折痕所在直线的斜率为</w:t>
-      </w:r>
-      <m:oMath>
-        <m:r>
-          <m:rPr/>
-          <w:rPr>
-            <w:rFonts w:hint="default" w:ascii="Cambria Math" w:hAnsi="Cambria Math" w:eastAsia="宋体" w:cs="Times New Roman"/>
-          </w:rPr>
-          <m:t>k</m:t>
-        </m:r>
-      </m:oMath>
-      <w:r>
-        <w:rPr>
-          <w:rFonts w:hint="default" w:ascii="Times New Roman" w:hAnsi="Times New Roman" w:cs="Times New Roman"/>
-        </w:rPr>
-        <w:t>，则折痕所在的直线方程为</w:t>
-      </w:r>
-      <w:r>
-        <w:rPr>
-          <w:rFonts w:hint="eastAsia" w:ascii="Times New Roman" w:hAnsi="Times New Roman" w:cs="Times New Roman"/>
-          <w:u w:val="single"/>
-          <w:lang w:val="en-US" w:eastAsia="zh-CN"/>
-        </w:rPr>
-        <w:t xml:space="preserve">      </w:t>
-      </w:r>
-      <w:r>
-        <w:rPr>
-          <w:rFonts w:hint="default" w:ascii="Times New Roman" w:hAnsi="Times New Roman" w:cs="Times New Roman"/>
-        </w:rPr>
-        <w:t>.</w:t>
-      </w:r>
+      </w:pPr>
+    </w:p>
+    <w:p>
+      <w:pPr>
+        <w:shd w:val="clear" w:color="auto" w:fill="auto"/>
+        <w:spacing w:line="360" w:lineRule="auto"/>
+        <w:jc w:val="left"/>
+        <w:rPr>
+          <w:rFonts w:hint="default" w:ascii="Times New Roman" w:hAnsi="Times New Roman" w:eastAsia="宋体" w:cs="Times New Roman"/>
+          <w:b w:val="0"/>
+          <w:kern w:val="2"/>
+          <w:sz w:val="21"/>
+          <w:szCs w:val="21"/>
+          <w:lang w:val="en-US" w:eastAsia="zh-CN" w:bidi="ar-SA"/>
+        </w:rPr>
+      </w:pPr>
+    </w:p>
+    <w:p>
+      <w:pPr>
+        <w:shd w:val="clear" w:color="auto" w:fill="auto"/>
+        <w:spacing w:line="360" w:lineRule="auto"/>
+        <w:jc w:val="left"/>
+        <w:rPr>
+          <w:rFonts w:hint="default" w:ascii="Times New Roman" w:hAnsi="Times New Roman" w:eastAsia="宋体" w:cs="Times New Roman"/>
+          <w:b w:val="0"/>
+          <w:kern w:val="2"/>
+          <w:sz w:val="21"/>
+          <w:szCs w:val="21"/>
+          <w:lang w:val="en-US" w:eastAsia="zh-CN" w:bidi="ar-SA"/>
+        </w:rPr>
+      </w:pPr>
+    </w:p>
+    <w:p>
+      <w:pPr>
+        <w:shd w:val="clear" w:color="auto" w:fill="auto"/>
+        <w:spacing w:line="360" w:lineRule="auto"/>
+        <w:jc w:val="left"/>
+        <w:rPr>
+          <w:rFonts w:hint="default" w:ascii="Times New Roman" w:hAnsi="Times New Roman" w:eastAsia="宋体" w:cs="Times New Roman"/>
+          <w:b w:val="0"/>
+          <w:kern w:val="2"/>
+          <w:sz w:val="21"/>
+          <w:szCs w:val="21"/>
+          <w:lang w:val="en-US" w:eastAsia="zh-CN" w:bidi="ar-SA"/>
+        </w:rPr>
+      </w:pPr>
     </w:p>
     <w:p>
       <w:pPr>
@@ -7904,9 +4402,17 @@
           <w:u w:val="none"/>
         </w:rPr>
         <w:drawing>
-          <wp:inline distT="0" distB="0" distL="114300" distR="114300">
+          <wp:anchor distT="0" distB="0" distL="114300" distR="114300" simplePos="0" relativeHeight="251661312" behindDoc="0" locked="0" layoutInCell="1" allowOverlap="1">
+            <wp:simplePos x="0" y="0"/>
+            <wp:positionH relativeFrom="column">
+              <wp:posOffset>4376420</wp:posOffset>
+            </wp:positionH>
+            <wp:positionV relativeFrom="paragraph">
+              <wp:posOffset>24765</wp:posOffset>
+            </wp:positionV>
             <wp:extent cx="1647825" cy="1181100"/>
-            <wp:effectExtent l="0" t="0" r="3175" b="0"/>
+            <wp:effectExtent l="0" t="0" r="3175" b="12700"/>
+            <wp:wrapSquare wrapText="bothSides"/>
             <wp:docPr id="100005" name="图片 100005" descr="@@@f8b6047e-e01e-4dd0-ad62-f21f73fffd29"/>
             <wp:cNvGraphicFramePr>
               <a:graphicFrameLocks xmlns:a="http://schemas.openxmlformats.org/drawingml/2006/main" noChangeAspect="1"/>
@@ -7921,7 +4427,7 @@
                     </pic:cNvPicPr>
                   </pic:nvPicPr>
                   <pic:blipFill>
-                    <a:blip r:embed="rId23"/>
+                    <a:blip r:embed="rId7"/>
                     <a:stretch>
                       <a:fillRect/>
                     </a:stretch>
@@ -7938,24 +4444,183 @@
                 </pic:pic>
               </a:graphicData>
             </a:graphic>
-          </wp:inline>
+          </wp:anchor>
         </w:drawing>
       </w:r>
       <w:r>
         <w:rPr>
-          <w:rFonts w:hint="default" w:ascii="Times New Roman" w:hAnsi="Times New Roman" w:eastAsia="Times New Roman" w:cs="Times New Roman"/>
-          <w:kern w:val="0"/>
-          <w:sz w:val="24"/>
-          <w:szCs w:val="24"/>
-        </w:rPr>
-        <w:t>  </w:t>
-      </w:r>
-    </w:p>
-    <w:p>
-      <w:pPr>
-        <w:keepNext w:val="0"/>
-        <w:keepLines w:val="0"/>
+          <w:rFonts w:hint="default" w:ascii="Times New Roman" w:hAnsi="Times New Roman" w:eastAsia="宋体" w:cs="Times New Roman"/>
+          <w:b w:val="0"/>
+          <w:kern w:val="2"/>
+          <w:sz w:val="21"/>
+          <w:szCs w:val="21"/>
+          <w:lang w:val="en-US" w:eastAsia="zh-CN" w:bidi="ar-SA"/>
+        </w:rPr>
+        <w:t>【变式4-3】</w:t>
+      </w:r>
+      <w:r>
+        <w:rPr>
+          <w:rFonts w:hint="default" w:ascii="Times New Roman" w:hAnsi="Times New Roman" w:cs="Times New Roman"/>
+        </w:rPr>
+        <w:t>如图所示，在平面直角坐标中，已知矩形</w:t>
+      </w:r>
+      <m:oMath>
+        <m:r>
+          <m:rPr/>
+          <w:rPr>
+            <w:rFonts w:hint="default" w:ascii="Cambria Math" w:hAnsi="Cambria Math" w:eastAsia="宋体" w:cs="Times New Roman"/>
+          </w:rPr>
+          <m:t>ABCD</m:t>
+        </m:r>
+      </m:oMath>
+      <w:r>
+        <w:rPr>
+          <w:rFonts w:hint="default" w:ascii="Times New Roman" w:hAnsi="Times New Roman" w:cs="Times New Roman"/>
+        </w:rPr>
+        <w:t>的长为2，宽为1，边</w:t>
+      </w:r>
+      <m:oMath>
+        <m:r>
+          <m:rPr/>
+          <w:rPr>
+            <w:rFonts w:hint="default" w:ascii="Cambria Math" w:hAnsi="Cambria Math" w:eastAsia="宋体" w:cs="Times New Roman"/>
+          </w:rPr>
+          <m:t>AB</m:t>
+        </m:r>
+      </m:oMath>
+      <w:r>
+        <w:rPr>
+          <w:rFonts w:hint="default" w:ascii="Times New Roman" w:hAnsi="Times New Roman" w:cs="Times New Roman"/>
+        </w:rPr>
+        <w:t>､</w:t>
+      </w:r>
+      <m:oMath>
+        <m:r>
+          <m:rPr/>
+          <w:rPr>
+            <w:rFonts w:hint="default" w:ascii="Cambria Math" w:hAnsi="Cambria Math" w:eastAsia="宋体" w:cs="Times New Roman"/>
+          </w:rPr>
+          <m:t>AD</m:t>
+        </m:r>
+      </m:oMath>
+      <w:r>
+        <w:rPr>
+          <w:rFonts w:hint="default" w:ascii="Times New Roman" w:hAnsi="Times New Roman" w:cs="Times New Roman"/>
+        </w:rPr>
+        <w:t>分别在</w:t>
+      </w:r>
+      <m:oMath>
+        <m:r>
+          <m:rPr/>
+          <w:rPr>
+            <w:rFonts w:hint="default" w:ascii="Cambria Math" w:hAnsi="Cambria Math" w:eastAsia="宋体" w:cs="Times New Roman"/>
+          </w:rPr>
+          <m:t>x</m:t>
+        </m:r>
+      </m:oMath>
+      <w:r>
+        <w:rPr>
+          <w:rFonts w:hint="default" w:ascii="Times New Roman" w:hAnsi="Times New Roman" w:cs="Times New Roman"/>
+        </w:rPr>
+        <w:t>轴､</w:t>
+      </w:r>
+      <m:oMath>
+        <m:r>
+          <m:rPr/>
+          <w:rPr>
+            <w:rFonts w:hint="default" w:ascii="Cambria Math" w:hAnsi="Cambria Math" w:eastAsia="宋体" w:cs="Times New Roman"/>
+          </w:rPr>
+          <m:t>y</m:t>
+        </m:r>
+      </m:oMath>
+      <w:r>
+        <w:rPr>
+          <w:rFonts w:hint="default" w:ascii="Times New Roman" w:hAnsi="Times New Roman" w:cs="Times New Roman"/>
+        </w:rPr>
+        <w:t>轴的正半轴上，点</w:t>
+      </w:r>
+      <m:oMath>
+        <m:r>
+          <m:rPr/>
+          <w:rPr>
+            <w:rFonts w:hint="default" w:ascii="Cambria Math" w:hAnsi="Cambria Math" w:eastAsia="宋体" w:cs="Times New Roman"/>
+          </w:rPr>
+          <m:t>A</m:t>
+        </m:r>
+      </m:oMath>
+      <w:r>
+        <w:rPr>
+          <w:rFonts w:hint="default" w:ascii="Times New Roman" w:hAnsi="Times New Roman" w:cs="Times New Roman"/>
+        </w:rPr>
+        <w:t>与坐标原点重合，将矩形折叠，使点</w:t>
+      </w:r>
+      <m:oMath>
+        <m:r>
+          <m:rPr/>
+          <w:rPr>
+            <w:rFonts w:hint="default" w:ascii="Cambria Math" w:hAnsi="Cambria Math" w:eastAsia="宋体" w:cs="Times New Roman"/>
+          </w:rPr>
+          <m:t>A</m:t>
+        </m:r>
+      </m:oMath>
+      <w:r>
+        <w:rPr>
+          <w:rFonts w:hint="default" w:ascii="Times New Roman" w:hAnsi="Times New Roman" w:cs="Times New Roman"/>
+        </w:rPr>
+        <w:t>落在线段</w:t>
+      </w:r>
+      <m:oMath>
+        <m:r>
+          <m:rPr/>
+          <w:rPr>
+            <w:rFonts w:hint="default" w:ascii="Cambria Math" w:hAnsi="Cambria Math" w:eastAsia="宋体" w:cs="Times New Roman"/>
+          </w:rPr>
+          <m:t>DC</m:t>
+        </m:r>
+      </m:oMath>
+      <w:r>
+        <w:rPr>
+          <w:rFonts w:hint="default" w:ascii="Times New Roman" w:hAnsi="Times New Roman" w:cs="Times New Roman"/>
+        </w:rPr>
+        <w:t>上，若折痕所在直线的斜率为</w:t>
+      </w:r>
+      <m:oMath>
+        <m:r>
+          <m:rPr/>
+          <w:rPr>
+            <w:rFonts w:hint="default" w:ascii="Cambria Math" w:hAnsi="Cambria Math" w:eastAsia="宋体" w:cs="Times New Roman"/>
+          </w:rPr>
+          <m:t>k</m:t>
+        </m:r>
+      </m:oMath>
+      <w:r>
+        <w:rPr>
+          <w:rFonts w:hint="default" w:ascii="Times New Roman" w:hAnsi="Times New Roman" w:cs="Times New Roman"/>
+        </w:rPr>
+        <w:t>，则折痕所在的直线方程为</w:t>
+      </w:r>
+      <w:r>
+        <w:rPr>
+          <w:rFonts w:hint="eastAsia" w:ascii="Times New Roman" w:hAnsi="Times New Roman" w:cs="Times New Roman"/>
+          <w:u w:val="single"/>
+          <w:lang w:val="en-US" w:eastAsia="zh-CN"/>
+        </w:rPr>
+        <w:t xml:space="preserve">                            </w:t>
+      </w:r>
+      <w:r>
+        <w:rPr>
+          <w:rFonts w:hint="default" w:ascii="Times New Roman" w:hAnsi="Times New Roman" w:cs="Times New Roman"/>
+        </w:rPr>
+        <w:t>.</w:t>
+      </w:r>
+    </w:p>
+    <w:p>
+      <w:pPr>
+        <w:pStyle w:val="2"/>
+        <w:keepNext/>
+        <w:keepLines/>
         <w:pageBreakBefore w:val="0"/>
+        <w:widowControl w:val="0"/>
         <w:shd w:val="clear" w:color="auto" w:fill="auto"/>
         <w:kinsoku/>
         <w:wordWrap/>
@@ -7965,128 +4630,9 @@
         <w:autoSpaceDN/>
         <w:bidi w:val="0"/>
         <w:adjustRightInd/>
-        <w:spacing w:line="400" w:lineRule="exact"/>
+        <w:snapToGrid/>
+        <w:spacing w:before="0" w:after="0" w:line="360" w:lineRule="auto"/>
         <w:textAlignment w:val="auto"/>
-        <w:rPr>
-          <w:rFonts w:hint="default" w:ascii="Times New Roman" w:hAnsi="Times New Roman" w:cs="Times New Roman"/>
-          <w:b/>
-          <w:bCs/>
-          <w:color w:val="0D0D0D" w:themeColor="text1" w:themeTint="F2"/>
-          <w:szCs w:val="21"/>
-          <w:shd w:val="clear" w:color="FFFFFF" w:fill="D9D9D9"/>
-          <w14:textFill>
-            <w14:solidFill>
-              <w14:schemeClr w14:val="tx1">
-                <w14:lumMod w14:val="95000"/>
-                <w14:lumOff w14:val="5000"/>
-              </w14:schemeClr>
-            </w14:solidFill>
-          </w14:textFill>
-        </w:rPr>
-      </w:pPr>
-      <w:r>
-        <w:rPr>
-          <w:rFonts w:hint="default" w:ascii="Times New Roman" w:hAnsi="Times New Roman" w:cs="Times New Roman"/>
-          <w:b/>
-          <w:bCs/>
-          <w:color w:val="0D0D0D" w:themeColor="text1" w:themeTint="F2"/>
-          <w:szCs w:val="21"/>
-          <w:shd w:val="clear" w:color="FFFFFF" w:fill="D9D9D9"/>
-          <w14:textFill>
-            <w14:solidFill>
-              <w14:schemeClr w14:val="tx1">
-                <w14:lumMod w14:val="95000"/>
-                <w14:lumOff w14:val="5000"/>
-              </w14:schemeClr>
-            </w14:solidFill>
-          </w14:textFill>
-        </w:rPr>
-        <w:t>【知识点</w:t>
-      </w:r>
-      <w:r>
-        <w:rPr>
-          <w:rFonts w:hint="eastAsia" w:ascii="Times New Roman" w:hAnsi="Times New Roman" w:cs="Times New Roman"/>
-          <w:b/>
-          <w:bCs/>
-          <w:color w:val="0D0D0D" w:themeColor="text1" w:themeTint="F2"/>
-          <w:szCs w:val="21"/>
-          <w:shd w:val="clear" w:color="FFFFFF" w:fill="D9D9D9"/>
-          <w:lang w:val="en-US" w:eastAsia="zh-CN"/>
-          <w14:textFill>
-            <w14:solidFill>
-              <w14:schemeClr w14:val="tx1">
-                <w14:lumMod w14:val="95000"/>
-                <w14:lumOff w14:val="5000"/>
-              </w14:schemeClr>
-            </w14:solidFill>
-          </w14:textFill>
-        </w:rPr>
-        <w:t>4</w:t>
-      </w:r>
-      <w:r>
-        <w:rPr>
-          <w:rFonts w:hint="default" w:ascii="Times New Roman" w:hAnsi="Times New Roman" w:cs="Times New Roman"/>
-          <w:b/>
-          <w:bCs/>
-          <w:color w:val="0D0D0D" w:themeColor="text1" w:themeTint="F2"/>
-          <w:szCs w:val="21"/>
-          <w:shd w:val="clear" w:color="FFFFFF" w:fill="D9D9D9"/>
-          <w14:textFill>
-            <w14:solidFill>
-              <w14:schemeClr w14:val="tx1">
-                <w14:lumMod w14:val="95000"/>
-                <w14:lumOff w14:val="5000"/>
-              </w14:schemeClr>
-            </w14:solidFill>
-          </w14:textFill>
-        </w:rPr>
-        <w:t xml:space="preserve">  直线关于直线的对称】</w:t>
-      </w:r>
-    </w:p>
-    <w:p>
-      <w:pPr>
-        <w:pStyle w:val="11"/>
-        <w:shd w:val="clear" w:color="auto" w:fill="auto"/>
-        <w:tabs>
-          <w:tab w:val="left" w:pos="4620"/>
-        </w:tabs>
-        <w:snapToGrid w:val="0"/>
-        <w:spacing w:line="312" w:lineRule="auto"/>
-        <w:ind w:firstLine="420" w:firstLineChars="200"/>
-        <w:rPr>
-          <w:rFonts w:ascii="Times New Roman" w:hAnsi="Times New Roman" w:cs="Times New Roman"/>
-        </w:rPr>
-      </w:pPr>
-      <w:r>
-        <w:rPr>
-          <w:rFonts w:ascii="Times New Roman" w:hAnsi="Times New Roman" w:cs="Times New Roman"/>
-          <w:position w:val="-81"/>
-        </w:rPr>
-        <w:object>
-          <v:shape id="_x0000_i1031" o:spt="75" type="#_x0000_t75" style="height:87.5pt;width:470.5pt;" o:ole="t" filled="f" o:preferrelative="t" stroked="f" coordsize="21600,21600">
-            <v:path/>
-            <v:fill on="f" focussize="0,0"/>
-            <v:stroke on="f" joinstyle="miter"/>
-            <v:imagedata r:id="rId25" o:title=""/>
-            <o:lock v:ext="edit" aspectratio="t"/>
-            <w10:wrap type="none"/>
-            <w10:anchorlock/>
-          </v:shape>
-          <o:OLEObject Type="Embed" ProgID="Equation.AxMath" ShapeID="_x0000_i1031" DrawAspect="Content" ObjectID="_1468075731" r:id="rId24">
-            <o:LockedField>false</o:LockedField>
-          </o:OLEObject>
-        </w:object>
-      </w:r>
-    </w:p>
-    <w:p>
-      <w:pPr>
-        <w:pStyle w:val="11"/>
-        <w:shd w:val="clear" w:color="auto" w:fill="auto"/>
-        <w:tabs>
-          <w:tab w:val="left" w:pos="4620"/>
-        </w:tabs>
-        <w:snapToGrid w:val="0"/>
-        <w:spacing w:line="312" w:lineRule="auto"/>
         <w:rPr>
           <w:rFonts w:hint="default" w:ascii="Times New Roman" w:hAnsi="Times New Roman" w:eastAsia="宋体" w:cs="Times New Roman"/>
           <w:b/>
@@ -8107,103 +4653,7 @@
           </w14:textFill>
         </w:rPr>
       </w:pPr>
-      <w:r>
-        <w:rPr>
-          <w:rFonts w:hint="eastAsia"/>
-          <w:lang w:val="en-US" w:eastAsia="zh-CN"/>
-        </w:rPr>
-        <w:t xml:space="preserve">  </w:t>
-      </w:r>
-      <w:r>
-        <w:drawing>
-          <wp:inline distT="0" distB="0" distL="0" distR="0">
-            <wp:extent cx="1946275" cy="1595755"/>
-            <wp:effectExtent l="0" t="0" r="9525" b="4445"/>
-            <wp:docPr id="55" name="图片 55"/>
-            <wp:cNvGraphicFramePr>
-              <a:graphicFrameLocks xmlns:a="http://schemas.openxmlformats.org/drawingml/2006/main" noChangeAspect="1"/>
-            </wp:cNvGraphicFramePr>
-            <a:graphic xmlns:a="http://schemas.openxmlformats.org/drawingml/2006/main">
-              <a:graphicData uri="http://schemas.openxmlformats.org/drawingml/2006/picture">
-                <pic:pic xmlns:pic="http://schemas.openxmlformats.org/drawingml/2006/picture">
-                  <pic:nvPicPr>
-                    <pic:cNvPr id="55" name="图片 55"/>
-                    <pic:cNvPicPr>
-                      <a:picLocks noChangeAspect="1"/>
-                    </pic:cNvPicPr>
-                  </pic:nvPicPr>
-                  <pic:blipFill>
-                    <a:blip r:embed="rId26"/>
-                    <a:stretch>
-                      <a:fillRect/>
-                    </a:stretch>
-                  </pic:blipFill>
-                  <pic:spPr>
-                    <a:xfrm>
-                      <a:off x="0" y="0"/>
-                      <a:ext cx="1967260" cy="1613268"/>
-                    </a:xfrm>
-                    <a:prstGeom prst="rect">
-                      <a:avLst/>
-                    </a:prstGeom>
-                  </pic:spPr>
-                </pic:pic>
-              </a:graphicData>
-            </a:graphic>
-          </wp:inline>
-        </w:drawing>
-      </w:r>
-      <w:r>
-        <w:rPr>
-          <w:rFonts w:hint="eastAsia" w:ascii="Times New Roman" w:hAnsi="Times New Roman" w:cs="Times New Roman"/>
-        </w:rPr>
-        <w:t xml:space="preserve"> </w:t>
-      </w:r>
-      <w:r>
-        <w:rPr>
-          <w:rFonts w:ascii="Times New Roman" w:hAnsi="Times New Roman" w:cs="Times New Roman"/>
-        </w:rPr>
-        <w:t xml:space="preserve">    </w:t>
-      </w:r>
-      <w:r>
-        <w:drawing>
-          <wp:inline distT="0" distB="0" distL="0" distR="0">
-            <wp:extent cx="1805940" cy="1628775"/>
-            <wp:effectExtent l="0" t="0" r="10160" b="9525"/>
-            <wp:docPr id="56" name="图片 56"/>
-            <wp:cNvGraphicFramePr>
-              <a:graphicFrameLocks xmlns:a="http://schemas.openxmlformats.org/drawingml/2006/main" noChangeAspect="1"/>
-            </wp:cNvGraphicFramePr>
-            <a:graphic xmlns:a="http://schemas.openxmlformats.org/drawingml/2006/main">
-              <a:graphicData uri="http://schemas.openxmlformats.org/drawingml/2006/picture">
-                <pic:pic xmlns:pic="http://schemas.openxmlformats.org/drawingml/2006/picture">
-                  <pic:nvPicPr>
-                    <pic:cNvPr id="56" name="图片 56"/>
-                    <pic:cNvPicPr>
-                      <a:picLocks noChangeAspect="1"/>
-                    </pic:cNvPicPr>
-                  </pic:nvPicPr>
-                  <pic:blipFill>
-                    <a:blip r:embed="rId27"/>
-                    <a:stretch>
-                      <a:fillRect/>
-                    </a:stretch>
-                  </pic:blipFill>
-                  <pic:spPr>
-                    <a:xfrm>
-                      <a:off x="0" y="0"/>
-                      <a:ext cx="1817579" cy="1639167"/>
-                    </a:xfrm>
-                    <a:prstGeom prst="rect">
-                      <a:avLst/>
-                    </a:prstGeom>
-                  </pic:spPr>
-                </pic:pic>
-              </a:graphicData>
-            </a:graphic>
-          </wp:inline>
-        </w:drawing>
-      </w:r>
+      <w:bookmarkStart w:id="46" w:name="_Toc7593"/>
     </w:p>
     <w:p>
       <w:pPr>
@@ -8236,7 +4686,6 @@
           <w:lang w:val="en-US" w:eastAsia="zh-CN" w:bidi="ar-SA"/>
         </w:rPr>
       </w:pPr>
-      <w:bookmarkStart w:id="47" w:name="_Toc7593"/>
       <w:r>
         <w:rPr>
           <w:rFonts w:hint="default" w:ascii="Times New Roman" w:hAnsi="Times New Roman" w:eastAsia="宋体" w:cs="Times New Roman"/>
@@ -8259,7 +4708,7 @@
         </w:rPr>
         <w:t>【题型5  直线关于直线的对称问题】</w:t>
       </w:r>
-      <w:bookmarkEnd w:id="47"/>
+      <w:bookmarkEnd w:id="46"/>
     </w:p>
     <w:p>
       <w:pPr>
@@ -8283,7 +4732,7 @@
         <w:rPr>
           <w:rFonts w:hint="default" w:ascii="Times New Roman" w:hAnsi="Times New Roman" w:cs="Times New Roman"/>
         </w:rPr>
-        <w:t>（23-24高二上·河北石家庄·阶段练习）直线</w:t>
+        <w:t>直线</w:t>
       </w:r>
       <m:oMath>
         <m:r>
@@ -8447,23 +4896,36 @@
         <w:spacing w:line="360" w:lineRule="auto"/>
         <w:jc w:val="left"/>
         <w:rPr>
-          <w:rFonts w:hint="default" w:ascii="Times New Roman" w:hAnsi="Times New Roman" w:cs="Times New Roman"/>
-        </w:rPr>
-      </w:pPr>
-      <w:r>
-        <w:rPr>
           <w:rFonts w:hint="default" w:ascii="Times New Roman" w:hAnsi="Times New Roman" w:eastAsia="宋体" w:cs="Times New Roman"/>
           <w:sz w:val="21"/>
           <w:szCs w:val="21"/>
           <w:lang w:val="en-US" w:eastAsia="zh-CN"/>
         </w:rPr>
+      </w:pPr>
+    </w:p>
+    <w:p>
+      <w:pPr>
+        <w:shd w:val="clear" w:color="auto" w:fill="auto"/>
+        <w:spacing w:line="360" w:lineRule="auto"/>
+        <w:jc w:val="left"/>
+        <w:rPr>
+          <w:rFonts w:hint="default" w:ascii="Times New Roman" w:hAnsi="Times New Roman" w:cs="Times New Roman"/>
+        </w:rPr>
+      </w:pPr>
+      <w:r>
+        <w:rPr>
+          <w:rFonts w:hint="default" w:ascii="Times New Roman" w:hAnsi="Times New Roman" w:eastAsia="宋体" w:cs="Times New Roman"/>
+          <w:sz w:val="21"/>
+          <w:szCs w:val="21"/>
+          <w:lang w:val="en-US" w:eastAsia="zh-CN"/>
+        </w:rPr>
         <w:t>【变式5-1】</w:t>
       </w:r>
       <w:r>
         <w:rPr>
           <w:rFonts w:hint="default" w:ascii="Times New Roman" w:hAnsi="Times New Roman" w:cs="Times New Roman"/>
         </w:rPr>
-        <w:t>（23-24高二上·陕西西安·期中）设直线</w:t>
+        <w:t>设直线</w:t>
       </w:r>
       <m:oMath>
         <m:sSub>
@@ -8781,23 +5243,36 @@
         <w:spacing w:line="360" w:lineRule="auto"/>
         <w:jc w:val="left"/>
         <w:rPr>
-          <w:rFonts w:hint="default" w:ascii="Times New Roman" w:hAnsi="Times New Roman" w:cs="Times New Roman"/>
-        </w:rPr>
-      </w:pPr>
-      <w:r>
-        <w:rPr>
           <w:rFonts w:hint="default" w:ascii="Times New Roman" w:hAnsi="Times New Roman" w:eastAsia="宋体" w:cs="Times New Roman"/>
           <w:sz w:val="21"/>
           <w:szCs w:val="21"/>
           <w:lang w:val="en-US" w:eastAsia="zh-CN"/>
         </w:rPr>
+      </w:pPr>
+    </w:p>
+    <w:p>
+      <w:pPr>
+        <w:shd w:val="clear" w:color="auto" w:fill="auto"/>
+        <w:spacing w:line="360" w:lineRule="auto"/>
+        <w:jc w:val="left"/>
+        <w:rPr>
+          <w:rFonts w:hint="default" w:ascii="Times New Roman" w:hAnsi="Times New Roman" w:cs="Times New Roman"/>
+        </w:rPr>
+      </w:pPr>
+      <w:r>
+        <w:rPr>
+          <w:rFonts w:hint="default" w:ascii="Times New Roman" w:hAnsi="Times New Roman" w:eastAsia="宋体" w:cs="Times New Roman"/>
+          <w:sz w:val="21"/>
+          <w:szCs w:val="21"/>
+          <w:lang w:val="en-US" w:eastAsia="zh-CN"/>
+        </w:rPr>
         <w:t>【变式5-2】</w:t>
       </w:r>
       <w:r>
         <w:rPr>
           <w:rFonts w:hint="default" w:ascii="Times New Roman" w:hAnsi="Times New Roman" w:cs="Times New Roman"/>
         </w:rPr>
-        <w:t>（23-24高二上·江苏常州·阶段练习）两直线方程为</w:t>
+        <w:t>两直线方程为</w:t>
       </w:r>
       <m:oMath>
         <m:sSub>
@@ -9117,11 +5592,6 @@
         <w:spacing w:line="360" w:lineRule="auto"/>
         <w:jc w:val="left"/>
         <w:rPr>
-          <w:rFonts w:hint="default" w:ascii="Times New Roman" w:hAnsi="Times New Roman" w:cs="Times New Roman"/>
-        </w:rPr>
-      </w:pPr>
-      <w:r>
-        <w:rPr>
           <w:rFonts w:hint="default" w:ascii="Times New Roman" w:hAnsi="Times New Roman" w:eastAsia="宋体" w:cs="Times New Roman"/>
           <w:b w:val="0"/>
           <w:kern w:val="2"/>
@@ -9129,13 +5599,33 @@
           <w:szCs w:val="21"/>
           <w:lang w:val="en-US" w:eastAsia="zh-CN" w:bidi="ar-SA"/>
         </w:rPr>
+      </w:pPr>
+    </w:p>
+    <w:p>
+      <w:pPr>
+        <w:shd w:val="clear" w:color="auto" w:fill="auto"/>
+        <w:spacing w:line="360" w:lineRule="auto"/>
+        <w:jc w:val="left"/>
+        <w:rPr>
+          <w:rFonts w:hint="default" w:ascii="Times New Roman" w:hAnsi="Times New Roman" w:cs="Times New Roman"/>
+        </w:rPr>
+      </w:pPr>
+      <w:r>
+        <w:rPr>
+          <w:rFonts w:hint="default" w:ascii="Times New Roman" w:hAnsi="Times New Roman" w:eastAsia="宋体" w:cs="Times New Roman"/>
+          <w:b w:val="0"/>
+          <w:kern w:val="2"/>
+          <w:sz w:val="21"/>
+          <w:szCs w:val="21"/>
+          <w:lang w:val="en-US" w:eastAsia="zh-CN" w:bidi="ar-SA"/>
+        </w:rPr>
         <w:t>【变式5-3】</w:t>
       </w:r>
       <w:r>
         <w:rPr>
           <w:rFonts w:hint="default" w:ascii="Times New Roman" w:hAnsi="Times New Roman" w:cs="Times New Roman"/>
         </w:rPr>
-        <w:t>（1990·全国·高考真题）如果直线</w:t>
+        <w:t>如果直线</w:t>
       </w:r>
       <m:oMath>
         <m:r>
@@ -9399,20 +5889,6 @@
         <w:snapToGrid/>
         <w:spacing w:before="0" w:after="0" w:line="360" w:lineRule="auto"/>
         <w:textAlignment w:val="auto"/>
-        <w:rPr>
-          <w:rFonts w:hint="default" w:ascii="Times New Roman" w:hAnsi="Times New Roman" w:eastAsia="宋体" w:cs="Times New Roman"/>
-          <w:b/>
-          <w:bCs/>
-          <w:color w:val="0070C0"/>
-          <w:kern w:val="2"/>
-          <w:sz w:val="21"/>
-          <w:szCs w:val="22"/>
-          <w:shd w:val="clear" w:color="FFFFFF" w:fill="D9D9D9"/>
-          <w:lang w:val="en-US" w:eastAsia="zh-CN" w:bidi="ar-SA"/>
-        </w:rPr>
-      </w:pPr>
-      <w:bookmarkStart w:id="48" w:name="_Toc3999"/>
-      <w:r>
         <w:rPr>
           <w:rFonts w:hint="default" w:ascii="Times New Roman" w:hAnsi="Times New Roman" w:eastAsia="宋体" w:cs="Times New Roman"/>
           <w:b/>
@@ -9432,9 +5908,63 @@
             </w14:solidFill>
           </w14:textFill>
         </w:rPr>
+      </w:pPr>
+      <w:bookmarkStart w:id="47" w:name="_Toc3999"/>
+    </w:p>
+    <w:p>
+      <w:pPr>
+        <w:pStyle w:val="2"/>
+        <w:keepNext/>
+        <w:keepLines/>
+        <w:pageBreakBefore w:val="0"/>
+        <w:widowControl w:val="0"/>
+        <w:shd w:val="clear" w:color="auto" w:fill="auto"/>
+        <w:kinsoku/>
+        <w:wordWrap/>
+        <w:overflowPunct/>
+        <w:topLinePunct/>
+        <w:autoSpaceDE/>
+        <w:autoSpaceDN/>
+        <w:bidi w:val="0"/>
+        <w:adjustRightInd/>
+        <w:snapToGrid/>
+        <w:spacing w:before="0" w:after="0" w:line="360" w:lineRule="auto"/>
+        <w:textAlignment w:val="auto"/>
+        <w:rPr>
+          <w:rFonts w:hint="default" w:ascii="Times New Roman" w:hAnsi="Times New Roman" w:eastAsia="宋体" w:cs="Times New Roman"/>
+          <w:b/>
+          <w:bCs/>
+          <w:color w:val="0070C0"/>
+          <w:kern w:val="2"/>
+          <w:sz w:val="21"/>
+          <w:szCs w:val="22"/>
+          <w:shd w:val="clear" w:color="FFFFFF" w:fill="D9D9D9"/>
+          <w:lang w:val="en-US" w:eastAsia="zh-CN" w:bidi="ar-SA"/>
+        </w:rPr>
+      </w:pPr>
+      <w:r>
+        <w:rPr>
+          <w:rFonts w:hint="default" w:ascii="Times New Roman" w:hAnsi="Times New Roman" w:eastAsia="宋体" w:cs="Times New Roman"/>
+          <w:b/>
+          <w:bCs/>
+          <w:color w:val="0D0D0D" w:themeColor="text1" w:themeTint="F2"/>
+          <w:kern w:val="2"/>
+          <w:sz w:val="21"/>
+          <w:szCs w:val="22"/>
+          <w:shd w:val="clear" w:color="FFFFFF" w:fill="D9D9D9"/>
+          <w:lang w:val="en-US" w:eastAsia="zh-CN" w:bidi="ar-SA"/>
+          <w14:textFill>
+            <w14:solidFill>
+              <w14:schemeClr w14:val="tx1">
+                <w14:lumMod w14:val="95000"/>
+                <w14:lumOff w14:val="5000"/>
+              </w14:schemeClr>
+            </w14:solidFill>
+          </w14:textFill>
+        </w:rPr>
         <w:t>【题型6  光线反射问题】</w:t>
       </w:r>
-      <w:bookmarkEnd w:id="48"/>
+      <w:bookmarkEnd w:id="47"/>
     </w:p>
     <w:p>
       <w:pPr>
@@ -9458,7 +5988,7 @@
         <w:rPr>
           <w:rFonts w:hint="default" w:ascii="Times New Roman" w:hAnsi="Times New Roman" w:cs="Times New Roman"/>
         </w:rPr>
-        <w:t>（23-24高二上·湖北恩施·期末）已知光线从点</w:t>
+        <w:t>已知光线从点</w:t>
       </w:r>
       <m:oMath>
         <m:r>
@@ -9651,23 +6181,49 @@
         <w:spacing w:line="360" w:lineRule="auto"/>
         <w:jc w:val="left"/>
         <w:rPr>
-          <w:rFonts w:hint="default" w:ascii="Times New Roman" w:hAnsi="Times New Roman" w:cs="Times New Roman"/>
-        </w:rPr>
-      </w:pPr>
-      <w:r>
-        <w:rPr>
           <w:rFonts w:hint="default" w:ascii="Times New Roman" w:hAnsi="Times New Roman" w:eastAsia="宋体" w:cs="Times New Roman"/>
           <w:sz w:val="21"/>
           <w:szCs w:val="21"/>
           <w:lang w:val="en-US" w:eastAsia="zh-CN"/>
         </w:rPr>
+      </w:pPr>
+    </w:p>
+    <w:p>
+      <w:pPr>
+        <w:shd w:val="clear" w:color="auto" w:fill="auto"/>
+        <w:spacing w:line="360" w:lineRule="auto"/>
+        <w:jc w:val="left"/>
+        <w:rPr>
+          <w:rFonts w:hint="default" w:ascii="Times New Roman" w:hAnsi="Times New Roman" w:eastAsia="宋体" w:cs="Times New Roman"/>
+          <w:sz w:val="21"/>
+          <w:szCs w:val="21"/>
+          <w:lang w:val="en-US" w:eastAsia="zh-CN"/>
+        </w:rPr>
+      </w:pPr>
+    </w:p>
+    <w:p>
+      <w:pPr>
+        <w:shd w:val="clear" w:color="auto" w:fill="auto"/>
+        <w:spacing w:line="360" w:lineRule="auto"/>
+        <w:jc w:val="left"/>
+        <w:rPr>
+          <w:rFonts w:hint="default" w:ascii="Times New Roman" w:hAnsi="Times New Roman" w:cs="Times New Roman"/>
+        </w:rPr>
+      </w:pPr>
+      <w:r>
+        <w:rPr>
+          <w:rFonts w:hint="default" w:ascii="Times New Roman" w:hAnsi="Times New Roman" w:eastAsia="宋体" w:cs="Times New Roman"/>
+          <w:sz w:val="21"/>
+          <w:szCs w:val="21"/>
+          <w:lang w:val="en-US" w:eastAsia="zh-CN"/>
+        </w:rPr>
         <w:t>【变式6-1】</w:t>
       </w:r>
       <w:r>
         <w:rPr>
           <w:rFonts w:hint="default" w:ascii="Times New Roman" w:hAnsi="Times New Roman" w:cs="Times New Roman"/>
         </w:rPr>
-        <w:t>（23-24高二上·浙江·期中）已知</w:t>
+        <w:t>已知</w:t>
       </w:r>
       <m:oMath>
         <m:r>
@@ -10029,49 +6585,49 @@
         <w:spacing w:line="360" w:lineRule="auto"/>
         <w:jc w:val="left"/>
         <w:rPr>
-          <w:rFonts w:hint="default" w:ascii="Times New Roman" w:hAnsi="Times New Roman" w:cs="Times New Roman"/>
-        </w:rPr>
-      </w:pPr>
-      <w:r>
-        <w:rPr>
           <w:rFonts w:hint="default" w:ascii="Times New Roman" w:hAnsi="Times New Roman" w:eastAsia="宋体" w:cs="Times New Roman"/>
           <w:sz w:val="21"/>
           <w:szCs w:val="21"/>
           <w:lang w:val="en-US" w:eastAsia="zh-CN"/>
         </w:rPr>
+      </w:pPr>
+    </w:p>
+    <w:p>
+      <w:pPr>
+        <w:shd w:val="clear" w:color="auto" w:fill="auto"/>
+        <w:spacing w:line="360" w:lineRule="auto"/>
+        <w:jc w:val="left"/>
+        <w:rPr>
+          <w:rFonts w:hint="default" w:ascii="Times New Roman" w:hAnsi="Times New Roman" w:eastAsia="宋体" w:cs="Times New Roman"/>
+          <w:sz w:val="21"/>
+          <w:szCs w:val="21"/>
+          <w:lang w:val="en-US" w:eastAsia="zh-CN"/>
+        </w:rPr>
+      </w:pPr>
+    </w:p>
+    <w:p>
+      <w:pPr>
+        <w:shd w:val="clear" w:color="auto" w:fill="auto"/>
+        <w:spacing w:line="360" w:lineRule="auto"/>
+        <w:jc w:val="left"/>
+        <w:rPr>
+          <w:rFonts w:hint="default" w:ascii="Times New Roman" w:hAnsi="Times New Roman" w:cs="Times New Roman"/>
+        </w:rPr>
+      </w:pPr>
+      <w:r>
+        <w:rPr>
+          <w:rFonts w:hint="default" w:ascii="Times New Roman" w:hAnsi="Times New Roman" w:eastAsia="宋体" w:cs="Times New Roman"/>
+          <w:sz w:val="21"/>
+          <w:szCs w:val="21"/>
+          <w:lang w:val="en-US" w:eastAsia="zh-CN"/>
+        </w:rPr>
         <w:t>【变式6-2】</w:t>
       </w:r>
       <w:r>
         <w:rPr>
           <w:rFonts w:hint="default" w:ascii="Times New Roman" w:hAnsi="Times New Roman" w:cs="Times New Roman"/>
         </w:rPr>
-        <w:t>（2</w:t>
-      </w:r>
-      <w:r>
-        <w:rPr>
-          <w:rFonts w:hint="eastAsia" w:ascii="Times New Roman" w:hAnsi="Times New Roman" w:cs="Times New Roman"/>
-          <w:lang w:val="en-US" w:eastAsia="zh-CN"/>
-        </w:rPr>
-        <w:t>3</w:t>
-      </w:r>
-      <w:r>
-        <w:rPr>
-          <w:rFonts w:hint="default" w:ascii="Times New Roman" w:hAnsi="Times New Roman" w:cs="Times New Roman"/>
-        </w:rPr>
-        <w:t>-2</w:t>
-      </w:r>
-      <w:r>
-        <w:rPr>
-          <w:rFonts w:hint="eastAsia" w:ascii="Times New Roman" w:hAnsi="Times New Roman" w:cs="Times New Roman"/>
-          <w:lang w:val="en-US" w:eastAsia="zh-CN"/>
-        </w:rPr>
-        <w:t>4</w:t>
-      </w:r>
-      <w:r>
-        <w:rPr>
-          <w:rFonts w:hint="default" w:ascii="Times New Roman" w:hAnsi="Times New Roman" w:cs="Times New Roman"/>
-        </w:rPr>
-        <w:t>高二上·山西·期中）一条沿直线传播的光线经过点</w:t>
+        <w:t>一条沿直线传播的光线经过点</w:t>
       </w:r>
       <m:oMath>
         <m:r>
@@ -10288,11 +6844,6 @@
         <w:spacing w:line="360" w:lineRule="auto"/>
         <w:jc w:val="left"/>
         <w:rPr>
-          <w:rFonts w:hint="default" w:ascii="Times New Roman" w:hAnsi="Times New Roman" w:cs="Times New Roman"/>
-        </w:rPr>
-      </w:pPr>
-      <w:r>
-        <w:rPr>
           <w:rFonts w:hint="default" w:ascii="Times New Roman" w:hAnsi="Times New Roman" w:eastAsia="宋体" w:cs="Times New Roman"/>
           <w:b w:val="0"/>
           <w:kern w:val="2"/>
@@ -10300,13 +6851,33 @@
           <w:szCs w:val="21"/>
           <w:lang w:val="en-US" w:eastAsia="zh-CN" w:bidi="ar-SA"/>
         </w:rPr>
+      </w:pPr>
+    </w:p>
+    <w:p>
+      <w:pPr>
+        <w:shd w:val="clear" w:color="auto" w:fill="auto"/>
+        <w:spacing w:line="360" w:lineRule="auto"/>
+        <w:jc w:val="left"/>
+        <w:rPr>
+          <w:rFonts w:hint="default" w:ascii="Times New Roman" w:hAnsi="Times New Roman" w:cs="Times New Roman"/>
+        </w:rPr>
+      </w:pPr>
+      <w:r>
+        <w:rPr>
+          <w:rFonts w:hint="default" w:ascii="Times New Roman" w:hAnsi="Times New Roman" w:eastAsia="宋体" w:cs="Times New Roman"/>
+          <w:b w:val="0"/>
+          <w:kern w:val="2"/>
+          <w:sz w:val="21"/>
+          <w:szCs w:val="21"/>
+          <w:lang w:val="en-US" w:eastAsia="zh-CN" w:bidi="ar-SA"/>
+        </w:rPr>
         <w:t>【变式6-3】</w:t>
       </w:r>
       <w:r>
         <w:rPr>
           <w:rFonts w:hint="default" w:ascii="Times New Roman" w:hAnsi="Times New Roman" w:cs="Times New Roman"/>
         </w:rPr>
-        <w:t>（22-23高二上·河南南阳·阶段练习）如图，已知两点</w:t>
+        <w:t>如图，已知两点</w:t>
       </w:r>
       <m:oMath>
         <m:r>
@@ -10580,63 +7151,8 @@
         </w:rPr>
         <w:t>）</w:t>
       </w:r>
-    </w:p>
-    <w:p>
-      <w:pPr>
-        <w:shd w:val="clear" w:color="auto" w:fill="auto"/>
-        <w:spacing w:line="360" w:lineRule="auto"/>
-        <w:jc w:val="left"/>
-        <w:rPr>
-          <w:rFonts w:hint="default" w:ascii="Times New Roman" w:hAnsi="Times New Roman" w:cs="Times New Roman"/>
-        </w:rPr>
-      </w:pPr>
-      <w:r>
-        <w:rPr>
-          <w:rFonts w:hint="default" w:ascii="Times New Roman" w:hAnsi="Times New Roman" w:eastAsia="Times New Roman" w:cs="Times New Roman"/>
-          <w:strike w:val="0"/>
-          <w:kern w:val="0"/>
-          <w:sz w:val="24"/>
-          <w:szCs w:val="24"/>
-          <w:u w:val="none"/>
-        </w:rPr>
-        <w:drawing>
-          <wp:inline distT="0" distB="0" distL="114300" distR="114300">
-            <wp:extent cx="2000250" cy="1428750"/>
-            <wp:effectExtent l="0" t="0" r="6350" b="6350"/>
-            <wp:docPr id="100011" name="图片 100011" descr="@@@cad55d14-a610-4f4a-ad0c-6bb73cfd2891"/>
-            <wp:cNvGraphicFramePr>
-              <a:graphicFrameLocks xmlns:a="http://schemas.openxmlformats.org/drawingml/2006/main" noChangeAspect="1"/>
-            </wp:cNvGraphicFramePr>
-            <a:graphic xmlns:a="http://schemas.openxmlformats.org/drawingml/2006/main">
-              <a:graphicData uri="http://schemas.openxmlformats.org/drawingml/2006/picture">
-                <pic:pic xmlns:pic="http://schemas.openxmlformats.org/drawingml/2006/picture">
-                  <pic:nvPicPr>
-                    <pic:cNvPr id="100011" name="图片 100011" descr="@@@cad55d14-a610-4f4a-ad0c-6bb73cfd2891"/>
-                    <pic:cNvPicPr>
-                      <a:picLocks noChangeAspect="1"/>
-                    </pic:cNvPicPr>
-                  </pic:nvPicPr>
-                  <pic:blipFill>
-                    <a:blip r:embed="rId28"/>
-                    <a:stretch>
-                      <a:fillRect/>
-                    </a:stretch>
-                  </pic:blipFill>
-                  <pic:spPr>
-                    <a:xfrm>
-                      <a:off x="0" y="0"/>
-                      <a:ext cx="2000250" cy="1428750"/>
-                    </a:xfrm>
-                    <a:prstGeom prst="rect">
-                      <a:avLst/>
-                    </a:prstGeom>
-                  </pic:spPr>
-                </pic:pic>
-              </a:graphicData>
-            </a:graphic>
-          </wp:inline>
-        </w:drawing>
-      </w:r>
+      <w:bookmarkStart w:id="48" w:name="_GoBack"/>
+      <w:bookmarkEnd w:id="48"/>
     </w:p>
     <w:p>
       <w:pPr>
@@ -10740,813 +7256,6 @@
     </w:p>
     <w:p>
       <w:pPr>
-        <w:pStyle w:val="2"/>
-        <w:keepNext/>
-        <w:keepLines/>
-        <w:pageBreakBefore w:val="0"/>
-        <w:widowControl w:val="0"/>
-        <w:shd w:val="clear" w:color="auto" w:fill="auto"/>
-        <w:kinsoku/>
-        <w:wordWrap/>
-        <w:overflowPunct/>
-        <w:topLinePunct/>
-        <w:autoSpaceDE/>
-        <w:autoSpaceDN/>
-        <w:bidi w:val="0"/>
-        <w:adjustRightInd/>
-        <w:snapToGrid/>
-        <w:spacing w:before="0" w:after="0" w:line="360" w:lineRule="auto"/>
-        <w:textAlignment w:val="auto"/>
-        <w:rPr>
-          <w:rFonts w:hint="default" w:ascii="Times New Roman" w:hAnsi="Times New Roman" w:eastAsia="宋体" w:cs="Times New Roman"/>
-          <w:b/>
-          <w:bCs/>
-          <w:color w:val="0070C0"/>
-          <w:kern w:val="2"/>
-          <w:sz w:val="21"/>
-          <w:szCs w:val="22"/>
-          <w:shd w:val="clear" w:color="FFFFFF" w:fill="D9D9D9"/>
-          <w:lang w:val="en-US" w:eastAsia="zh-CN" w:bidi="ar-SA"/>
-        </w:rPr>
-      </w:pPr>
-      <w:bookmarkStart w:id="49" w:name="_Toc9703"/>
-      <w:r>
-        <w:rPr>
-          <w:rFonts w:hint="default" w:ascii="Times New Roman" w:hAnsi="Times New Roman" w:eastAsia="宋体" w:cs="Times New Roman"/>
-          <w:b/>
-          <w:bCs/>
-          <w:color w:val="0D0D0D" w:themeColor="text1" w:themeTint="F2"/>
-          <w:kern w:val="2"/>
-          <w:sz w:val="21"/>
-          <w:szCs w:val="22"/>
-          <w:shd w:val="clear" w:color="FFFFFF" w:fill="D9D9D9"/>
-          <w:lang w:val="en-US" w:eastAsia="zh-CN" w:bidi="ar-SA"/>
-          <w14:textFill>
-            <w14:solidFill>
-              <w14:schemeClr w14:val="tx1">
-                <w14:lumMod w14:val="95000"/>
-                <w14:lumOff w14:val="5000"/>
-              </w14:schemeClr>
-            </w14:solidFill>
-          </w14:textFill>
-        </w:rPr>
-        <w:t>【题型7  将军饮马问题】</w:t>
-      </w:r>
-      <w:bookmarkEnd w:id="49"/>
-    </w:p>
-    <w:p>
-      <w:pPr>
-        <w:shd w:val="clear" w:color="auto" w:fill="auto"/>
-        <w:spacing w:line="360" w:lineRule="auto"/>
-        <w:jc w:val="left"/>
-        <w:rPr>
-          <w:rFonts w:hint="default" w:ascii="Times New Roman" w:hAnsi="Times New Roman" w:cs="Times New Roman"/>
-        </w:rPr>
-      </w:pPr>
-      <w:r>
-        <w:rPr>
-          <w:rFonts w:hint="default" w:ascii="Times New Roman" w:hAnsi="Times New Roman" w:eastAsia="宋体" w:cs="Times New Roman"/>
-          <w:sz w:val="21"/>
-          <w:szCs w:val="21"/>
-          <w:lang w:val="en-US" w:eastAsia="zh-CN"/>
-        </w:rPr>
-        <w:t>【例7】</w:t>
-      </w:r>
-      <w:r>
-        <w:rPr>
-          <w:rFonts w:hint="default" w:ascii="Times New Roman" w:hAnsi="Times New Roman" w:cs="Times New Roman"/>
-        </w:rPr>
-        <w:t>（24-25高二上·全国·单元测试）唐代诗人李颀的诗《古从军行》开头两句为“白日登山望烽火，黄昏饮马傍交河”，其中隐含了一个有趣的数学问题——“将军饮马”，即将军在白天观望烽火台之后黄昏时从山脚下某处出发，先到河边饮马再回到军营，怎样走才能使总路程最短？在平面直角坐标系中，已知军营所在的位置为</w:t>
-      </w:r>
-      <m:oMath>
-        <m:r>
-          <m:rPr/>
-          <w:rPr>
-            <w:rFonts w:hint="default" w:ascii="Cambria Math" w:hAnsi="Cambria Math" w:eastAsia="宋体" w:cs="Times New Roman"/>
-          </w:rPr>
-          <m:t>B</m:t>
-        </m:r>
-        <m:d>
-          <m:dPr>
-            <m:sepChr m:val=","/>
-            <m:ctrlPr>
-              <w:rPr>
-                <w:rFonts w:hint="default" w:ascii="Cambria Math" w:hAnsi="Cambria Math" w:cs="Times New Roman"/>
-              </w:rPr>
-            </m:ctrlPr>
-          </m:dPr>
-          <m:e>
-            <m:r>
-              <m:rPr/>
-              <w:rPr>
-                <w:rFonts w:hint="default" w:ascii="Cambria Math" w:hAnsi="Cambria Math" w:eastAsia="宋体" w:cs="Times New Roman"/>
-              </w:rPr>
-              <m:t>−2,0</m:t>
-            </m:r>
-            <m:ctrlPr>
-              <w:rPr>
-                <w:rFonts w:hint="default" w:ascii="Cambria Math" w:hAnsi="Cambria Math" w:cs="Times New Roman"/>
-              </w:rPr>
-            </m:ctrlPr>
-          </m:e>
-        </m:d>
-      </m:oMath>
-      <w:r>
-        <w:rPr>
-          <w:rFonts w:hint="default" w:ascii="Times New Roman" w:hAnsi="Times New Roman" w:cs="Times New Roman"/>
-        </w:rPr>
-        <w:t>，若将军从山脚下的点</w:t>
-      </w:r>
-      <m:oMath>
-        <m:r>
-          <m:rPr/>
-          <w:rPr>
-            <w:rFonts w:hint="default" w:ascii="Cambria Math" w:hAnsi="Cambria Math" w:eastAsia="宋体" w:cs="Times New Roman"/>
-          </w:rPr>
-          <m:t>A</m:t>
-        </m:r>
-        <m:d>
-          <m:dPr>
-            <m:sepChr m:val=","/>
-            <m:ctrlPr>
-              <w:rPr>
-                <w:rFonts w:hint="default" w:ascii="Cambria Math" w:hAnsi="Cambria Math" w:cs="Times New Roman"/>
-              </w:rPr>
-            </m:ctrlPr>
-          </m:dPr>
-          <m:e>
-            <m:f>
-              <m:fPr>
-                <m:ctrlPr>
-                  <w:rPr>
-                    <w:rFonts w:hint="default" w:ascii="Cambria Math" w:hAnsi="Cambria Math" w:cs="Times New Roman"/>
-                  </w:rPr>
-                </m:ctrlPr>
-              </m:fPr>
-              <m:num>
-                <m:r>
-                  <m:rPr/>
-                  <w:rPr>
-                    <w:rFonts w:hint="default" w:ascii="Cambria Math" w:hAnsi="Cambria Math" w:eastAsia="宋体" w:cs="Times New Roman"/>
-                  </w:rPr>
-                  <m:t>1</m:t>
-                </m:r>
-                <m:ctrlPr>
-                  <w:rPr>
-                    <w:rFonts w:hint="default" w:ascii="Cambria Math" w:hAnsi="Cambria Math" w:cs="Times New Roman"/>
-                  </w:rPr>
-                </m:ctrlPr>
-              </m:num>
-              <m:den>
-                <m:r>
-                  <m:rPr/>
-                  <w:rPr>
-                    <w:rFonts w:hint="default" w:ascii="Cambria Math" w:hAnsi="Cambria Math" w:eastAsia="宋体" w:cs="Times New Roman"/>
-                  </w:rPr>
-                  <m:t>3</m:t>
-                </m:r>
-                <m:ctrlPr>
-                  <w:rPr>
-                    <w:rFonts w:hint="default" w:ascii="Cambria Math" w:hAnsi="Cambria Math" w:cs="Times New Roman"/>
-                  </w:rPr>
-                </m:ctrlPr>
-              </m:den>
-            </m:f>
-            <m:r>
-              <m:rPr/>
-              <w:rPr>
-                <w:rFonts w:hint="default" w:ascii="Cambria Math" w:hAnsi="Cambria Math" w:eastAsia="宋体" w:cs="Times New Roman"/>
-              </w:rPr>
-              <m:t>,0</m:t>
-            </m:r>
-            <m:ctrlPr>
-              <w:rPr>
-                <w:rFonts w:hint="default" w:ascii="Cambria Math" w:hAnsi="Cambria Math" w:cs="Times New Roman"/>
-              </w:rPr>
-            </m:ctrlPr>
-          </m:e>
-        </m:d>
-      </m:oMath>
-      <w:r>
-        <w:rPr>
-          <w:rFonts w:hint="default" w:ascii="Times New Roman" w:hAnsi="Times New Roman" w:cs="Times New Roman"/>
-        </w:rPr>
-        <w:t>处出发，河岸线所在直线方程为</w:t>
-      </w:r>
-      <m:oMath>
-        <m:r>
-          <m:rPr/>
-          <w:rPr>
-            <w:rFonts w:hint="default" w:ascii="Cambria Math" w:hAnsi="Cambria Math" w:eastAsia="宋体" w:cs="Times New Roman"/>
-          </w:rPr>
-          <m:t>x+2y=3</m:t>
-        </m:r>
-      </m:oMath>
-      <w:r>
-        <w:rPr>
-          <w:rFonts w:hint="default" w:ascii="Times New Roman" w:hAnsi="Times New Roman" w:cs="Times New Roman"/>
-        </w:rPr>
-        <w:t>，则“将军饮马”的最短总路程为（</w:t>
-      </w:r>
-      <w:r>
-        <w:rPr>
-          <w:rFonts w:hint="default" w:ascii="Times New Roman" w:hAnsi="Times New Roman" w:eastAsia="Times New Roman" w:cs="Times New Roman"/>
-          <w:kern w:val="0"/>
-          <w:sz w:val="24"/>
-          <w:szCs w:val="24"/>
-        </w:rPr>
-        <w:t>    </w:t>
-      </w:r>
-      <w:r>
-        <w:rPr>
-          <w:rFonts w:hint="default" w:ascii="Times New Roman" w:hAnsi="Times New Roman" w:cs="Times New Roman"/>
-        </w:rPr>
-        <w:t>）</w:t>
-      </w:r>
-    </w:p>
-    <w:p>
-      <w:pPr>
-        <w:shd w:val="clear" w:color="auto" w:fill="auto"/>
-        <w:tabs>
-          <w:tab w:val="left" w:pos="2078"/>
-          <w:tab w:val="left" w:pos="4156"/>
-          <w:tab w:val="left" w:pos="6234"/>
-        </w:tabs>
-        <w:spacing w:line="360" w:lineRule="auto"/>
-        <w:ind w:left="380"/>
-        <w:jc w:val="left"/>
-        <w:rPr>
-          <w:rFonts w:hint="default" w:ascii="Times New Roman" w:hAnsi="Times New Roman" w:cs="Times New Roman"/>
-        </w:rPr>
-      </w:pPr>
-      <w:r>
-        <w:rPr>
-          <w:rFonts w:hint="default" w:ascii="Times New Roman" w:hAnsi="Times New Roman" w:cs="Times New Roman"/>
-        </w:rPr>
-        <w:t>A．</w:t>
-      </w:r>
-      <m:oMath>
-        <m:f>
-          <m:fPr>
-            <m:ctrlPr>
-              <w:rPr>
-                <w:rFonts w:hint="default" w:ascii="Cambria Math" w:hAnsi="Cambria Math" w:cs="Times New Roman"/>
-              </w:rPr>
-            </m:ctrlPr>
-          </m:fPr>
-          <m:num>
-            <m:rad>
-              <m:radPr>
-                <m:degHide m:val="1"/>
-                <m:ctrlPr>
-                  <w:rPr>
-                    <w:rFonts w:hint="default" w:ascii="Cambria Math" w:hAnsi="Cambria Math" w:cs="Times New Roman"/>
-                  </w:rPr>
-                </m:ctrlPr>
-              </m:radPr>
-              <m:deg>
-                <m:ctrlPr>
-                  <w:rPr>
-                    <w:rFonts w:hint="default" w:ascii="Cambria Math" w:hAnsi="Cambria Math" w:cs="Times New Roman"/>
-                  </w:rPr>
-                </m:ctrlPr>
-              </m:deg>
-              <m:e>
-                <m:r>
-                  <m:rPr/>
-                  <w:rPr>
-                    <w:rFonts w:hint="default" w:ascii="Cambria Math" w:hAnsi="Cambria Math" w:eastAsia="宋体" w:cs="Times New Roman"/>
-                  </w:rPr>
-                  <m:t>145</m:t>
-                </m:r>
-                <m:ctrlPr>
-                  <w:rPr>
-                    <w:rFonts w:hint="default" w:ascii="Cambria Math" w:hAnsi="Cambria Math" w:cs="Times New Roman"/>
-                  </w:rPr>
-                </m:ctrlPr>
-              </m:e>
-            </m:rad>
-            <m:ctrlPr>
-              <w:rPr>
-                <w:rFonts w:hint="default" w:ascii="Cambria Math" w:hAnsi="Cambria Math" w:cs="Times New Roman"/>
-              </w:rPr>
-            </m:ctrlPr>
-          </m:num>
-          <m:den>
-            <m:r>
-              <m:rPr/>
-              <w:rPr>
-                <w:rFonts w:hint="default" w:ascii="Cambria Math" w:hAnsi="Cambria Math" w:eastAsia="宋体" w:cs="Times New Roman"/>
-              </w:rPr>
-              <m:t>3</m:t>
-            </m:r>
-            <m:ctrlPr>
-              <w:rPr>
-                <w:rFonts w:hint="default" w:ascii="Cambria Math" w:hAnsi="Cambria Math" w:cs="Times New Roman"/>
-              </w:rPr>
-            </m:ctrlPr>
-          </m:den>
-        </m:f>
-      </m:oMath>
-      <w:r>
-        <w:rPr>
-          <w:rFonts w:hint="default" w:ascii="Times New Roman" w:hAnsi="Times New Roman" w:cs="Times New Roman"/>
-        </w:rPr>
-        <w:tab/>
-      </w:r>
-      <w:r>
-        <w:rPr>
-          <w:rFonts w:hint="default" w:ascii="Times New Roman" w:hAnsi="Times New Roman" w:cs="Times New Roman"/>
-        </w:rPr>
-        <w:t>B．5</w:t>
-      </w:r>
-      <w:r>
-        <w:rPr>
-          <w:rFonts w:hint="default" w:ascii="Times New Roman" w:hAnsi="Times New Roman" w:cs="Times New Roman"/>
-        </w:rPr>
-        <w:tab/>
-      </w:r>
-      <w:r>
-        <w:rPr>
-          <w:rFonts w:hint="default" w:ascii="Times New Roman" w:hAnsi="Times New Roman" w:cs="Times New Roman"/>
-        </w:rPr>
-        <w:t>C．</w:t>
-      </w:r>
-      <m:oMath>
-        <m:rad>
-          <m:radPr>
-            <m:degHide m:val="1"/>
-            <m:ctrlPr>
-              <w:rPr>
-                <w:rFonts w:hint="default" w:ascii="Cambria Math" w:hAnsi="Cambria Math" w:cs="Times New Roman"/>
-              </w:rPr>
-            </m:ctrlPr>
-          </m:radPr>
-          <m:deg>
-            <m:ctrlPr>
-              <w:rPr>
-                <w:rFonts w:hint="default" w:ascii="Cambria Math" w:hAnsi="Cambria Math" w:cs="Times New Roman"/>
-              </w:rPr>
-            </m:ctrlPr>
-          </m:deg>
-          <m:e>
-            <m:r>
-              <m:rPr/>
-              <w:rPr>
-                <w:rFonts w:hint="default" w:ascii="Cambria Math" w:hAnsi="Cambria Math" w:eastAsia="宋体" w:cs="Times New Roman"/>
-              </w:rPr>
-              <m:t>15</m:t>
-            </m:r>
-            <m:ctrlPr>
-              <w:rPr>
-                <w:rFonts w:hint="default" w:ascii="Cambria Math" w:hAnsi="Cambria Math" w:cs="Times New Roman"/>
-              </w:rPr>
-            </m:ctrlPr>
-          </m:e>
-        </m:rad>
-      </m:oMath>
-      <w:r>
-        <w:rPr>
-          <w:rFonts w:hint="default" w:ascii="Times New Roman" w:hAnsi="Times New Roman" w:cs="Times New Roman"/>
-        </w:rPr>
-        <w:tab/>
-      </w:r>
-      <w:r>
-        <w:rPr>
-          <w:rFonts w:hint="default" w:ascii="Times New Roman" w:hAnsi="Times New Roman" w:cs="Times New Roman"/>
-        </w:rPr>
-        <w:t>D．</w:t>
-      </w:r>
-      <m:oMath>
-        <m:f>
-          <m:fPr>
-            <m:ctrlPr>
-              <w:rPr>
-                <w:rFonts w:hint="default" w:ascii="Cambria Math" w:hAnsi="Cambria Math" w:cs="Times New Roman"/>
-              </w:rPr>
-            </m:ctrlPr>
-          </m:fPr>
-          <m:num>
-            <m:r>
-              <m:rPr/>
-              <w:rPr>
-                <w:rFonts w:hint="default" w:ascii="Cambria Math" w:hAnsi="Cambria Math" w:eastAsia="宋体" w:cs="Times New Roman"/>
-              </w:rPr>
-              <m:t>16</m:t>
-            </m:r>
-            <m:ctrlPr>
-              <w:rPr>
-                <w:rFonts w:hint="default" w:ascii="Cambria Math" w:hAnsi="Cambria Math" w:cs="Times New Roman"/>
-              </w:rPr>
-            </m:ctrlPr>
-          </m:num>
-          <m:den>
-            <m:r>
-              <m:rPr/>
-              <w:rPr>
-                <w:rFonts w:hint="default" w:ascii="Cambria Math" w:hAnsi="Cambria Math" w:eastAsia="宋体" w:cs="Times New Roman"/>
-              </w:rPr>
-              <m:t>3</m:t>
-            </m:r>
-            <m:ctrlPr>
-              <w:rPr>
-                <w:rFonts w:hint="default" w:ascii="Cambria Math" w:hAnsi="Cambria Math" w:cs="Times New Roman"/>
-              </w:rPr>
-            </m:ctrlPr>
-          </m:den>
-        </m:f>
-      </m:oMath>
-    </w:p>
-    <w:p>
-      <w:pPr>
-        <w:shd w:val="clear" w:color="auto" w:fill="auto"/>
-        <w:spacing w:line="360" w:lineRule="auto"/>
-        <w:jc w:val="left"/>
-        <w:rPr>
-          <w:rFonts w:hint="default" w:ascii="Times New Roman" w:hAnsi="Times New Roman" w:cs="Times New Roman"/>
-        </w:rPr>
-      </w:pPr>
-      <w:r>
-        <w:rPr>
-          <w:rFonts w:hint="default" w:ascii="Times New Roman" w:hAnsi="Times New Roman" w:eastAsia="宋体" w:cs="Times New Roman"/>
-          <w:sz w:val="21"/>
-          <w:szCs w:val="21"/>
-          <w:lang w:val="en-US" w:eastAsia="zh-CN"/>
-        </w:rPr>
-        <w:t>【变式7-1】</w:t>
-      </w:r>
-      <w:r>
-        <w:rPr>
-          <w:rFonts w:hint="default" w:ascii="Times New Roman" w:hAnsi="Times New Roman" w:cs="Times New Roman"/>
-        </w:rPr>
-        <w:t>（23-24高二上·上海奉贤·阶段练习）2023年暑期档动画电影《长安三万里》重新点燃了人们对唐诗的热情，唐诗中边塞诗又称出塞诗，是唐代汉族诗歌的主要题材，是唐诗当中思想性最深刻，想象力最丰富，艺术性最强的一部分，唐代诗人李颀的边塞诗《古从军行》开头两句说：“白日登山望烽火，黄昏饮马傍交河”.诗中隐含着一个有趣的数学问题——“将军饮马”，即将军在观望烽火之后从山脚下某处出发，先到河边饮马后再回军营，怎样走才能使总路程最短？在平面直角坐标系中，设将军的出发点是</w:t>
-      </w:r>
-      <m:oMath>
-        <m:r>
-          <m:rPr/>
-          <w:rPr>
-            <w:rFonts w:hint="default" w:ascii="Cambria Math" w:hAnsi="Cambria Math" w:eastAsia="宋体" w:cs="Times New Roman"/>
-          </w:rPr>
-          <m:t>A</m:t>
-        </m:r>
-        <m:d>
-          <m:dPr>
-            <m:sepChr m:val=","/>
-            <m:ctrlPr>
-              <w:rPr>
-                <w:rFonts w:hint="default" w:ascii="Cambria Math" w:hAnsi="Cambria Math" w:cs="Times New Roman"/>
-              </w:rPr>
-            </m:ctrlPr>
-          </m:dPr>
-          <m:e>
-            <m:r>
-              <m:rPr/>
-              <w:rPr>
-                <w:rFonts w:hint="default" w:ascii="Cambria Math" w:hAnsi="Cambria Math" w:eastAsia="宋体" w:cs="Times New Roman"/>
-              </w:rPr>
-              <m:t>2,4</m:t>
-            </m:r>
-            <m:ctrlPr>
-              <w:rPr>
-                <w:rFonts w:hint="default" w:ascii="Cambria Math" w:hAnsi="Cambria Math" w:cs="Times New Roman"/>
-              </w:rPr>
-            </m:ctrlPr>
-          </m:e>
-        </m:d>
-      </m:oMath>
-      <w:r>
-        <w:rPr>
-          <w:rFonts w:hint="default" w:ascii="Times New Roman" w:hAnsi="Times New Roman" w:cs="Times New Roman"/>
-        </w:rPr>
-        <w:t>，军营所在位置为</w:t>
-      </w:r>
-      <m:oMath>
-        <m:r>
-          <m:rPr/>
-          <w:rPr>
-            <w:rFonts w:hint="default" w:ascii="Cambria Math" w:hAnsi="Cambria Math" w:eastAsia="宋体" w:cs="Times New Roman"/>
-          </w:rPr>
-          <m:t>B</m:t>
-        </m:r>
-        <m:d>
-          <m:dPr>
-            <m:sepChr m:val=","/>
-            <m:ctrlPr>
-              <w:rPr>
-                <w:rFonts w:hint="default" w:ascii="Cambria Math" w:hAnsi="Cambria Math" w:cs="Times New Roman"/>
-              </w:rPr>
-            </m:ctrlPr>
-          </m:dPr>
-          <m:e>
-            <m:r>
-              <m:rPr/>
-              <w:rPr>
-                <w:rFonts w:hint="default" w:ascii="Cambria Math" w:hAnsi="Cambria Math" w:eastAsia="宋体" w:cs="Times New Roman"/>
-              </w:rPr>
-              <m:t>6,2</m:t>
-            </m:r>
-            <m:ctrlPr>
-              <w:rPr>
-                <w:rFonts w:hint="default" w:ascii="Cambria Math" w:hAnsi="Cambria Math" w:cs="Times New Roman"/>
-              </w:rPr>
-            </m:ctrlPr>
-          </m:e>
-        </m:d>
-      </m:oMath>
-      <w:r>
-        <w:rPr>
-          <w:rFonts w:hint="default" w:ascii="Times New Roman" w:hAnsi="Times New Roman" w:cs="Times New Roman"/>
-        </w:rPr>
-        <w:t>，河岸线所在直线的方程为</w:t>
-      </w:r>
-      <m:oMath>
-        <m:r>
-          <m:rPr/>
-          <w:rPr>
-            <w:rFonts w:hint="default" w:ascii="Cambria Math" w:hAnsi="Cambria Math" w:eastAsia="宋体" w:cs="Times New Roman"/>
-          </w:rPr>
-          <m:t>x+y−3=0</m:t>
-        </m:r>
-      </m:oMath>
-      <w:r>
-        <w:rPr>
-          <w:rFonts w:hint="default" w:ascii="Times New Roman" w:hAnsi="Times New Roman" w:cs="Times New Roman"/>
-        </w:rPr>
-        <w:t>，若将军从出发点到河边饮马，再回到军营（“将军饮马”）的总路程最短，则（    ）</w:t>
-      </w:r>
-    </w:p>
-    <w:p>
-      <w:pPr>
-        <w:shd w:val="clear" w:color="auto" w:fill="auto"/>
-        <w:spacing w:line="360" w:lineRule="auto"/>
-        <w:ind w:left="380"/>
-        <w:jc w:val="left"/>
-        <w:rPr>
-          <w:rFonts w:hint="default" w:ascii="Times New Roman" w:hAnsi="Times New Roman" w:cs="Times New Roman"/>
-        </w:rPr>
-      </w:pPr>
-      <w:r>
-        <w:rPr>
-          <w:rFonts w:hint="default" w:ascii="Times New Roman" w:hAnsi="Times New Roman" w:cs="Times New Roman"/>
-        </w:rPr>
-        <w:t>A．将军从出发点到河边的路线所在直线的方程是</w:t>
-      </w:r>
-      <m:oMath>
-        <m:r>
-          <m:rPr/>
-          <w:rPr>
-            <w:rFonts w:hint="default" w:ascii="Cambria Math" w:hAnsi="Cambria Math" w:eastAsia="宋体" w:cs="Times New Roman"/>
-          </w:rPr>
-          <m:t>6x−y−8=0</m:t>
-        </m:r>
-      </m:oMath>
-    </w:p>
-    <w:p>
-      <w:pPr>
-        <w:shd w:val="clear" w:color="auto" w:fill="auto"/>
-        <w:spacing w:line="360" w:lineRule="auto"/>
-        <w:ind w:left="380"/>
-        <w:jc w:val="left"/>
-        <w:rPr>
-          <w:rFonts w:hint="default" w:ascii="Times New Roman" w:hAnsi="Times New Roman" w:cs="Times New Roman"/>
-        </w:rPr>
-      </w:pPr>
-      <w:r>
-        <w:rPr>
-          <w:rFonts w:hint="default" w:ascii="Times New Roman" w:hAnsi="Times New Roman" w:cs="Times New Roman"/>
-        </w:rPr>
-        <w:t>B．将军在河边饮马的地点的坐标为</w:t>
-      </w:r>
-      <m:oMath>
-        <m:d>
-          <m:dPr>
-            <m:sepChr m:val=","/>
-            <m:ctrlPr>
-              <w:rPr>
-                <w:rFonts w:hint="default" w:ascii="Cambria Math" w:hAnsi="Cambria Math" w:cs="Times New Roman"/>
-              </w:rPr>
-            </m:ctrlPr>
-          </m:dPr>
-          <m:e>
-            <m:f>
-              <m:fPr>
-                <m:ctrlPr>
-                  <w:rPr>
-                    <w:rFonts w:hint="default" w:ascii="Cambria Math" w:hAnsi="Cambria Math" w:cs="Times New Roman"/>
-                  </w:rPr>
-                </m:ctrlPr>
-              </m:fPr>
-              <m:num>
-                <m:r>
-                  <m:rPr/>
-                  <w:rPr>
-                    <w:rFonts w:hint="default" w:ascii="Cambria Math" w:hAnsi="Cambria Math" w:eastAsia="宋体" w:cs="Times New Roman"/>
-                  </w:rPr>
-                  <m:t>13</m:t>
-                </m:r>
-                <m:ctrlPr>
-                  <w:rPr>
-                    <w:rFonts w:hint="default" w:ascii="Cambria Math" w:hAnsi="Cambria Math" w:cs="Times New Roman"/>
-                  </w:rPr>
-                </m:ctrlPr>
-              </m:num>
-              <m:den>
-                <m:r>
-                  <m:rPr/>
-                  <w:rPr>
-                    <w:rFonts w:hint="default" w:ascii="Cambria Math" w:hAnsi="Cambria Math" w:eastAsia="宋体" w:cs="Times New Roman"/>
-                  </w:rPr>
-                  <m:t>8</m:t>
-                </m:r>
-                <m:ctrlPr>
-                  <w:rPr>
-                    <w:rFonts w:hint="default" w:ascii="Cambria Math" w:hAnsi="Cambria Math" w:cs="Times New Roman"/>
-                  </w:rPr>
-                </m:ctrlPr>
-              </m:den>
-            </m:f>
-            <m:r>
-              <m:rPr/>
-              <w:rPr>
-                <w:rFonts w:hint="default" w:ascii="Cambria Math" w:hAnsi="Cambria Math" w:eastAsia="宋体" w:cs="Times New Roman"/>
-              </w:rPr>
-              <m:t>,</m:t>
-            </m:r>
-            <m:f>
-              <m:fPr>
-                <m:ctrlPr>
-                  <w:rPr>
-                    <w:rFonts w:hint="default" w:ascii="Cambria Math" w:hAnsi="Cambria Math" w:cs="Times New Roman"/>
-                  </w:rPr>
-                </m:ctrlPr>
-              </m:fPr>
-              <m:num>
-                <m:r>
-                  <m:rPr/>
-                  <w:rPr>
-                    <w:rFonts w:hint="default" w:ascii="Cambria Math" w:hAnsi="Cambria Math" w:eastAsia="宋体" w:cs="Times New Roman"/>
-                  </w:rPr>
-                  <m:t>11</m:t>
-                </m:r>
-                <m:ctrlPr>
-                  <w:rPr>
-                    <w:rFonts w:hint="default" w:ascii="Cambria Math" w:hAnsi="Cambria Math" w:cs="Times New Roman"/>
-                  </w:rPr>
-                </m:ctrlPr>
-              </m:num>
-              <m:den>
-                <m:r>
-                  <m:rPr/>
-                  <w:rPr>
-                    <w:rFonts w:hint="default" w:ascii="Cambria Math" w:hAnsi="Cambria Math" w:eastAsia="宋体" w:cs="Times New Roman"/>
-                  </w:rPr>
-                  <m:t>8</m:t>
-                </m:r>
-                <m:ctrlPr>
-                  <w:rPr>
-                    <w:rFonts w:hint="default" w:ascii="Cambria Math" w:hAnsi="Cambria Math" w:cs="Times New Roman"/>
-                  </w:rPr>
-                </m:ctrlPr>
-              </m:den>
-            </m:f>
-            <m:ctrlPr>
-              <w:rPr>
-                <w:rFonts w:hint="default" w:ascii="Cambria Math" w:hAnsi="Cambria Math" w:cs="Times New Roman"/>
-              </w:rPr>
-            </m:ctrlPr>
-          </m:e>
-        </m:d>
-      </m:oMath>
-    </w:p>
-    <w:p>
-      <w:pPr>
-        <w:shd w:val="clear" w:color="auto" w:fill="auto"/>
-        <w:spacing w:line="360" w:lineRule="auto"/>
-        <w:ind w:left="380"/>
-        <w:jc w:val="left"/>
-        <w:rPr>
-          <w:rFonts w:hint="default" w:ascii="Times New Roman" w:hAnsi="Times New Roman" w:cs="Times New Roman"/>
-        </w:rPr>
-      </w:pPr>
-      <w:r>
-        <w:rPr>
-          <w:rFonts w:hint="default" w:ascii="Times New Roman" w:hAnsi="Times New Roman" w:cs="Times New Roman"/>
-        </w:rPr>
-        <w:t>C．将军从河边回军营的路线所在直线的方程是</w:t>
-      </w:r>
-      <m:oMath>
-        <m:r>
-          <m:rPr/>
-          <w:rPr>
-            <w:rFonts w:hint="default" w:ascii="Cambria Math" w:hAnsi="Cambria Math" w:eastAsia="宋体" w:cs="Times New Roman"/>
-          </w:rPr>
-          <m:t>x−6y+6=0</m:t>
-        </m:r>
-      </m:oMath>
-    </w:p>
-    <w:p>
-      <w:pPr>
-        <w:shd w:val="clear" w:color="auto" w:fill="auto"/>
-        <w:spacing w:line="360" w:lineRule="auto"/>
-        <w:ind w:left="380"/>
-        <w:jc w:val="left"/>
-        <w:rPr>
-          <w:rFonts w:hint="default" w:ascii="Times New Roman" w:hAnsi="Times New Roman" w:cs="Times New Roman"/>
-        </w:rPr>
-      </w:pPr>
-      <w:r>
-        <w:rPr>
-          <w:rFonts w:hint="default" w:ascii="Times New Roman" w:hAnsi="Times New Roman" w:cs="Times New Roman"/>
-        </w:rPr>
-        <w:t>D．“将军饮马”走过的总路程为5</w:t>
-      </w:r>
-    </w:p>
-    <w:p>
-      <w:pPr>
-        <w:shd w:val="clear" w:color="auto" w:fill="auto"/>
-        <w:spacing w:line="360" w:lineRule="auto"/>
-        <w:jc w:val="left"/>
-        <w:rPr>
-          <w:rFonts w:hint="default" w:ascii="Times New Roman" w:hAnsi="Times New Roman" w:cs="Times New Roman"/>
-        </w:rPr>
-      </w:pPr>
-      <w:r>
-        <w:rPr>
-          <w:rFonts w:hint="default" w:ascii="Times New Roman" w:hAnsi="Times New Roman" w:eastAsia="宋体" w:cs="Times New Roman"/>
-          <w:sz w:val="21"/>
-          <w:szCs w:val="21"/>
-          <w:lang w:val="en-US" w:eastAsia="zh-CN"/>
-        </w:rPr>
-        <w:t>【变式7-2】</w:t>
-      </w:r>
-      <w:r>
-        <w:rPr>
-          <w:rFonts w:hint="default" w:ascii="Times New Roman" w:hAnsi="Times New Roman" w:cs="Times New Roman"/>
-        </w:rPr>
-        <w:t>（23-24高二上·吉林长春·期末）唐代诗人李颀的《古从军行》中两句诗为：“白日登山望烽火,黄昏饮马傍交河.”诗中隐含着一个有趣的数学问题——“将军饮马”问题,即将军在观望烽火之后从山脚下某处出发,怎样走才能使总路程最短?在平面角坐标系中,设军营所在位置为</w:t>
-      </w:r>
-      <m:oMath>
-        <m:r>
-          <m:rPr/>
-          <w:rPr>
-            <w:rFonts w:hint="default" w:ascii="Cambria Math" w:hAnsi="Cambria Math" w:eastAsia="宋体" w:cs="Times New Roman"/>
-          </w:rPr>
-          <m:t>(−2,4)</m:t>
-        </m:r>
-      </m:oMath>
-      <w:r>
-        <w:rPr>
-          <w:rFonts w:hint="default" w:ascii="Times New Roman" w:hAnsi="Times New Roman" w:cs="Times New Roman"/>
-        </w:rPr>
-        <w:t>,若将军从</w:t>
-      </w:r>
-      <m:oMath>
-        <m:r>
-          <m:rPr/>
-          <w:rPr>
-            <w:rFonts w:hint="default" w:ascii="Cambria Math" w:hAnsi="Cambria Math" w:eastAsia="宋体" w:cs="Times New Roman"/>
-          </w:rPr>
-          <m:t>(0,2)</m:t>
-        </m:r>
-      </m:oMath>
-      <w:r>
-        <w:rPr>
-          <w:rFonts w:hint="default" w:ascii="Times New Roman" w:hAnsi="Times New Roman" w:cs="Times New Roman"/>
-        </w:rPr>
-        <w:t>处出发,河岸线所在直线方程为</w:t>
-      </w:r>
-      <m:oMath>
-        <m:r>
-          <m:rPr/>
-          <w:rPr>
-            <w:rFonts w:hint="default" w:ascii="Cambria Math" w:hAnsi="Cambria Math" w:eastAsia="宋体" w:cs="Times New Roman"/>
-          </w:rPr>
-          <m:t>x−y+1=0</m:t>
-        </m:r>
-      </m:oMath>
-      <w:r>
-        <w:rPr>
-          <w:rFonts w:hint="default" w:ascii="Times New Roman" w:hAnsi="Times New Roman" w:cs="Times New Roman"/>
-        </w:rPr>
-        <w:t>.则“将军饮马”的最短总路程为</w:t>
-      </w:r>
-      <w:r>
-        <w:rPr>
-          <w:rFonts w:hint="eastAsia" w:ascii="Times New Roman" w:hAnsi="Times New Roman" w:cs="Times New Roman"/>
-          <w:u w:val="single"/>
-          <w:lang w:val="en-US" w:eastAsia="zh-CN"/>
-        </w:rPr>
-        <w:t xml:space="preserve">      </w:t>
-      </w:r>
-      <w:r>
-        <w:rPr>
-          <w:rFonts w:hint="default" w:ascii="Times New Roman" w:hAnsi="Times New Roman" w:cs="Times New Roman"/>
-        </w:rPr>
-        <w:t>.</w:t>
-      </w:r>
-    </w:p>
-    <w:p>
-      <w:pPr>
         <w:shd w:val="clear" w:color="auto" w:fill="auto"/>
         <w:spacing w:line="360" w:lineRule="auto"/>
         <w:jc w:val="left"/>
@@ -11557,84 +7266,27 @@
           <w:lang w:val="en-US" w:eastAsia="zh-CN"/>
         </w:rPr>
       </w:pPr>
-      <w:r>
-        <w:rPr>
-          <w:rFonts w:hint="default" w:ascii="Times New Roman" w:hAnsi="Times New Roman" w:eastAsia="宋体" w:cs="Times New Roman"/>
-          <w:b w:val="0"/>
-          <w:kern w:val="2"/>
-          <w:sz w:val="21"/>
-          <w:szCs w:val="21"/>
-          <w:lang w:val="en-US" w:eastAsia="zh-CN" w:bidi="ar-SA"/>
-        </w:rPr>
-        <w:t>【变式7-3】</w:t>
-      </w:r>
-      <w:r>
-        <w:rPr>
-          <w:rFonts w:hint="default" w:ascii="Times New Roman" w:hAnsi="Times New Roman" w:cs="Times New Roman"/>
-        </w:rPr>
-        <w:t>（23-24高二上·贵州安顺·期末）“白日登山望烽火，黄昏饮马傍交河．”这是唐代边塞诗人李颀的《古从军行》中的诗句，诗句中隐含着一个著名的数学问题——“将军饮马”问题，即将军白天察看烽火台之后，从山脚下的某处返回军营，途中须到河边饮马然后再赶回军营，将军怎样走才能使返回总路程最短？已知在平面直角坐标系中，军营所在位置为坐标原点</w:t>
-      </w:r>
-      <m:oMath>
-        <m:r>
-          <m:rPr/>
-          <w:rPr>
-            <w:rFonts w:hint="default" w:ascii="Cambria Math" w:hAnsi="Cambria Math" w:eastAsia="宋体" w:cs="Times New Roman"/>
-          </w:rPr>
-          <m:t>O(0,0)</m:t>
-        </m:r>
-      </m:oMath>
-      <w:r>
-        <w:rPr>
-          <w:rFonts w:hint="default" w:ascii="Times New Roman" w:hAnsi="Times New Roman" w:cs="Times New Roman"/>
-        </w:rPr>
-        <w:t>，将军从山脚下的点</w:t>
-      </w:r>
-      <m:oMath>
-        <m:r>
-          <m:rPr/>
-          <w:rPr>
-            <w:rFonts w:hint="default" w:ascii="Cambria Math" w:hAnsi="Cambria Math" w:eastAsia="宋体" w:cs="Times New Roman"/>
-          </w:rPr>
-          <m:t>P(1,1)</m:t>
-        </m:r>
-      </m:oMath>
-      <w:r>
-        <w:rPr>
-          <w:rFonts w:hint="default" w:ascii="Times New Roman" w:hAnsi="Times New Roman" w:cs="Times New Roman"/>
-        </w:rPr>
-        <w:t>处出发返回军营，河岸线所在直线方程为</w:t>
-      </w:r>
-      <m:oMath>
-        <m:r>
-          <m:rPr/>
-          <w:rPr>
-            <w:rFonts w:hint="default" w:ascii="Cambria Math" w:hAnsi="Cambria Math" w:eastAsia="宋体" w:cs="Times New Roman"/>
-          </w:rPr>
-          <m:t>x−y+2=0</m:t>
-        </m:r>
-      </m:oMath>
-      <w:r>
-        <w:rPr>
-          <w:rFonts w:hint="default" w:ascii="Times New Roman" w:hAnsi="Times New Roman" w:cs="Times New Roman"/>
-        </w:rPr>
-        <w:t>．则返回总路程最短为</w:t>
-      </w:r>
-      <w:r>
-        <w:rPr>
-          <w:rFonts w:hint="eastAsia" w:ascii="Times New Roman" w:hAnsi="Times New Roman" w:cs="Times New Roman"/>
-          <w:i/>
-          <w:iCs/>
-          <w:u w:val="single"/>
+    </w:p>
+    <w:p>
+      <w:pPr>
+        <w:shd w:val="clear" w:color="auto" w:fill="auto"/>
+        <w:spacing w:line="360" w:lineRule="auto"/>
+        <w:jc w:val="left"/>
+        <w:rPr>
+          <w:rFonts w:hint="eastAsia" w:hAnsi="Cambria Math" w:cs="Times New Roman"/>
+          <w:i w:val="0"/>
+          <w:color w:val="FF0000"/>
           <w:lang w:val="en-US" w:eastAsia="zh-CN"/>
         </w:rPr>
-        <w:t xml:space="preserve">      </w:t>
-      </w:r>
-      <w:r>
-        <w:rPr>
-          <w:rFonts w:hint="default" w:ascii="Times New Roman" w:hAnsi="Times New Roman" w:cs="Times New Roman"/>
-        </w:rPr>
-        <w:t>．</w:t>
-      </w:r>
+      </w:pPr>
+    </w:p>
+    <w:p>
+      <w:pPr>
+        <w:rPr>
+          <w:rFonts w:hint="eastAsia"/>
+          <w:lang w:val="en-US" w:eastAsia="zh-CN"/>
+        </w:rPr>
+      </w:pPr>
     </w:p>
     <w:sectPr>
       <w:headerReference r:id="rId3" w:type="default"/>
@@ -11708,22 +7360,6 @@
                       <a:ln w="6350">
                         <a:noFill/>
                       </a:ln>
-                      <a:extLst>
-                        <a:ext uri="{909E8E84-426E-40DD-AFC4-6F175D3DCCD1}">
-                          <a14:hiddenFill xmlns:a14="http://schemas.microsoft.com/office/drawing/2010/main">
-                            <a:solidFill>
-                              <a:schemeClr val="lt1"/>
-                            </a:solidFill>
-                          </a14:hiddenFill>
-                        </a:ext>
-                        <a:ext uri="{91240B29-F687-4F45-9708-019B960494DF}">
-                          <a14:hiddenLine xmlns:a14="http://schemas.microsoft.com/office/drawing/2010/main" w="6350">
-                            <a:solidFill>
-                              <a:prstClr val="black"/>
-                            </a:solidFill>
-                          </a14:hiddenLine>
-                        </a:ext>
-                      </a:extLst>
                     </wps:spPr>
                     <wps:style>
                       <a:lnRef idx="0">
@@ -11774,7 +7410,7 @@
         </mc:Choice>
         <mc:Fallback>
           <w:pict>
-            <v:shape id="_x0000_s1026" o:spid="_x0000_s1026" o:spt="202" type="#_x0000_t202" style="position:absolute;left:0pt;margin-top:0pt;height:144pt;width:144pt;mso-position-horizontal:center;mso-position-horizontal-relative:margin;mso-wrap-style:none;z-index:251663360;mso-width-relative:page;mso-height-relative:page;" filled="f" stroked="f" coordsize="21600,21600" o:gfxdata="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">
+            <v:shape id="_x0000_s1026" o:spid="_x0000_s1026" o:spt="202" type="#_x0000_t202" style="position:absolute;left:0pt;margin-top:0pt;height:144pt;width:144pt;mso-position-horizontal:center;mso-position-horizontal-relative:margin;mso-wrap-style:none;z-index:251663360;mso-width-relative:page;mso-height-relative:page;" filled="f" stroked="f" coordsize="21600,21600" o:gfxdata="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">
               <v:fill on="f" focussize="0,0"/>
               <v:stroke on="f" weight="0.5pt"/>
               <v:imagedata o:title=""/>
@@ -11821,7 +7457,7 @@
           <v:stroke on="f"/>
           <v:imagedata o:title=""/>
           <o:lock v:ext="edit"/>
-          <v:textpath on="t" fitpath="t" trim="f" xscale="f" string="zxxk.com" style="font-family:宋体;font-size:8pt;v-same-letter-heights:f;v-text-align:center;"/>
+          <v:textpath on="t" fitshape="t" fitpath="t" trim="f" xscale="f" string="zxxk.com" style="font-family:宋体;font-size:8pt;v-same-letter-heights:f;v-text-align:center;"/>
         </v:shape>
       </w:pict>
     </w:r>
